--- a/downloads/workbook/ai-1-week-02.docx
+++ b/downloads/workbook/ai-1-week-02.docx
@@ -1246,6 +1246,178 @@
         <w:t>Project connection: Choose sorter inputs that retain the clues needed for its decision; draw the transformation and identify discarded details.</w:t>
       </w:r>
     </w:p>
+    <w:p>
+      <w:pPr>
+        <w:pStyle w:val="Heading1"/>
+      </w:pPr>
+      <w:r>
+        <w:t>19. Project portfolio milestone</w:t>
+      </w:r>
+    </w:p>
+    <w:p>
+      <w:r>
+        <w:t>Project: Helpful Classroom Sorter</w:t>
+      </w:r>
+    </w:p>
+    <w:p>
+      <w:r>
+        <w:t>Current milestone: Frame the need. Name the user, the problem, allowed inputs and a safe simple starting method.</w:t>
+      </w:r>
+    </w:p>
+    <w:p>
+      <w:r>
+        <w:t>Choose sorter inputs that retain the clues needed for its decision; draw the transformation and identify discarded details.</w:t>
+      </w:r>
+    </w:p>
+    <w:tbl>
+      <w:tblPr>
+        <w:tblStyle w:val="LightShading-Accent1"/>
+        <w:tblW w:type="auto" w:w="0"/>
+        <w:tblLook w:firstColumn="1" w:firstRow="1" w:lastColumn="0" w:lastRow="0" w:noHBand="0" w:noVBand="1" w:val="04A0"/>
+      </w:tblPr>
+      <w:tblGrid>
+        <w:gridCol w:w="5112"/>
+        <w:gridCol w:w="5112"/>
+      </w:tblGrid>
+      <w:tr>
+        <w:trPr>
+          <w:tblHeader/>
+        </w:trPr>
+        <w:tc>
+          <w:tcPr>
+            <w:tcW w:type="dxa" w:w="5112"/>
+          </w:tcPr>
+          <w:p>
+            <w:r>
+              <w:t>Evidence to keep</w:t>
+            </w:r>
+          </w:p>
+        </w:tc>
+        <w:tc>
+          <w:tcPr>
+            <w:tcW w:type="dxa" w:w="5112"/>
+          </w:tcPr>
+          <w:p>
+            <w:r>
+              <w:t>My record</w:t>
+            </w:r>
+          </w:p>
+        </w:tc>
+      </w:tr>
+      <w:tr>
+        <w:tc>
+          <w:tcPr>
+            <w:tcW w:type="dxa" w:w="5112"/>
+          </w:tcPr>
+          <w:p>
+            <w:r>
+              <w:t>This week’s input and deciding step</w:t>
+            </w:r>
+          </w:p>
+        </w:tc>
+        <w:tc>
+          <w:tcPr>
+            <w:tcW w:type="dxa" w:w="5112"/>
+          </w:tcPr>
+          <w:p>
+            <w:r/>
+          </w:p>
+        </w:tc>
+      </w:tr>
+      <w:tr>
+        <w:tc>
+          <w:tcPr>
+            <w:tcW w:type="dxa" w:w="5112"/>
+          </w:tcPr>
+          <w:p>
+            <w:r>
+              <w:t>Prediction and actual result (or labelled paper trace)</w:t>
+            </w:r>
+          </w:p>
+        </w:tc>
+        <w:tc>
+          <w:tcPr>
+            <w:tcW w:type="dxa" w:w="5112"/>
+          </w:tcPr>
+          <w:p>
+            <w:r/>
+          </w:p>
+        </w:tc>
+      </w:tr>
+      <w:tr>
+        <w:tc>
+          <w:tcPr>
+            <w:tcW w:type="dxa" w:w="5112"/>
+          </w:tcPr>
+          <w:p>
+            <w:r>
+              <w:t>One change since the previous checkpoint and why</w:t>
+            </w:r>
+          </w:p>
+        </w:tc>
+        <w:tc>
+          <w:tcPr>
+            <w:tcW w:type="dxa" w:w="5112"/>
+          </w:tcPr>
+          <w:p>
+            <w:r/>
+          </w:p>
+        </w:tc>
+      </w:tr>
+      <w:tr>
+        <w:tc>
+          <w:tcPr>
+            <w:tcW w:type="dxa" w:w="5112"/>
+          </w:tcPr>
+          <w:p>
+            <w:r>
+              <w:t>One error or limit and the next test</w:t>
+            </w:r>
+          </w:p>
+        </w:tc>
+        <w:tc>
+          <w:tcPr>
+            <w:tcW w:type="dxa" w:w="5112"/>
+          </w:tcPr>
+          <w:p>
+            <w:r/>
+          </w:p>
+        </w:tc>
+      </w:tr>
+    </w:tbl>
+    <w:p>
+      <w:pPr>
+        <w:pStyle w:val="Heading3"/>
+      </w:pPr>
+      <w:r>
+        <w:t>Explain what this week adds to your project. Reuse last week’s record rather than starting again.</w:t>
+      </w:r>
+    </w:p>
+    <w:p>
+      <w:r>
+        <w:t>________________________________________________________________</w:t>
+      </w:r>
+    </w:p>
+    <w:p>
+      <w:r>
+        <w:t>________________________________________________________________</w:t>
+      </w:r>
+    </w:p>
+    <w:p>
+      <w:r>
+        <w:t>________________________________________________________________</w:t>
+      </w:r>
+    </w:p>
+    <w:p>
+      <w:r>
+        <w:t>________________________________________________________________</w:t>
+      </w:r>
+    </w:p>
+    <w:p>
+      <w:r>
+        <w:t>________________________________________________________________</w:t>
+      </w:r>
+    </w:p>
     <w:sectPr>
       <w:pgSz w:w="12240" w:h="15840"/>
       <w:pgMar w:top="936" w:right="1008" w:bottom="936" w:left="1008" w:header="720" w:footer="720" w:gutter="0"/>

--- a/downloads/workbook/ai-1-week-02.docx
+++ b/downloads/workbook/ai-1-week-02.docx
@@ -1418,6 +1418,230 @@
         <w:t>________________________________________________________________</w:t>
       </w:r>
     </w:p>
+    <w:p>
+      <w:pPr>
+        <w:pStyle w:val="Heading1"/>
+      </w:pPr>
+      <w:r>
+        <w:t>20. Supported practice and learning evidence</w:t>
+      </w:r>
+    </w:p>
+    <w:p>
+      <w:r>
+        <w:t>Use this supported practice once, in the browser or on paper. Keep the reserved independent assessment for a separate first attempt before teacher feedback.</w:t>
+      </w:r>
+    </w:p>
+    <w:p>
+      <w:r>
+        <w:t>A fictional classroom cupboard records coloured pencils, then reports just a total.</w:t>
+      </w:r>
+    </w:p>
+    <w:p>
+      <w:pPr>
+        <w:pStyle w:val="Heading3"/>
+      </w:pPr>
+      <w:r>
+        <w:t>Practice 1: explain the deciding evidence</w:t>
+      </w:r>
+    </w:p>
+    <w:p>
+      <w:r>
+        <w:t>Which labelled step matches this detail? The saved totals cannot tell which box has more red pencils.</w:t>
+      </w:r>
+    </w:p>
+    <w:p>
+      <w:r>
+        <w:t>1. Add counts</w:t>
+      </w:r>
+    </w:p>
+    <w:p>
+      <w:r>
+        <w:t>2. Read colours</w:t>
+      </w:r>
+    </w:p>
+    <w:p>
+      <w:r>
+        <w:t>3. Ask a new question</w:t>
+      </w:r>
+    </w:p>
+    <w:p>
+      <w:r>
+        <w:t>4. Store total</w:t>
+      </w:r>
+    </w:p>
+    <w:p>
+      <w:pPr>
+        <w:pStyle w:val="Heading3"/>
+      </w:pPr>
+      <w:r>
+        <w:t>My selected conclusion, deciding fact and explanation</w:t>
+      </w:r>
+    </w:p>
+    <w:p>
+      <w:r>
+        <w:t>________________________________________________________________</w:t>
+      </w:r>
+    </w:p>
+    <w:p>
+      <w:r>
+        <w:t>________________________________________________________________</w:t>
+      </w:r>
+    </w:p>
+    <w:p>
+      <w:r>
+        <w:t>________________________________________________________________</w:t>
+      </w:r>
+    </w:p>
+    <w:p>
+      <w:r>
+        <w:t>________________________________________________________________</w:t>
+      </w:r>
+    </w:p>
+    <w:p>
+      <w:r>
+        <w:t>________________________________________________________________</w:t>
+      </w:r>
+    </w:p>
+    <w:p>
+      <w:r>
+        <w:t>Hint if needed: Read the steps in the pictorial case. Match the supplied detail to the stage that performs or records it.</w:t>
+      </w:r>
+    </w:p>
+    <w:p>
+      <w:r>
+        <w:t>After your attempt, compare with the supported explanation: Ask a new question The saved totals cannot tell which box has more red pencils. Adding preserves the number of pencils but discards how that number was divided between colours. Both distinct inputs lead to the same stored output. Working backwards from 6 therefore has several possible answers; it is not an instruction to divide equally.</w:t>
+      </w:r>
+    </w:p>
+    <w:p>
+      <w:pPr>
+        <w:pStyle w:val="Heading3"/>
+      </w:pPr>
+      <w:r>
+        <w:t>Practice 2: explain the deciding evidence</w:t>
+      </w:r>
+    </w:p>
+    <w:p>
+      <w:r>
+        <w:t>Changed-case practice: Store red count alongside total. Which conclusion is supported by the supplied facts?</w:t>
+      </w:r>
+    </w:p>
+    <w:p>
+      <w:r>
+        <w:t>1. The records become (6,2) and (6,5).</w:t>
+      </w:r>
+    </w:p>
+    <w:p>
+      <w:r>
+        <w:t>2. This one example guarantees correct results for every future input.</w:t>
+      </w:r>
+    </w:p>
+    <w:p>
+      <w:r>
+        <w:t>3. We can decide the result without examining the changed input or the procedure.</w:t>
+      </w:r>
+    </w:p>
+    <w:p>
+      <w:pPr>
+        <w:pStyle w:val="Heading3"/>
+      </w:pPr>
+      <w:r>
+        <w:t>My selected conclusion, deciding fact and explanation</w:t>
+      </w:r>
+    </w:p>
+    <w:p>
+      <w:r>
+        <w:t>________________________________________________________________</w:t>
+      </w:r>
+    </w:p>
+    <w:p>
+      <w:r>
+        <w:t>________________________________________________________________</w:t>
+      </w:r>
+    </w:p>
+    <w:p>
+      <w:r>
+        <w:t>________________________________________________________________</w:t>
+      </w:r>
+    </w:p>
+    <w:p>
+      <w:r>
+        <w:t>________________________________________________________________</w:t>
+      </w:r>
+    </w:p>
+    <w:p>
+      <w:r>
+        <w:t>________________________________________________________________</w:t>
+      </w:r>
+    </w:p>
+    <w:p>
+      <w:r>
+        <w:t>Hint if needed: Use the changed condition and the deciding step in the pictorial trace. The answer must say what follows from those facts.</w:t>
+      </w:r>
+    </w:p>
+    <w:p>
+      <w:r>
+        <w:t>After your attempt, compare with the supported explanation: The records become (6,2) and (6,5). Blue count can now be recovered by total minus red, assuming these are the only colours.</w:t>
+      </w:r>
+    </w:p>
+    <w:p>
+      <w:pPr>
+        <w:pStyle w:val="Heading3"/>
+      </w:pPr>
+      <w:r>
+        <w:t>Repair a missing building block</w:t>
+      </w:r>
+    </w:p>
+    <w:p>
+      <w:r>
+        <w:t>Review AI or Not? (ai-1/1). Goal: Distinguish an observed result from an explanation of how it was produced. Short practice: Point to the learned stage. Does the changed display prove the weather forecast changed?. Return to this week and explain what you changed.</w:t>
+      </w:r>
+    </w:p>
+    <w:p>
+      <w:pPr>
+        <w:pStyle w:val="Heading3"/>
+      </w:pPr>
+      <w:r>
+        <w:t>Keep your completed work</w:t>
+      </w:r>
+    </w:p>
+    <w:p>
+      <w:r>
+        <w:t>Use Download completed work in the hosted lesson to export your answers, reflections, practice feedback and code-run evidence. Open the HTML copy to read or print it. Drafts stay in this browser when storage is available; clear drafts on a shared device.</w:t>
+      </w:r>
+    </w:p>
+    <w:p>
+      <w:pPr>
+        <w:pStyle w:val="Heading3"/>
+      </w:pPr>
+      <w:r>
+        <w:t>What I repaired, the evidence I kept and the next test</w:t>
+      </w:r>
+    </w:p>
+    <w:p>
+      <w:r>
+        <w:t>________________________________________________________________</w:t>
+      </w:r>
+    </w:p>
+    <w:p>
+      <w:r>
+        <w:t>________________________________________________________________</w:t>
+      </w:r>
+    </w:p>
+    <w:p>
+      <w:r>
+        <w:t>________________________________________________________________</w:t>
+      </w:r>
+    </w:p>
+    <w:p>
+      <w:r>
+        <w:t>________________________________________________________________</w:t>
+      </w:r>
+    </w:p>
+    <w:p>
+      <w:r>
+        <w:t>________________________________________________________________</w:t>
+      </w:r>
+    </w:p>
     <w:sectPr>
       <w:pgSz w:w="12240" w:h="15840"/>
       <w:pgMar w:top="936" w:right="1008" w:bottom="936" w:left="1008" w:header="720" w:footer="720" w:gutter="0"/>

--- a/downloads/workbook/ai-1-week-02.docx
+++ b/downloads/workbook/ai-1-week-02.docx
@@ -30,6 +30,17 @@
     </w:p>
     <w:p>
       <w:r>
+        <w:t>Record your starting explanation for Input, Process, Output before opening notes. Show any later correction separately.</w:t>
+      </w:r>
+    </w:p>
+    <w:p>
+      <w:pPr>
+        <w:spacing w:line="336" w:lineRule="auto" w:after="180"/>
+      </w:pPr>
+      <w:r>
+        <w:rPr>
+          <w:b w:val="0"/>
+        </w:rPr>
         <w:t>Try the recall before opening notes. Then use a different colour or a labelled second line to correct your explanation.</w:t>
       </w:r>
     </w:p>
@@ -42,7 +53,13 @@
       </w:r>
     </w:p>
     <w:p>
-      <w:r>
+      <w:pPr>
+        <w:spacing w:line="336" w:lineRule="auto" w:after="180"/>
+      </w:pPr>
+      <w:r>
+        <w:rPr>
+          <w:b w:val="0"/>
+        </w:rPr>
         <w:t>Without opening the old lesson, explain one key idea from AI or Not?. Give an example and a mistake that the idea helps you avoid.</w:t>
       </w:r>
     </w:p>
@@ -79,7 +96,30 @@
     </w:p>
     <w:p>
       <w:r>
-        <w:t>Use W2: Finish the visitor example for Representations and information paths. Record the answer once; the lesson and workbook refer to the same attempt.</w:t>
+        <w:t>Complete the supported Input, Process, Output trace and record the first step you can explain without help.</w:t>
+      </w:r>
+    </w:p>
+    <w:p>
+      <w:pPr>
+        <w:spacing w:line="336" w:lineRule="auto" w:after="180"/>
+      </w:pPr>
+      <w:r>
+        <w:rPr>
+          <w:b w:val="0"/>
+        </w:rPr>
+        <w:t xml:space="preserve">Use W2: Finish the visitor example for </w:t>
+      </w:r>
+      <w:r>
+        <w:rPr>
+          <w:b/>
+        </w:rPr>
+        <w:t>Representation</w:t>
+      </w:r>
+      <w:r>
+        <w:rPr>
+          <w:b w:val="0"/>
+        </w:rPr>
+        <w:t>s and information paths. Record the answer once; the lesson and workbook refer to the same attempt.</w:t>
       </w:r>
     </w:p>
     <w:tbl>
@@ -207,7 +247,53 @@
     </w:p>
     <w:p>
       <w:r>
-        <w:t>Use the worked case for Representations and information paths. Proposed explanation: “Every output is the final action”. Decide whether this explanation is supported. Point to the step or supplied fact that decides; explain your repair if needed.</w:t>
+        <w:t>Check the proposed Input, Process, Output explanation against the supplied facts before discussing it.</w:t>
+      </w:r>
+    </w:p>
+    <w:p>
+      <w:pPr>
+        <w:spacing w:line="336" w:lineRule="auto" w:after="180"/>
+      </w:pPr>
+      <w:r>
+        <w:rPr>
+          <w:b w:val="0"/>
+        </w:rPr>
+        <w:t xml:space="preserve">Use the worked case for </w:t>
+      </w:r>
+      <w:r>
+        <w:rPr>
+          <w:b/>
+        </w:rPr>
+        <w:t>Representation</w:t>
+      </w:r>
+      <w:r>
+        <w:rPr>
+          <w:b w:val="0"/>
+        </w:rPr>
+        <w:t xml:space="preserve">s and information paths. Proposed explanation: “Every </w:t>
+      </w:r>
+      <w:r>
+        <w:rPr>
+          <w:b/>
+        </w:rPr>
+        <w:t>output</w:t>
+      </w:r>
+      <w:r>
+        <w:rPr>
+          <w:b w:val="0"/>
+        </w:rPr>
+        <w:t xml:space="preserve"> is the final action”. Decide whether this explanation is supported.</w:t>
+      </w:r>
+    </w:p>
+    <w:p>
+      <w:pPr>
+        <w:spacing w:line="336" w:lineRule="auto" w:after="180"/>
+      </w:pPr>
+      <w:r>
+        <w:rPr>
+          <w:b w:val="0"/>
+        </w:rPr>
+        <w:t>Point to the step or supplied fact that decides; explain your repair if needed.</w:t>
       </w:r>
     </w:p>
     <w:p>
@@ -247,6 +333,11 @@
       </w:r>
     </w:p>
     <w:p>
+      <w:r>
+        <w:t>Write one first attempt at the reserved independent case before feedback. Repeated copies of that case refer to the same recorded attempt.</w:t>
+      </w:r>
+    </w:p>
+    <w:p>
       <w:pPr>
         <w:pStyle w:val="Heading3"/>
       </w:pPr>
@@ -255,8 +346,25 @@
       </w:r>
     </w:p>
     <w:p>
-      <w:r>
-        <w:t>A classroom device receives four scores and stores only their total, 20. A student claims that every score must be 5. Give two different lists of four nonnegative whole-number scores with total 20. Explain precisely what the stored total establishes and what it does not.</w:t>
+      <w:pPr>
+        <w:spacing w:line="336" w:lineRule="auto" w:after="180"/>
+      </w:pPr>
+      <w:r>
+        <w:rPr>
+          <w:b w:val="0"/>
+        </w:rPr>
+        <w:t>A classroom device receives four scores and stores only their total, 20. A student claims that every score must be 5. Give two different lists of four nonnegative whole-number scores with total 20.</w:t>
+      </w:r>
+    </w:p>
+    <w:p>
+      <w:pPr>
+        <w:spacing w:line="336" w:lineRule="auto" w:after="180"/>
+      </w:pPr>
+      <w:r>
+        <w:rPr>
+          <w:b w:val="0"/>
+        </w:rPr>
+        <w:t>Explain precisely what the stored total establishes and what it does not.</w:t>
       </w:r>
     </w:p>
     <w:p>
@@ -303,7 +411,13 @@
       </w:r>
     </w:p>
     <w:p>
-      <w:r>
+      <w:pPr>
+        <w:spacing w:line="336" w:lineRule="auto" w:after="180"/>
+      </w:pPr>
+      <w:r>
+        <w:rPr>
+          <w:b w:val="0"/>
+        </w:rPr>
         <w:t>Attempt this case before feedback. Record any help. Earlier examples below are further practice; a case already practised with feedback cannot establish fresh transfer.</w:t>
       </w:r>
     </w:p>
@@ -317,6 +431,18 @@
     </w:p>
     <w:p>
       <w:r>
+        <w:t>Connect the Input, Process, Output target to a trace and a justified conclusion.</w:t>
+      </w:r>
+    </w:p>
+    <w:p>
+      <w:pPr>
+        <w:spacing w:line="336" w:lineRule="auto" w:after="180"/>
+        <w:shd w:fill="F5F1FB"/>
+      </w:pPr>
+      <w:r>
+        <w:rPr>
+          <w:b w:val="0"/>
+        </w:rPr>
         <w:t>A library kiosk receives 'mystery', filters a catalogue by genre and displays three titles. No speaker is attached. Draw its information path. A visitor says it read three books aloud. Which stage contradicts that claim?</w:t>
       </w:r>
     </w:p>
@@ -330,17 +456,95 @@
     </w:p>
     <w:p>
       <w:r>
+        <w:t>Solve the supplied Input, Process, Output case and show the deciding evidence.</w:t>
+      </w:r>
+    </w:p>
+    <w:p>
+      <w:pPr>
+        <w:spacing w:line="336" w:lineRule="auto" w:after="180"/>
+      </w:pPr>
+      <w:r>
+        <w:rPr>
+          <w:b w:val="0"/>
+        </w:rPr>
         <w:t>A playlist helper receives a mood, matches song tags and displays three titles.</w:t>
       </w:r>
     </w:p>
     <w:p>
-      <w:r>
-        <w:t>Name input, process and output. Is displaying titles the same as playing audio?</w:t>
-      </w:r>
-    </w:p>
-    <w:p>
-      <w:r>
-        <w:t>Show your trace, calculation or evidence</w:t>
+      <w:pPr>
+        <w:spacing w:line="336" w:lineRule="auto" w:after="180"/>
+        <w:shd w:fill="F5F1FB"/>
+      </w:pPr>
+      <w:r>
+        <w:rPr>
+          <w:b w:val="0"/>
+        </w:rPr>
+        <w:t xml:space="preserve">Name </w:t>
+      </w:r>
+      <w:r>
+        <w:rPr>
+          <w:b/>
+        </w:rPr>
+        <w:t>input</w:t>
+      </w:r>
+      <w:r>
+        <w:rPr>
+          <w:b w:val="0"/>
+        </w:rPr>
+        <w:t xml:space="preserve">, </w:t>
+      </w:r>
+      <w:r>
+        <w:rPr>
+          <w:b/>
+        </w:rPr>
+        <w:t>process</w:t>
+      </w:r>
+      <w:r>
+        <w:rPr>
+          <w:b w:val="0"/>
+        </w:rPr>
+        <w:t xml:space="preserve"> and </w:t>
+      </w:r>
+      <w:r>
+        <w:rPr>
+          <w:b/>
+        </w:rPr>
+        <w:t>output</w:t>
+      </w:r>
+      <w:r>
+        <w:rPr>
+          <w:b w:val="0"/>
+        </w:rPr>
+        <w:t>. Is displaying titles the same as playing audio?</w:t>
+      </w:r>
+    </w:p>
+    <w:p>
+      <w:pPr>
+        <w:spacing w:line="336" w:lineRule="auto" w:after="180"/>
+      </w:pPr>
+      <w:r>
+        <w:rPr>
+          <w:b w:val="0"/>
+        </w:rPr>
+        <w:t xml:space="preserve">Show your </w:t>
+      </w:r>
+      <w:r>
+        <w:rPr>
+          <w:b/>
+        </w:rPr>
+        <w:t>trace</w:t>
+      </w:r>
+      <w:r>
+        <w:rPr>
+          <w:b w:val="0"/>
+        </w:rPr>
+        <w:t xml:space="preserve">, calculation or </w:t>
+      </w:r>
+      <w:r>
+        <w:rPr>
+          <w:b/>
+        </w:rPr>
+        <w:t>evidence</w:t>
       </w:r>
     </w:p>
     <w:p>
@@ -386,11 +590,65 @@
     </w:p>
     <w:p>
       <w:r>
-        <w:t>A classroom fan receives a temperature reading, compares it with 25 degrees C, and turns on. Name the input, process and output. What should happen if the reading is missing?</w:t>
-      </w:r>
-    </w:p>
-    <w:p>
-      <w:r>
+        <w:t>Apply the procedure to the changed case and record why the conclusion follows.</w:t>
+      </w:r>
+    </w:p>
+    <w:p>
+      <w:pPr>
+        <w:spacing w:line="336" w:lineRule="auto" w:after="180"/>
+        <w:shd w:fill="F5F1FB"/>
+      </w:pPr>
+      <w:r>
+        <w:rPr>
+          <w:b w:val="0"/>
+        </w:rPr>
+        <w:t xml:space="preserve">A classroom fan receives a temperature reading, compares it with 25 degrees C, and turns on. Name the </w:t>
+      </w:r>
+      <w:r>
+        <w:rPr>
+          <w:b/>
+        </w:rPr>
+        <w:t>input</w:t>
+      </w:r>
+      <w:r>
+        <w:rPr>
+          <w:b w:val="0"/>
+        </w:rPr>
+        <w:t xml:space="preserve">, </w:t>
+      </w:r>
+      <w:r>
+        <w:rPr>
+          <w:b/>
+        </w:rPr>
+        <w:t>process</w:t>
+      </w:r>
+      <w:r>
+        <w:rPr>
+          <w:b w:val="0"/>
+        </w:rPr>
+        <w:t xml:space="preserve"> and </w:t>
+      </w:r>
+      <w:r>
+        <w:rPr>
+          <w:b/>
+        </w:rPr>
+        <w:t>output</w:t>
+      </w:r>
+      <w:r>
+        <w:rPr>
+          <w:b w:val="0"/>
+        </w:rPr>
+        <w:t>. What should happen if the reading is missing?</w:t>
+      </w:r>
+    </w:p>
+    <w:p>
+      <w:pPr>
+        <w:spacing w:line="336" w:lineRule="auto" w:after="180"/>
+      </w:pPr>
+      <w:r>
+        <w:rPr>
+          <w:b w:val="0"/>
+        </w:rPr>
         <w:t>My independent answer and reason</w:t>
       </w:r>
     </w:p>
@@ -445,7 +703,30 @@
     </w:p>
     <w:p>
       <w:r>
-        <w:t>Create a changed input, boundary case or missing-information case. Write the expected answer or safe response before testing.</w:t>
+        <w:t>Specify a changed input, expected result and observation separately.</w:t>
+      </w:r>
+    </w:p>
+    <w:p>
+      <w:pPr>
+        <w:spacing w:line="336" w:lineRule="auto" w:after="180"/>
+      </w:pPr>
+      <w:r>
+        <w:rPr>
+          <w:b w:val="0"/>
+        </w:rPr>
+        <w:t xml:space="preserve">Create a changed </w:t>
+      </w:r>
+      <w:r>
+        <w:rPr>
+          <w:b/>
+        </w:rPr>
+        <w:t>input</w:t>
+      </w:r>
+      <w:r>
+        <w:rPr>
+          <w:b w:val="0"/>
+        </w:rPr>
+        <w:t>, boundary case or missing-information case. Write the expected answer or safe response before testing.</w:t>
       </w:r>
     </w:p>
     <w:tbl>
@@ -574,12 +855,77 @@
     </w:p>
     <w:p>
       <w:r>
-        <w:t>Draw the Classroom Sorter's first input-process-output map and show where a person may review the result.</w:t>
-      </w:r>
-    </w:p>
-    <w:p>
-      <w:r>
-        <w:t>The project change and evidence I will keep</w:t>
+        <w:t>Justify what Input, Process, Output adds to Helpful Classroom Sorter and keep the evidence.</w:t>
+      </w:r>
+    </w:p>
+    <w:p>
+      <w:pPr>
+        <w:spacing w:line="336" w:lineRule="auto" w:after="180"/>
+      </w:pPr>
+      <w:r>
+        <w:rPr>
+          <w:b w:val="0"/>
+        </w:rPr>
+        <w:t xml:space="preserve">Draw the Classroom Sorter's first </w:t>
+      </w:r>
+      <w:r>
+        <w:rPr>
+          <w:b/>
+        </w:rPr>
+        <w:t>input</w:t>
+      </w:r>
+      <w:r>
+        <w:rPr>
+          <w:b w:val="0"/>
+        </w:rPr>
+        <w:t>-</w:t>
+      </w:r>
+      <w:r>
+        <w:rPr>
+          <w:b/>
+        </w:rPr>
+        <w:t>process</w:t>
+      </w:r>
+      <w:r>
+        <w:rPr>
+          <w:b w:val="0"/>
+        </w:rPr>
+        <w:t>-</w:t>
+      </w:r>
+      <w:r>
+        <w:rPr>
+          <w:b/>
+        </w:rPr>
+        <w:t>output</w:t>
+      </w:r>
+      <w:r>
+        <w:rPr>
+          <w:b w:val="0"/>
+        </w:rPr>
+        <w:t xml:space="preserve"> map and show where a person may review the result.</w:t>
+      </w:r>
+    </w:p>
+    <w:p>
+      <w:pPr>
+        <w:spacing w:line="336" w:lineRule="auto" w:after="180"/>
+      </w:pPr>
+      <w:r>
+        <w:rPr>
+          <w:b w:val="0"/>
+        </w:rPr>
+        <w:t xml:space="preserve">The project change and </w:t>
+      </w:r>
+      <w:r>
+        <w:rPr>
+          <w:b/>
+        </w:rPr>
+        <w:t>evidence</w:t>
+      </w:r>
+      <w:r>
+        <w:rPr>
+          <w:b w:val="0"/>
+        </w:rPr>
+        <w:t xml:space="preserve"> I will keep</w:t>
       </w:r>
     </w:p>
     <w:p>
@@ -625,11 +971,54 @@
     </w:p>
     <w:p>
       <w:r>
-        <w:t>I can explain the mechanism. I can show evidence. I can handle a changed case. I can name a limit. Mark each as not yet, with help or independently, and attach supporting work.</w:t>
-      </w:r>
-    </w:p>
-    <w:p>
-      <w:r>
+        <w:t>Judge explanation, evidence, transfer and limits separately; attach the work behind your judgement.</w:t>
+      </w:r>
+    </w:p>
+    <w:p>
+      <w:pPr>
+        <w:pStyle w:val="ListBullet"/>
+      </w:pPr>
+      <w:r>
+        <w:t>I can explain the mechanism.</w:t>
+      </w:r>
+    </w:p>
+    <w:p>
+      <w:pPr>
+        <w:pStyle w:val="ListBullet"/>
+      </w:pPr>
+      <w:r>
+        <w:t>I can show evidence.</w:t>
+      </w:r>
+    </w:p>
+    <w:p>
+      <w:pPr>
+        <w:pStyle w:val="ListBullet"/>
+      </w:pPr>
+      <w:r>
+        <w:t>I can handle a changed case.</w:t>
+      </w:r>
+    </w:p>
+    <w:p>
+      <w:pPr>
+        <w:pStyle w:val="ListBullet"/>
+      </w:pPr>
+      <w:r>
+        <w:t>I can name a limit.</w:t>
+      </w:r>
+    </w:p>
+    <w:p>
+      <w:r>
+        <w:t>Mark each as not yet, with help or independently, and attach supporting work.</w:t>
+      </w:r>
+    </w:p>
+    <w:p>
+      <w:pPr>
+        <w:spacing w:line="336" w:lineRule="auto" w:after="180"/>
+      </w:pPr>
+      <w:r>
+        <w:rPr>
+          <w:b w:val="0"/>
+        </w:rPr>
         <w:t>Teacher review ____________________  Next step ____________________</w:t>
       </w:r>
     </w:p>
@@ -643,6 +1032,18 @@
     </w:p>
     <w:p>
       <w:r>
+        <w:t>Use this earlier case as transfer practice. A case already discussed with feedback is not fresh assessment evidence.</w:t>
+      </w:r>
+    </w:p>
+    <w:p>
+      <w:pPr>
+        <w:spacing w:line="336" w:lineRule="auto" w:after="180"/>
+        <w:shd w:fill="F5F1FB"/>
+      </w:pPr>
+      <w:r>
+        <w:rPr>
+          <w:b w:val="0"/>
+        </w:rPr>
         <w:t>A library kiosk receives 'mystery', filters a catalogue by genre and displays three titles. No speaker is attached. Draw its information path. A visitor says it read three books aloud. Which stage contradicts that claim?</w:t>
       </w:r>
     </w:p>
@@ -690,7 +1091,13 @@
       </w:r>
     </w:p>
     <w:p>
-      <w:r>
+      <w:pPr>
+        <w:spacing w:line="336" w:lineRule="auto" w:after="180"/>
+      </w:pPr>
+      <w:r>
+        <w:rPr>
+          <w:b w:val="0"/>
+        </w:rPr>
         <w:t>Record support used: none, hint or teacher explanation.</w:t>
       </w:r>
     </w:p>
@@ -704,7 +1111,65 @@
     </w:p>
     <w:p>
       <w:r>
-        <w:t>The kiosk receives genre=science and maximum pages=120. The catalogue contains A science 80 pages, B science 150 pages and C mystery 90 pages. It keeps records with the requested genre and no more than 120 pages. Draw the input, process and output, naming the surviving record.</w:t>
+        <w:t>Trace a request. Apply the supplied Input, Process, Output facts and keep your reasoning.</w:t>
+      </w:r>
+    </w:p>
+    <w:p>
+      <w:pPr>
+        <w:spacing w:line="336" w:lineRule="auto" w:after="180"/>
+      </w:pPr>
+      <w:r>
+        <w:rPr>
+          <w:b w:val="0"/>
+        </w:rPr>
+        <w:t>The kiosk receives genre=science and maximum pages=120. The catalogue contains A science 80 pages, B science 150 pages and C mystery 90 pages. It keeps records with the requested genre and no more than 120 pages.</w:t>
+      </w:r>
+    </w:p>
+    <w:p>
+      <w:pPr>
+        <w:spacing w:line="336" w:lineRule="auto" w:after="180"/>
+      </w:pPr>
+      <w:r>
+        <w:rPr>
+          <w:b w:val="0"/>
+        </w:rPr>
+        <w:t xml:space="preserve">Draw the </w:t>
+      </w:r>
+      <w:r>
+        <w:rPr>
+          <w:b/>
+        </w:rPr>
+        <w:t>input</w:t>
+      </w:r>
+      <w:r>
+        <w:rPr>
+          <w:b w:val="0"/>
+        </w:rPr>
+        <w:t xml:space="preserve">, </w:t>
+      </w:r>
+      <w:r>
+        <w:rPr>
+          <w:b/>
+        </w:rPr>
+        <w:t>process</w:t>
+      </w:r>
+      <w:r>
+        <w:rPr>
+          <w:b w:val="0"/>
+        </w:rPr>
+        <w:t xml:space="preserve"> and </w:t>
+      </w:r>
+      <w:r>
+        <w:rPr>
+          <w:b/>
+        </w:rPr>
+        <w:t>output</w:t>
+      </w:r>
+      <w:r>
+        <w:rPr>
+          <w:b w:val="0"/>
+        </w:rPr>
+        <w:t>, naming the surviving record.</w:t>
       </w:r>
     </w:p>
     <w:p>
@@ -755,6 +1220,17 @@
     </w:p>
     <w:p>
       <w:r>
+        <w:t>Finish the visitor example. Apply the supplied Input, Process, Output facts and keep your reasoning.</w:t>
+      </w:r>
+    </w:p>
+    <w:p>
+      <w:pPr>
+        <w:spacing w:line="336" w:lineRule="auto" w:after="180"/>
+      </w:pPr>
+      <w:r>
+        <w:rPr>
+          <w:b w:val="0"/>
+        </w:rPr>
         <w:t>A record stores only total visitors=3. Give two different arrival schedules that produce this total. Can the total tell us the busiest hour? Explain.</w:t>
       </w:r>
     </w:p>
@@ -801,6 +1277,17 @@
     </w:p>
     <w:p>
       <w:r>
+        <w:t>Choose a sufficient representation. Apply the supplied Input, Process, Output facts and keep your reasoning.</w:t>
+      </w:r>
+    </w:p>
+    <w:p>
+      <w:pPr>
+        <w:spacing w:line="336" w:lineRule="auto" w:after="180"/>
+      </w:pPr>
+      <w:r>
+        <w:rPr>
+          <w:b w:val="0"/>
+        </w:rPr>
         <w:t>For each task, choose the information needed: decide whether a book is under 120 pages; quote its first sentence exactly; decide whether a copy is available now. Explain why a genre tag alone is insufficient for all three.</w:t>
       </w:r>
     </w:p>
@@ -852,7 +1339,29 @@
     </w:p>
     <w:p>
       <w:r>
-        <w:t>A classroom device receives four scores and stores only their total, 20. A student claims that every score must be 5. Give two different lists of four nonnegative whole-number scores with total 20. Explain precisely what the stored total establishes and what it does not.</w:t>
+        <w:t>Attempt before feedback. If this repeats the selected independent case, reuse that first attempt; otherwise keep a separate record. Investigate a new loss of information. Apply the supplied Input, Process, Output facts and keep your reasoning.</w:t>
+      </w:r>
+    </w:p>
+    <w:p>
+      <w:pPr>
+        <w:spacing w:line="336" w:lineRule="auto" w:after="180"/>
+      </w:pPr>
+      <w:r>
+        <w:rPr>
+          <w:b w:val="0"/>
+        </w:rPr>
+        <w:t>A classroom device receives four scores and stores only their total, 20. A student claims that every score must be 5. Give two different lists of four nonnegative whole-number scores with total 20.</w:t>
+      </w:r>
+    </w:p>
+    <w:p>
+      <w:pPr>
+        <w:spacing w:line="336" w:lineRule="auto" w:after="180"/>
+      </w:pPr>
+      <w:r>
+        <w:rPr>
+          <w:b w:val="0"/>
+        </w:rPr>
+        <w:t>Explain precisely what the stored total establishes and what it does not.</w:t>
       </w:r>
     </w:p>
     <w:p>
@@ -908,7 +1417,29 @@
     </w:p>
     <w:p>
       <w:r>
-        <w:t>A voice calculator receives a spoken request for 16 divided by 4. Its transcript says 60 divided by 4 and its calculator returns 15. Identify the first incorrect stage, show the intended result and propose a check before calculation.</w:t>
+        <w:t>Diagnose before repairing. Apply the supplied Input, Process, Output facts and keep your reasoning.</w:t>
+      </w:r>
+    </w:p>
+    <w:p>
+      <w:pPr>
+        <w:spacing w:line="336" w:lineRule="auto" w:after="180"/>
+      </w:pPr>
+      <w:r>
+        <w:rPr>
+          <w:b w:val="0"/>
+        </w:rPr>
+        <w:t>A voice calculator receives a spoken request for 16 divided by 4. Its transcript says 60 divided by 4 and its calculator returns 15.</w:t>
+      </w:r>
+    </w:p>
+    <w:p>
+      <w:pPr>
+        <w:spacing w:line="336" w:lineRule="auto" w:after="180"/>
+      </w:pPr>
+      <w:r>
+        <w:rPr>
+          <w:b w:val="0"/>
+        </w:rPr>
+        <w:t>Identify the first incorrect stage, show the intended result and propose a check before calculation.</w:t>
       </w:r>
     </w:p>
     <w:p>
@@ -955,6 +1486,11 @@
       </w:pPr>
       <w:r>
         <w:t>17. Feedback, return check and learning record</w:t>
+      </w:r>
+    </w:p>
+    <w:p>
+      <w:r>
+        <w:t>Record the first repaired step and a different case to revisit after a delay.</w:t>
       </w:r>
     </w:p>
     <w:tbl>
@@ -1094,7 +1630,13 @@
       </w:tr>
     </w:tbl>
     <w:p>
-      <w:r>
+      <w:pPr>
+        <w:spacing w:line="336" w:lineRule="auto" w:after="180"/>
+      </w:pPr>
+      <w:r>
+        <w:rPr>
+          <w:b w:val="0"/>
+        </w:rPr>
         <w:t>Revisit this idea with your teacher after a delay. Familiarity is different from explaining and using it on a changed case.</w:t>
       </w:r>
     </w:p>
@@ -1108,17 +1650,52 @@
     </w:p>
     <w:p>
       <w:r>
+        <w:t>A fictional classroom cupboard records coloured pencils, then reports just a total. Explain the labelled step before checking the changed condition.</w:t>
+      </w:r>
+    </w:p>
+    <w:p>
+      <w:pPr>
+        <w:spacing w:line="336" w:lineRule="auto" w:after="180"/>
+      </w:pPr>
+      <w:r>
+        <w:rPr>
+          <w:b w:val="0"/>
+        </w:rPr>
         <w:t>A fictional classroom cupboard records coloured pencils, then reports just a total.</w:t>
       </w:r>
     </w:p>
     <w:p>
-      <w:r>
+      <w:pPr>
+        <w:spacing w:line="336" w:lineRule="auto" w:after="180"/>
+      </w:pPr>
+      <w:r>
+        <w:rPr>
+          <w:b w:val="0"/>
+        </w:rPr>
         <w:t>Box A has 2 red and 4 blue pencils. Box B has 5 red and 1 blue.</w:t>
       </w:r>
     </w:p>
     <w:p>
-      <w:r>
-        <w:t>The process adds colour counts and stores only the total, not the two counts.</w:t>
+      <w:pPr>
+        <w:spacing w:line="336" w:lineRule="auto" w:after="180"/>
+      </w:pPr>
+      <w:r>
+        <w:rPr>
+          <w:b w:val="0"/>
+        </w:rPr>
+        <w:t xml:space="preserve">The </w:t>
+      </w:r>
+      <w:r>
+        <w:rPr>
+          <w:b/>
+        </w:rPr>
+        <w:t>process</w:t>
+      </w:r>
+      <w:r>
+        <w:rPr>
+          <w:b w:val="0"/>
+        </w:rPr>
+        <w:t xml:space="preserve"> adds colour counts and stores only the total, not the two counts.</w:t>
       </w:r>
     </w:p>
     <w:p>
@@ -1194,7 +1771,13 @@
       </w:r>
     </w:p>
     <w:p>
-      <w:r>
+      <w:pPr>
+        <w:spacing w:line="336" w:lineRule="auto" w:after="180"/>
+      </w:pPr>
+      <w:r>
+        <w:rPr>
+          <w:b w:val="0"/>
+        </w:rPr>
         <w:t>Use the richer record to find blue pencils in Box B. Explain why total alone was insufficient.</w:t>
       </w:r>
     </w:p>
@@ -1237,13 +1820,58 @@
       </w:r>
     </w:p>
     <w:p>
-      <w:r>
-        <w:t>Support used: alone / hint / worked example. This record is practice evidence.</w:t>
-      </w:r>
-    </w:p>
-    <w:p>
-      <w:r>
-        <w:t>Project connection: Choose sorter inputs that retain the clues needed for its decision; draw the transformation and identify discarded details.</w:t>
+      <w:pPr>
+        <w:pStyle w:val="Heading3"/>
+      </w:pPr>
+      <w:r>
+        <w:t>Record the help used</w:t>
+      </w:r>
+    </w:p>
+    <w:p>
+      <w:pPr>
+        <w:spacing w:line="336" w:lineRule="auto" w:after="180"/>
+        <w:shd w:fill="F1F6F8"/>
+      </w:pPr>
+      <w:r>
+        <w:rPr>
+          <w:b w:val="0"/>
+        </w:rPr>
+        <w:t xml:space="preserve">Support used: alone / hint / worked example. This record is practice </w:t>
+      </w:r>
+      <w:r>
+        <w:rPr>
+          <w:b/>
+        </w:rPr>
+        <w:t>evidence</w:t>
+      </w:r>
+      <w:r>
+        <w:rPr>
+          <w:b w:val="0"/>
+        </w:rPr>
+        <w:t>.</w:t>
+      </w:r>
+    </w:p>
+    <w:p>
+      <w:pPr>
+        <w:spacing w:line="336" w:lineRule="auto" w:after="180"/>
+      </w:pPr>
+      <w:r>
+        <w:rPr>
+          <w:b w:val="0"/>
+        </w:rPr>
+        <w:t xml:space="preserve">Project connection: Choose sorter </w:t>
+      </w:r>
+      <w:r>
+        <w:rPr>
+          <w:b/>
+        </w:rPr>
+        <w:t>input</w:t>
+      </w:r>
+      <w:r>
+        <w:rPr>
+          <w:b w:val="0"/>
+        </w:rPr>
+        <w:t>s that retain the clues needed for its decision; draw the transformation and identify discarded details.</w:t>
       </w:r>
     </w:p>
     <w:p>
@@ -1256,17 +1884,64 @@
     </w:p>
     <w:p>
       <w:r>
+        <w:t>Keep this week’s input, deciding step, result and limit together in the Helpful Classroom Sorter record.</w:t>
+      </w:r>
+    </w:p>
+    <w:p>
+      <w:pPr>
+        <w:spacing w:line="336" w:lineRule="auto" w:after="180"/>
+      </w:pPr>
+      <w:r>
+        <w:rPr>
+          <w:b w:val="0"/>
+        </w:rPr>
         <w:t>Project: Helpful Classroom Sorter</w:t>
       </w:r>
     </w:p>
     <w:p>
-      <w:r>
-        <w:t>Current milestone: Frame the need. Name the user, the problem, allowed inputs and a safe simple starting method.</w:t>
-      </w:r>
-    </w:p>
-    <w:p>
-      <w:r>
-        <w:t>Choose sorter inputs that retain the clues needed for its decision; draw the transformation and identify discarded details.</w:t>
+      <w:pPr>
+        <w:spacing w:line="336" w:lineRule="auto" w:after="180"/>
+      </w:pPr>
+      <w:r>
+        <w:rPr>
+          <w:b w:val="0"/>
+        </w:rPr>
+        <w:t xml:space="preserve">Current milestone: Frame the need. Name the user, the problem, allowed </w:t>
+      </w:r>
+      <w:r>
+        <w:rPr>
+          <w:b/>
+        </w:rPr>
+        <w:t>input</w:t>
+      </w:r>
+      <w:r>
+        <w:rPr>
+          <w:b w:val="0"/>
+        </w:rPr>
+        <w:t>s and a safe simple starting method.</w:t>
+      </w:r>
+    </w:p>
+    <w:p>
+      <w:pPr>
+        <w:spacing w:line="336" w:lineRule="auto" w:after="180"/>
+      </w:pPr>
+      <w:r>
+        <w:rPr>
+          <w:b w:val="0"/>
+        </w:rPr>
+        <w:t xml:space="preserve">Choose sorter </w:t>
+      </w:r>
+      <w:r>
+        <w:rPr>
+          <w:b/>
+        </w:rPr>
+        <w:t>input</w:t>
+      </w:r>
+      <w:r>
+        <w:rPr>
+          <w:b w:val="0"/>
+        </w:rPr>
+        <w:t>s that retain the clues needed for its decision; draw the transformation and identify discarded details.</w:t>
       </w:r>
     </w:p>
     <w:tbl>
@@ -1428,11 +2103,28 @@
     </w:p>
     <w:p>
       <w:r>
+        <w:t>Try the supported questions before comparing with hints and feedback. Record what you repaired and the evidence you retained.</w:t>
+      </w:r>
+    </w:p>
+    <w:p>
+      <w:pPr>
+        <w:spacing w:line="336" w:lineRule="auto" w:after="180"/>
+      </w:pPr>
+      <w:r>
+        <w:rPr>
+          <w:b w:val="0"/>
+        </w:rPr>
         <w:t>Use this supported practice once, in the browser or on paper. Keep the reserved independent assessment for a separate first attempt before teacher feedback.</w:t>
       </w:r>
     </w:p>
     <w:p>
-      <w:r>
+      <w:pPr>
+        <w:spacing w:line="336" w:lineRule="auto" w:after="180"/>
+      </w:pPr>
+      <w:r>
+        <w:rPr>
+          <w:b w:val="0"/>
+        </w:rPr>
         <w:t>A fictional classroom cupboard records coloured pencils, then reports just a total.</w:t>
       </w:r>
     </w:p>
@@ -1445,27 +2137,61 @@
       </w:r>
     </w:p>
     <w:p>
-      <w:r>
+      <w:pPr>
+        <w:spacing w:line="336" w:lineRule="auto" w:after="180"/>
+      </w:pPr>
+      <w:r>
+        <w:rPr>
+          <w:b w:val="0"/>
+        </w:rPr>
         <w:t>Which labelled step matches this detail? The saved totals cannot tell which box has more red pencils.</w:t>
       </w:r>
     </w:p>
     <w:p>
-      <w:r>
+      <w:pPr>
+        <w:spacing w:line="336" w:lineRule="auto" w:after="180"/>
+        <w:shd w:fill="F4F9FC"/>
+      </w:pPr>
+      <w:r>
+        <w:rPr>
+          <w:b w:val="0"/>
+        </w:rPr>
         <w:t>1. Add counts</w:t>
       </w:r>
     </w:p>
     <w:p>
-      <w:r>
+      <w:pPr>
+        <w:spacing w:line="336" w:lineRule="auto" w:after="180"/>
+        <w:shd w:fill="F4F9FC"/>
+      </w:pPr>
+      <w:r>
+        <w:rPr>
+          <w:b w:val="0"/>
+        </w:rPr>
         <w:t>2. Read colours</w:t>
       </w:r>
     </w:p>
     <w:p>
-      <w:r>
+      <w:pPr>
+        <w:spacing w:line="336" w:lineRule="auto" w:after="180"/>
+        <w:shd w:fill="F4F9FC"/>
+      </w:pPr>
+      <w:r>
+        <w:rPr>
+          <w:b w:val="0"/>
+        </w:rPr>
         <w:t>3. Ask a new question</w:t>
       </w:r>
     </w:p>
     <w:p>
-      <w:r>
+      <w:pPr>
+        <w:spacing w:line="336" w:lineRule="auto" w:after="180"/>
+        <w:shd w:fill="F4F9FC"/>
+      </w:pPr>
+      <w:r>
+        <w:rPr>
+          <w:b w:val="0"/>
+        </w:rPr>
         <w:t>4. Store total</w:t>
       </w:r>
     </w:p>
@@ -1503,41 +2229,179 @@
       </w:r>
     </w:p>
     <w:p>
-      <w:r>
+      <w:pPr>
+        <w:pStyle w:val="Heading3"/>
+      </w:pPr>
+      <w:r>
+        <w:t>Hint · try first</w:t>
+      </w:r>
+    </w:p>
+    <w:p>
+      <w:pPr>
+        <w:spacing w:line="336" w:lineRule="auto" w:after="180"/>
+        <w:shd w:fill="F1F6F8"/>
+      </w:pPr>
+      <w:r>
+        <w:rPr>
+          <w:b w:val="0"/>
+        </w:rPr>
         <w:t>Hint if needed: Read the steps in the pictorial case. Match the supplied detail to the stage that performs or records it.</w:t>
       </w:r>
     </w:p>
     <w:p>
-      <w:r>
-        <w:t>After your attempt, compare with the supported explanation: Ask a new question The saved totals cannot tell which box has more red pencils. Adding preserves the number of pencils but discards how that number was divided between colours. Both distinct inputs lead to the same stored output. Working backwards from 6 therefore has several possible answers; it is not an instruction to divide equally.</w:t>
-      </w:r>
-    </w:p>
-    <w:p>
       <w:pPr>
         <w:pStyle w:val="Heading3"/>
       </w:pPr>
       <w:r>
+        <w:t>Feedback · compare after trying</w:t>
+      </w:r>
+    </w:p>
+    <w:p>
+      <w:pPr>
+        <w:spacing w:line="336" w:lineRule="auto" w:after="180"/>
+        <w:shd w:fill="F1F6FC"/>
+      </w:pPr>
+      <w:r>
+        <w:rPr>
+          <w:b w:val="0"/>
+        </w:rPr>
+        <w:t>After your attempt, compare with the supported explanation: Ask a new question The saved totals cannot tell which box has more red pencils.</w:t>
+      </w:r>
+    </w:p>
+    <w:p>
+      <w:pPr>
+        <w:spacing w:line="336" w:lineRule="auto" w:after="180"/>
+        <w:shd w:fill="F1F6FC"/>
+      </w:pPr>
+      <w:r>
+        <w:rPr>
+          <w:b w:val="0"/>
+        </w:rPr>
+        <w:t xml:space="preserve">Adding preserves the number of pencils but discards how that number was divided between colours. Both distinct </w:t>
+      </w:r>
+      <w:r>
+        <w:rPr>
+          <w:b/>
+        </w:rPr>
+        <w:t>input</w:t>
+      </w:r>
+      <w:r>
+        <w:rPr>
+          <w:b w:val="0"/>
+        </w:rPr>
+        <w:t xml:space="preserve">s lead to the same stored </w:t>
+      </w:r>
+      <w:r>
+        <w:rPr>
+          <w:b/>
+        </w:rPr>
+        <w:t>output</w:t>
+      </w:r>
+      <w:r>
+        <w:rPr>
+          <w:b w:val="0"/>
+        </w:rPr>
+        <w:t>.</w:t>
+      </w:r>
+    </w:p>
+    <w:p>
+      <w:pPr>
+        <w:spacing w:line="336" w:lineRule="auto" w:after="180"/>
+        <w:shd w:fill="F1F6FC"/>
+      </w:pPr>
+      <w:r>
+        <w:rPr>
+          <w:b w:val="0"/>
+        </w:rPr>
+        <w:t>Working backwards from 6 therefore has several possible answers; it is not an instruction to divide equally.</w:t>
+      </w:r>
+    </w:p>
+    <w:p>
+      <w:pPr>
+        <w:pStyle w:val="Heading3"/>
+      </w:pPr>
+      <w:r>
         <w:t>Practice 2: explain the deciding evidence</w:t>
       </w:r>
     </w:p>
     <w:p>
-      <w:r>
+      <w:pPr>
+        <w:pStyle w:val="Heading3"/>
+      </w:pPr>
+      <w:r>
+        <w:t>Changed case · predict first</w:t>
+      </w:r>
+    </w:p>
+    <w:p>
+      <w:pPr>
+        <w:spacing w:line="336" w:lineRule="auto" w:after="180"/>
+        <w:shd w:fill="F5F1FB"/>
+      </w:pPr>
+      <w:r>
+        <w:rPr>
+          <w:b w:val="0"/>
+        </w:rPr>
         <w:t>Changed-case practice: Store red count alongside total. Which conclusion is supported by the supplied facts?</w:t>
       </w:r>
     </w:p>
     <w:p>
-      <w:r>
+      <w:pPr>
+        <w:spacing w:line="336" w:lineRule="auto" w:after="180"/>
+        <w:shd w:fill="F4F9FC"/>
+      </w:pPr>
+      <w:r>
+        <w:rPr>
+          <w:b w:val="0"/>
+        </w:rPr>
         <w:t>1. The records become (6,2) and (6,5).</w:t>
       </w:r>
     </w:p>
     <w:p>
-      <w:r>
-        <w:t>2. This one example guarantees correct results for every future input.</w:t>
-      </w:r>
-    </w:p>
-    <w:p>
-      <w:r>
-        <w:t>3. We can decide the result without examining the changed input or the procedure.</w:t>
+      <w:pPr>
+        <w:spacing w:line="336" w:lineRule="auto" w:after="180"/>
+        <w:shd w:fill="F4F9FC"/>
+      </w:pPr>
+      <w:r>
+        <w:rPr>
+          <w:b w:val="0"/>
+        </w:rPr>
+        <w:t xml:space="preserve">2. This one example guarantees correct results for every future </w:t>
+      </w:r>
+      <w:r>
+        <w:rPr>
+          <w:b/>
+        </w:rPr>
+        <w:t>input</w:t>
+      </w:r>
+      <w:r>
+        <w:rPr>
+          <w:b w:val="0"/>
+        </w:rPr>
+        <w:t>.</w:t>
+      </w:r>
+    </w:p>
+    <w:p>
+      <w:pPr>
+        <w:spacing w:line="336" w:lineRule="auto" w:after="180"/>
+        <w:shd w:fill="F4F9FC"/>
+      </w:pPr>
+      <w:r>
+        <w:rPr>
+          <w:b w:val="0"/>
+        </w:rPr>
+        <w:t xml:space="preserve">3. We can decide the result without examining the changed </w:t>
+      </w:r>
+      <w:r>
+        <w:rPr>
+          <w:b/>
+        </w:rPr>
+        <w:t>input</w:t>
+      </w:r>
+      <w:r>
+        <w:rPr>
+          <w:b w:val="0"/>
+        </w:rPr>
+        <w:t xml:space="preserve"> or the procedure.</w:t>
       </w:r>
     </w:p>
     <w:p>
@@ -1574,12 +2438,54 @@
       </w:r>
     </w:p>
     <w:p>
-      <w:r>
-        <w:t>Hint if needed: Use the changed condition and the deciding step in the pictorial trace. The answer must say what follows from those facts.</w:t>
-      </w:r>
-    </w:p>
-    <w:p>
-      <w:r>
+      <w:pPr>
+        <w:pStyle w:val="Heading3"/>
+      </w:pPr>
+      <w:r>
+        <w:t>Hint · try first</w:t>
+      </w:r>
+    </w:p>
+    <w:p>
+      <w:pPr>
+        <w:spacing w:line="336" w:lineRule="auto" w:after="180"/>
+        <w:shd w:fill="F1F6F8"/>
+      </w:pPr>
+      <w:r>
+        <w:rPr>
+          <w:b w:val="0"/>
+        </w:rPr>
+        <w:t xml:space="preserve">Hint if needed: Use the changed condition and the deciding step in the pictorial </w:t>
+      </w:r>
+      <w:r>
+        <w:rPr>
+          <w:b/>
+        </w:rPr>
+        <w:t>trace</w:t>
+      </w:r>
+      <w:r>
+        <w:rPr>
+          <w:b w:val="0"/>
+        </w:rPr>
+        <w:t>. The answer must say what follows from those facts.</w:t>
+      </w:r>
+    </w:p>
+    <w:p>
+      <w:pPr>
+        <w:pStyle w:val="Heading3"/>
+      </w:pPr>
+      <w:r>
+        <w:t>Feedback · compare after trying</w:t>
+      </w:r>
+    </w:p>
+    <w:p>
+      <w:pPr>
+        <w:spacing w:line="336" w:lineRule="auto" w:after="180"/>
+        <w:shd w:fill="F1F6FC"/>
+      </w:pPr>
+      <w:r>
+        <w:rPr>
+          <w:b w:val="0"/>
+        </w:rPr>
         <w:t>After your attempt, compare with the supported explanation: The records become (6,2) and (6,5). Blue count can now be recovered by total minus red, assuming these are the only colours.</w:t>
       </w:r>
     </w:p>
@@ -1592,8 +2498,25 @@
       </w:r>
     </w:p>
     <w:p>
-      <w:r>
-        <w:t>Review AI or Not? (ai-1/1). Goal: Distinguish an observed result from an explanation of how it was produced. Short practice: Point to the learned stage. Does the changed display prove the weather forecast changed?. Return to this week and explain what you changed.</w:t>
+      <w:pPr>
+        <w:spacing w:line="336" w:lineRule="auto" w:after="180"/>
+      </w:pPr>
+      <w:r>
+        <w:rPr>
+          <w:b w:val="0"/>
+        </w:rPr>
+        <w:t>Review AI or Not? (ai-1/1). Goal: Distinguish an observed result from an explanation of how it was produced. Short practice: Point to the learned stage. Does the changed display prove the weather forecast changed?.</w:t>
+      </w:r>
+    </w:p>
+    <w:p>
+      <w:pPr>
+        <w:spacing w:line="336" w:lineRule="auto" w:after="180"/>
+      </w:pPr>
+      <w:r>
+        <w:rPr>
+          <w:b w:val="0"/>
+        </w:rPr>
+        <w:t>Return to this week and explain what you changed.</w:t>
       </w:r>
     </w:p>
     <w:p>
@@ -1605,8 +2528,37 @@
       </w:r>
     </w:p>
     <w:p>
-      <w:r>
-        <w:t>Use Download completed work in the hosted lesson to export your answers, reflections, practice feedback and code-run evidence. Open the HTML copy to read or print it. Drafts stay in this browser when storage is available; clear drafts on a shared device.</w:t>
+      <w:pPr>
+        <w:spacing w:line="336" w:lineRule="auto" w:after="180"/>
+      </w:pPr>
+      <w:r>
+        <w:rPr>
+          <w:b w:val="0"/>
+        </w:rPr>
+        <w:t xml:space="preserve">Use Download completed work in the hosted lesson to export your answers, reflections, practice feedback and code-run </w:t>
+      </w:r>
+      <w:r>
+        <w:rPr>
+          <w:b/>
+        </w:rPr>
+        <w:t>evidence</w:t>
+      </w:r>
+      <w:r>
+        <w:rPr>
+          <w:b w:val="0"/>
+        </w:rPr>
+        <w:t>. Open the HTML copy to read or print it.</w:t>
+      </w:r>
+    </w:p>
+    <w:p>
+      <w:pPr>
+        <w:spacing w:line="336" w:lineRule="auto" w:after="180"/>
+      </w:pPr>
+      <w:r>
+        <w:rPr>
+          <w:b w:val="0"/>
+        </w:rPr>
+        <w:t>Drafts stay in this browser when storage is available; clear drafts on a shared device.</w:t>
       </w:r>
     </w:p>
     <w:p>
@@ -1620,6 +2572,729 @@
     <w:p>
       <w:r>
         <w:t>________________________________________________________________</w:t>
+      </w:r>
+    </w:p>
+    <w:p>
+      <w:r>
+        <w:t>________________________________________________________________</w:t>
+      </w:r>
+    </w:p>
+    <w:p>
+      <w:r>
+        <w:t>________________________________________________________________</w:t>
+      </w:r>
+    </w:p>
+    <w:p>
+      <w:r>
+        <w:t>________________________________________________________________</w:t>
+      </w:r>
+    </w:p>
+    <w:p>
+      <w:r>
+        <w:t>________________________________________________________________</w:t>
+      </w:r>
+    </w:p>
+    <w:p>
+      <w:pPr>
+        <w:pStyle w:val="Heading1"/>
+      </w:pPr>
+      <w:r>
+        <w:t>21. Visual concept journey</w:t>
+      </w:r>
+    </w:p>
+    <w:p>
+      <w:r>
+        <w:t>Explain each Input, Process, Output picture from its labels, then record a relevant limit.</w:t>
+      </w:r>
+    </w:p>
+    <w:p>
+      <w:pPr>
+        <w:pStyle w:val="Heading3"/>
+      </w:pPr>
+      <w:r>
+        <w:t>01. Input, Process, Output: the case</w:t>
+      </w:r>
+    </w:p>
+    <w:p>
+      <w:r>
+        <w:drawing>
+          <wp:inline xmlns:a="http://schemas.openxmlformats.org/drawingml/2006/main" xmlns:pic="http://schemas.openxmlformats.org/drawingml/2006/picture">
+            <wp:extent cx="5486400" cy="2834640"/>
+            <wp:docPr id="3" name="Picture 3" descr="A fictional classroom cupboard records coloured pencils, then reports just a total. Supplied facts: Box A has 2 red and 4 blue pencils. Box B has 5 red and 1 blue. The process adds colour counts and stores only the total, not the two counts."/>
+            <wp:cNvGraphicFramePr>
+              <a:graphicFrameLocks noChangeAspect="1"/>
+            </wp:cNvGraphicFramePr>
+            <a:graphic>
+              <a:graphicData uri="http://schemas.openxmlformats.org/drawingml/2006/picture">
+                <pic:pic>
+                  <pic:nvPicPr>
+                    <pic:cNvPr id="0" name="academy-story-ai-1-2-01.png"/>
+                    <pic:cNvPicPr/>
+                  </pic:nvPicPr>
+                  <pic:blipFill>
+                    <a:blip r:embed="rId11"/>
+                    <a:stretch>
+                      <a:fillRect/>
+                    </a:stretch>
+                  </pic:blipFill>
+                  <pic:spPr>
+                    <a:xfrm>
+                      <a:off x="0" y="0"/>
+                      <a:ext cx="5486400" cy="2834640"/>
+                    </a:xfrm>
+                    <a:prstGeom prst="rect"/>
+                  </pic:spPr>
+                </pic:pic>
+              </a:graphicData>
+            </a:graphic>
+          </wp:inline>
+        </w:drawing>
+      </w:r>
+    </w:p>
+    <w:p>
+      <w:pPr>
+        <w:spacing w:line="336" w:lineRule="auto" w:after="180"/>
+      </w:pPr>
+      <w:r>
+        <w:rPr>
+          <w:b w:val="0"/>
+        </w:rPr>
+        <w:t>A fictional classroom cupboard records coloured pencils, then reports just a total. Supplied facts: Box A has 2 red and 4 blue pencils. Box B has 5 red and 1 blue.</w:t>
+      </w:r>
+    </w:p>
+    <w:p>
+      <w:pPr>
+        <w:spacing w:line="336" w:lineRule="auto" w:after="180"/>
+      </w:pPr>
+      <w:r>
+        <w:rPr>
+          <w:b w:val="0"/>
+        </w:rPr>
+        <w:t xml:space="preserve">The </w:t>
+      </w:r>
+      <w:r>
+        <w:rPr>
+          <w:b/>
+        </w:rPr>
+        <w:t>process</w:t>
+      </w:r>
+      <w:r>
+        <w:rPr>
+          <w:b w:val="0"/>
+        </w:rPr>
+        <w:t xml:space="preserve"> adds colour counts and stores only the total, not the two counts.</w:t>
+      </w:r>
+    </w:p>
+    <w:p>
+      <w:pPr>
+        <w:spacing w:line="336" w:lineRule="auto" w:after="180"/>
+        <w:shd w:fill="F5F1FB"/>
+      </w:pPr>
+      <w:r>
+        <w:rPr>
+          <w:b w:val="0"/>
+        </w:rPr>
+        <w:t>Point to the given fact that matters most. Explain why it matters.</w:t>
+      </w:r>
+    </w:p>
+    <w:p>
+      <w:pPr>
+        <w:pStyle w:val="Heading3"/>
+      </w:pPr>
+      <w:r>
+        <w:t>My picture explanation, deciding evidence and one limit</w:t>
+      </w:r>
+    </w:p>
+    <w:p>
+      <w:r>
+        <w:t>________________________________________________________________</w:t>
+      </w:r>
+    </w:p>
+    <w:p>
+      <w:r>
+        <w:t>________________________________________________________________</w:t>
+      </w:r>
+    </w:p>
+    <w:p>
+      <w:r>
+        <w:t>________________________________________________________________</w:t>
+      </w:r>
+    </w:p>
+    <w:p>
+      <w:r>
+        <w:t>________________________________________________________________</w:t>
+      </w:r>
+    </w:p>
+    <w:p>
+      <w:pPr>
+        <w:pStyle w:val="Heading3"/>
+      </w:pPr>
+      <w:r>
+        <w:t>02. Follow the deciding steps</w:t>
+      </w:r>
+    </w:p>
+    <w:p>
+      <w:r>
+        <w:drawing>
+          <wp:inline xmlns:a="http://schemas.openxmlformats.org/drawingml/2006/main" xmlns:pic="http://schemas.openxmlformats.org/drawingml/2006/picture">
+            <wp:extent cx="5486400" cy="4005072"/>
+            <wp:docPr id="4" name="Picture 4" descr="Read colours: A: red 2, blue 4. B: red 5, blue 1. → Add counts: A: 2+4=6. B: 5+1=6. → Store total: Both records become total 6. → Ask a new question: The saved totals cannot tell which box has more red pencils."/>
+            <wp:cNvGraphicFramePr>
+              <a:graphicFrameLocks noChangeAspect="1"/>
+            </wp:cNvGraphicFramePr>
+            <a:graphic>
+              <a:graphicData uri="http://schemas.openxmlformats.org/drawingml/2006/picture">
+                <pic:pic>
+                  <pic:nvPicPr>
+                    <pic:cNvPr id="0" name="academy-story-ai-1-2-02.png"/>
+                    <pic:cNvPicPr/>
+                  </pic:nvPicPr>
+                  <pic:blipFill>
+                    <a:blip r:embed="rId12"/>
+                    <a:stretch>
+                      <a:fillRect/>
+                    </a:stretch>
+                  </pic:blipFill>
+                  <pic:spPr>
+                    <a:xfrm>
+                      <a:off x="0" y="0"/>
+                      <a:ext cx="5486400" cy="4005072"/>
+                    </a:xfrm>
+                    <a:prstGeom prst="rect"/>
+                  </pic:spPr>
+                </pic:pic>
+              </a:graphicData>
+            </a:graphic>
+          </wp:inline>
+        </w:drawing>
+      </w:r>
+    </w:p>
+    <w:p>
+      <w:pPr>
+        <w:spacing w:line="336" w:lineRule="auto" w:after="180"/>
+      </w:pPr>
+      <w:r>
+        <w:rPr>
+          <w:b w:val="0"/>
+        </w:rPr>
+        <w:t>Read colours: A: red 2, blue 4. B: red 5, blue 1. → Add counts: A: 2+4=6. B: 5+1=6. → Store total: Both records become total 6. → Ask a new question: The saved totals cannot tell which box has more red pencils.</w:t>
+      </w:r>
+    </w:p>
+    <w:p>
+      <w:pPr>
+        <w:spacing w:line="336" w:lineRule="auto" w:after="180"/>
+        <w:shd w:fill="F5F1FB"/>
+      </w:pPr>
+      <w:r>
+        <w:rPr>
+          <w:b w:val="0"/>
+        </w:rPr>
+        <w:t xml:space="preserve">Point to each numbered stage and explain which recorded </w:t>
+      </w:r>
+      <w:r>
+        <w:rPr>
+          <w:b/>
+        </w:rPr>
+        <w:t>input</w:t>
+      </w:r>
+      <w:r>
+        <w:rPr>
+          <w:b w:val="0"/>
+        </w:rPr>
+        <w:t xml:space="preserve"> it uses.</w:t>
+      </w:r>
+    </w:p>
+    <w:p>
+      <w:pPr>
+        <w:pStyle w:val="Heading3"/>
+      </w:pPr>
+      <w:r>
+        <w:t>My picture explanation, deciding evidence and one limit</w:t>
+      </w:r>
+    </w:p>
+    <w:p>
+      <w:r>
+        <w:t>________________________________________________________________</w:t>
+      </w:r>
+    </w:p>
+    <w:p>
+      <w:r>
+        <w:t>________________________________________________________________</w:t>
+      </w:r>
+    </w:p>
+    <w:p>
+      <w:r>
+        <w:t>________________________________________________________________</w:t>
+      </w:r>
+    </w:p>
+    <w:p>
+      <w:r>
+        <w:t>________________________________________________________________</w:t>
+      </w:r>
+    </w:p>
+    <w:p>
+      <w:pPr>
+        <w:pStyle w:val="Heading3"/>
+      </w:pPr>
+      <w:r>
+        <w:t>03. Different pencil colours. The same total.</w:t>
+      </w:r>
+    </w:p>
+    <w:p>
+      <w:r>
+        <w:drawing>
+          <wp:inline xmlns:a="http://schemas.openxmlformats.org/drawingml/2006/main" xmlns:pic="http://schemas.openxmlformats.org/drawingml/2006/picture">
+            <wp:extent cx="5486400" cy="3014472"/>
+            <wp:docPr id="5" name="Picture 5" descr="Box A: 2 red pencils and 4 blue, total 6. Box B: 5 red pencils and 1 blue, total 6. The equal totals do not preserve the colour counts."/>
+            <wp:cNvGraphicFramePr>
+              <a:graphicFrameLocks noChangeAspect="1"/>
+            </wp:cNvGraphicFramePr>
+            <a:graphic>
+              <a:graphicData uri="http://schemas.openxmlformats.org/drawingml/2006/picture">
+                <pic:pic>
+                  <pic:nvPicPr>
+                    <pic:cNvPr id="0" name="academy-story-ai-1-2-03.png"/>
+                    <pic:cNvPicPr/>
+                  </pic:nvPicPr>
+                  <pic:blipFill>
+                    <a:blip r:embed="rId13"/>
+                    <a:stretch>
+                      <a:fillRect/>
+                    </a:stretch>
+                  </pic:blipFill>
+                  <pic:spPr>
+                    <a:xfrm>
+                      <a:off x="0" y="0"/>
+                      <a:ext cx="5486400" cy="3014472"/>
+                    </a:xfrm>
+                    <a:prstGeom prst="rect"/>
+                  </pic:spPr>
+                </pic:pic>
+              </a:graphicData>
+            </a:graphic>
+          </wp:inline>
+        </w:drawing>
+      </w:r>
+    </w:p>
+    <w:p>
+      <w:pPr>
+        <w:spacing w:line="336" w:lineRule="auto" w:after="180"/>
+      </w:pPr>
+      <w:r>
+        <w:rPr>
+          <w:b w:val="0"/>
+        </w:rPr>
+        <w:t>Box A: 2 red pencils and 4 blue, total 6. Box B: 5 red pencils and 1 blue, total 6. The equal totals do not preserve the colour counts.</w:t>
+      </w:r>
+    </w:p>
+    <w:p>
+      <w:pPr>
+        <w:spacing w:line="336" w:lineRule="auto" w:after="180"/>
+        <w:shd w:fill="F5F1FB"/>
+      </w:pPr>
+      <w:r>
+        <w:rPr>
+          <w:b w:val="0"/>
+        </w:rPr>
+        <w:t>Read the labels and values. Explain the relationship the model shows.</w:t>
+      </w:r>
+    </w:p>
+    <w:p>
+      <w:pPr>
+        <w:pStyle w:val="Heading3"/>
+      </w:pPr>
+      <w:r>
+        <w:t>My picture explanation, deciding evidence and one limit</w:t>
+      </w:r>
+    </w:p>
+    <w:p>
+      <w:r>
+        <w:t>________________________________________________________________</w:t>
+      </w:r>
+    </w:p>
+    <w:p>
+      <w:r>
+        <w:t>________________________________________________________________</w:t>
+      </w:r>
+    </w:p>
+    <w:p>
+      <w:r>
+        <w:t>________________________________________________________________</w:t>
+      </w:r>
+    </w:p>
+    <w:p>
+      <w:r>
+        <w:t>________________________________________________________________</w:t>
+      </w:r>
+    </w:p>
+    <w:p>
+      <w:pPr>
+        <w:pStyle w:val="Heading3"/>
+      </w:pPr>
+      <w:r>
+        <w:t>04. Change one thing. Trace what follows.</w:t>
+      </w:r>
+    </w:p>
+    <w:p>
+      <w:r>
+        <w:drawing>
+          <wp:inline xmlns:a="http://schemas.openxmlformats.org/drawingml/2006/main" xmlns:pic="http://schemas.openxmlformats.org/drawingml/2006/picture">
+            <wp:extent cx="5486400" cy="3026664"/>
+            <wp:docPr id="6" name="Picture 6" descr="Original case: The saved totals cannot tell which box has more red pencils. Changed condition: Store red count alongside total. Expected result: The records become (6,2) and (6,5). Reason: Blue count can now be recovered by total minus red, assuming these are the only colours."/>
+            <wp:cNvGraphicFramePr>
+              <a:graphicFrameLocks noChangeAspect="1"/>
+            </wp:cNvGraphicFramePr>
+            <a:graphic>
+              <a:graphicData uri="http://schemas.openxmlformats.org/drawingml/2006/picture">
+                <pic:pic>
+                  <pic:nvPicPr>
+                    <pic:cNvPr id="0" name="academy-story-ai-1-2-04.png"/>
+                    <pic:cNvPicPr/>
+                  </pic:nvPicPr>
+                  <pic:blipFill>
+                    <a:blip r:embed="rId14"/>
+                    <a:stretch>
+                      <a:fillRect/>
+                    </a:stretch>
+                  </pic:blipFill>
+                  <pic:spPr>
+                    <a:xfrm>
+                      <a:off x="0" y="0"/>
+                      <a:ext cx="5486400" cy="3026664"/>
+                    </a:xfrm>
+                    <a:prstGeom prst="rect"/>
+                  </pic:spPr>
+                </pic:pic>
+              </a:graphicData>
+            </a:graphic>
+          </wp:inline>
+        </w:drawing>
+      </w:r>
+    </w:p>
+    <w:p>
+      <w:pPr>
+        <w:spacing w:line="336" w:lineRule="auto" w:after="180"/>
+      </w:pPr>
+      <w:r>
+        <w:rPr>
+          <w:b w:val="0"/>
+        </w:rPr>
+        <w:t>Original case: The saved totals cannot tell which box has more red pencils. Changed condition: Store red count alongside total. Expected result: The records become (6,2) and (6,5).</w:t>
+      </w:r>
+    </w:p>
+    <w:p>
+      <w:pPr>
+        <w:spacing w:line="336" w:lineRule="auto" w:after="180"/>
+      </w:pPr>
+      <w:r>
+        <w:rPr>
+          <w:b w:val="0"/>
+        </w:rPr>
+        <w:t>Reason: Blue count can now be recovered by total minus red, assuming these are the only colours.</w:t>
+      </w:r>
+    </w:p>
+    <w:p>
+      <w:pPr>
+        <w:spacing w:line="336" w:lineRule="auto" w:after="180"/>
+        <w:shd w:fill="F5F1FB"/>
+      </w:pPr>
+      <w:r>
+        <w:rPr>
+          <w:b w:val="0"/>
+        </w:rPr>
+        <w:t>Predict before checking the worked changed-case result. Name what changed and what the supplied facts allow you to conclude.</w:t>
+      </w:r>
+    </w:p>
+    <w:p>
+      <w:pPr>
+        <w:pStyle w:val="Heading3"/>
+      </w:pPr>
+      <w:r>
+        <w:t>My picture explanation, deciding evidence and one limit</w:t>
+      </w:r>
+    </w:p>
+    <w:p>
+      <w:r>
+        <w:t>________________________________________________________________</w:t>
+      </w:r>
+    </w:p>
+    <w:p>
+      <w:r>
+        <w:t>________________________________________________________________</w:t>
+      </w:r>
+    </w:p>
+    <w:p>
+      <w:r>
+        <w:t>________________________________________________________________</w:t>
+      </w:r>
+    </w:p>
+    <w:p>
+      <w:r>
+        <w:t>________________________________________________________________</w:t>
+      </w:r>
+    </w:p>
+    <w:p>
+      <w:pPr>
+        <w:pStyle w:val="Heading3"/>
+      </w:pPr>
+      <w:r>
+        <w:t>05. Connect the explanation to its limit</w:t>
+      </w:r>
+    </w:p>
+    <w:p>
+      <w:r>
+        <w:drawing>
+          <wp:inline xmlns:a="http://schemas.openxmlformats.org/drawingml/2006/main" xmlns:pic="http://schemas.openxmlformats.org/drawingml/2006/picture">
+            <wp:extent cx="5486400" cy="2834640"/>
+            <wp:docPr id="7" name="Picture 7" descr="Adding preserves the number of pencils but discards how that number was divided between colours. Both distinct inputs lead to the same stored output. Working backwards from 6 therefore has several possible answers; it is not an instruction to divide equally. Limit: The two-colour assumption matters. Extra colours would prevent inferring blue from total and red alone."/>
+            <wp:cNvGraphicFramePr>
+              <a:graphicFrameLocks noChangeAspect="1"/>
+            </wp:cNvGraphicFramePr>
+            <a:graphic>
+              <a:graphicData uri="http://schemas.openxmlformats.org/drawingml/2006/picture">
+                <pic:pic>
+                  <pic:nvPicPr>
+                    <pic:cNvPr id="0" name="academy-story-ai-1-2-05.png"/>
+                    <pic:cNvPicPr/>
+                  </pic:nvPicPr>
+                  <pic:blipFill>
+                    <a:blip r:embed="rId15"/>
+                    <a:stretch>
+                      <a:fillRect/>
+                    </a:stretch>
+                  </pic:blipFill>
+                  <pic:spPr>
+                    <a:xfrm>
+                      <a:off x="0" y="0"/>
+                      <a:ext cx="5486400" cy="2834640"/>
+                    </a:xfrm>
+                    <a:prstGeom prst="rect"/>
+                  </pic:spPr>
+                </pic:pic>
+              </a:graphicData>
+            </a:graphic>
+          </wp:inline>
+        </w:drawing>
+      </w:r>
+    </w:p>
+    <w:p>
+      <w:pPr>
+        <w:spacing w:line="336" w:lineRule="auto" w:after="180"/>
+      </w:pPr>
+      <w:r>
+        <w:rPr>
+          <w:b w:val="0"/>
+        </w:rPr>
+        <w:t xml:space="preserve">Adding preserves the number of pencils but discards how that number was divided between colours. Both distinct </w:t>
+      </w:r>
+      <w:r>
+        <w:rPr>
+          <w:b/>
+        </w:rPr>
+        <w:t>input</w:t>
+      </w:r>
+      <w:r>
+        <w:rPr>
+          <w:b w:val="0"/>
+        </w:rPr>
+        <w:t xml:space="preserve">s lead to the same stored </w:t>
+      </w:r>
+      <w:r>
+        <w:rPr>
+          <w:b/>
+        </w:rPr>
+        <w:t>output</w:t>
+      </w:r>
+      <w:r>
+        <w:rPr>
+          <w:b w:val="0"/>
+        </w:rPr>
+        <w:t>.</w:t>
+      </w:r>
+    </w:p>
+    <w:p>
+      <w:pPr>
+        <w:spacing w:line="336" w:lineRule="auto" w:after="180"/>
+      </w:pPr>
+      <w:r>
+        <w:rPr>
+          <w:b w:val="0"/>
+        </w:rPr>
+        <w:t>Working backwards from 6 therefore has several possible answers; it is not an instruction to divide equally. Limit: The two-colour assumption matters. Extra colours would prevent inferring blue from total and red alone.</w:t>
+      </w:r>
+    </w:p>
+    <w:p>
+      <w:pPr>
+        <w:spacing w:line="336" w:lineRule="auto" w:after="180"/>
+        <w:shd w:fill="F5F1FB"/>
+      </w:pPr>
+      <w:r>
+        <w:rPr>
+          <w:b w:val="0"/>
+        </w:rPr>
+        <w:t>Explain the case, then point to a limit on the claim.</w:t>
+      </w:r>
+    </w:p>
+    <w:p>
+      <w:pPr>
+        <w:pStyle w:val="Heading3"/>
+      </w:pPr>
+      <w:r>
+        <w:t>My picture explanation, deciding evidence and one limit</w:t>
+      </w:r>
+    </w:p>
+    <w:p>
+      <w:r>
+        <w:t>________________________________________________________________</w:t>
+      </w:r>
+    </w:p>
+    <w:p>
+      <w:r>
+        <w:t>________________________________________________________________</w:t>
+      </w:r>
+    </w:p>
+    <w:p>
+      <w:r>
+        <w:t>________________________________________________________________</w:t>
+      </w:r>
+    </w:p>
+    <w:p>
+      <w:r>
+        <w:t>________________________________________________________________</w:t>
+      </w:r>
+    </w:p>
+    <w:p>
+      <w:pPr>
+        <w:pStyle w:val="Heading3"/>
+      </w:pPr>
+      <w:r>
+        <w:t>06. Make the idea visible in your project</w:t>
+      </w:r>
+    </w:p>
+    <w:p>
+      <w:r>
+        <w:drawing>
+          <wp:inline xmlns:a="http://schemas.openxmlformats.org/drawingml/2006/main" xmlns:pic="http://schemas.openxmlformats.org/drawingml/2006/picture">
+            <wp:extent cx="5486400" cy="3380232"/>
+            <wp:docPr id="8" name="Picture 8" descr="Choose sorter inputs that retain the clues needed for its decision; draw the transformation and identify discarded details. Draw your input, deciding step, result and limit. Supported question: Use the richer record to find blue pencils in Box B. Explain why total alone was insufficient."/>
+            <wp:cNvGraphicFramePr>
+              <a:graphicFrameLocks noChangeAspect="1"/>
+            </wp:cNvGraphicFramePr>
+            <a:graphic>
+              <a:graphicData uri="http://schemas.openxmlformats.org/drawingml/2006/picture">
+                <pic:pic>
+                  <pic:nvPicPr>
+                    <pic:cNvPr id="0" name="academy-story-ai-1-2-06.png"/>
+                    <pic:cNvPicPr/>
+                  </pic:nvPicPr>
+                  <pic:blipFill>
+                    <a:blip r:embed="rId16"/>
+                    <a:stretch>
+                      <a:fillRect/>
+                    </a:stretch>
+                  </pic:blipFill>
+                  <pic:spPr>
+                    <a:xfrm>
+                      <a:off x="0" y="0"/>
+                      <a:ext cx="5486400" cy="3380232"/>
+                    </a:xfrm>
+                    <a:prstGeom prst="rect"/>
+                  </pic:spPr>
+                </pic:pic>
+              </a:graphicData>
+            </a:graphic>
+          </wp:inline>
+        </w:drawing>
+      </w:r>
+    </w:p>
+    <w:p>
+      <w:pPr>
+        <w:spacing w:line="336" w:lineRule="auto" w:after="180"/>
+      </w:pPr>
+      <w:r>
+        <w:rPr>
+          <w:b w:val="0"/>
+        </w:rPr>
+        <w:t xml:space="preserve">Choose sorter </w:t>
+      </w:r>
+      <w:r>
+        <w:rPr>
+          <w:b/>
+        </w:rPr>
+        <w:t>input</w:t>
+      </w:r>
+      <w:r>
+        <w:rPr>
+          <w:b w:val="0"/>
+        </w:rPr>
+        <w:t xml:space="preserve">s that retain the clues needed for its decision; draw the transformation and identify discarded details. Draw your </w:t>
+      </w:r>
+      <w:r>
+        <w:rPr>
+          <w:b/>
+        </w:rPr>
+        <w:t>input</w:t>
+      </w:r>
+      <w:r>
+        <w:rPr>
+          <w:b w:val="0"/>
+        </w:rPr>
+        <w:t>, deciding step, result and limit.</w:t>
+      </w:r>
+    </w:p>
+    <w:p>
+      <w:pPr>
+        <w:spacing w:line="336" w:lineRule="auto" w:after="180"/>
+      </w:pPr>
+      <w:r>
+        <w:rPr>
+          <w:b w:val="0"/>
+        </w:rPr>
+        <w:t>Supported question: Use the richer record to find blue pencils in Box B. Explain why total alone was insufficient.</w:t>
+      </w:r>
+    </w:p>
+    <w:p>
+      <w:pPr>
+        <w:spacing w:line="336" w:lineRule="auto" w:after="180"/>
+        <w:shd w:fill="F5F1FB"/>
+      </w:pPr>
+      <w:r>
+        <w:rPr>
+          <w:b w:val="0"/>
+        </w:rPr>
+        <w:t xml:space="preserve">Draw your project </w:t>
+      </w:r>
+      <w:r>
+        <w:rPr>
+          <w:b/>
+        </w:rPr>
+        <w:t>trace</w:t>
+      </w:r>
+      <w:r>
+        <w:rPr>
+          <w:b w:val="0"/>
+        </w:rPr>
+        <w:t xml:space="preserve"> and justify the deciding step using </w:t>
+      </w:r>
+      <w:r>
+        <w:rPr>
+          <w:b/>
+        </w:rPr>
+        <w:t>evidence</w:t>
+      </w:r>
+      <w:r>
+        <w:rPr>
+          <w:b w:val="0"/>
+        </w:rPr>
+        <w:t>.</w:t>
+      </w:r>
+    </w:p>
+    <w:p>
+      <w:pPr>
+        <w:pStyle w:val="Heading3"/>
+      </w:pPr>
+      <w:r>
+        <w:t>My picture explanation, deciding evidence and one limit</w:t>
       </w:r>
     </w:p>
     <w:p>

--- a/downloads/workbook/ai-1-week-02.docx
+++ b/downloads/workbook/ai-1-week-02.docx
@@ -25,42 +25,122 @@
         <w:pStyle w:val="Heading1"/>
       </w:pPr>
       <w:r>
-        <w:t>01. Recall and choose your starting point</w:t>
-      </w:r>
-    </w:p>
-    <w:p>
-      <w:r>
-        <w:t>Record your starting explanation for Input, Process, Output before opening notes. Show any later correction separately.</w:t>
-      </w:r>
-    </w:p>
-    <w:p>
-      <w:pPr>
-        <w:spacing w:line="336" w:lineRule="auto" w:after="180"/>
-      </w:pPr>
-      <w:r>
-        <w:rPr>
-          <w:b w:val="0"/>
-        </w:rPr>
+        <w:t>One connected information record.</w:t>
+      </w:r>
+    </w:p>
+    <w:p>
+      <w:r>
+        <w:t>Trace a request, compare summaries, choose needed information, diagnose an error and attempt the reserved new case.</w:t>
+      </w:r>
+    </w:p>
+    <w:p>
+      <w:r>
+        <w:t>Keep a first attempt, its supporting trace and a correction you can explain.</w:t>
+      </w:r>
+    </w:p>
+    <w:p>
+      <w:pPr>
+        <w:pStyle w:val="Heading1"/>
+      </w:pPr>
+      <w:r>
+        <w:t>01. Recall · Follow last week’s decision</w:t>
+      </w:r>
+    </w:p>
+    <w:p>
+      <w:r>
+        <w:t>Retrieve before checking your notes.</w:t>
+      </w:r>
+    </w:p>
+    <w:p>
+      <w:pPr>
+        <w:pStyle w:val="Heading2"/>
+      </w:pPr>
+      <w:r>
+        <w:t>Your first explanation</w:t>
+      </w:r>
+    </w:p>
+    <w:p>
+      <w:pPr>
+        <w:pStyle w:val="ListBullet"/>
+      </w:pPr>
+      <w:r>
         <w:t>Try the recall before opening notes. Then use a different colour or a labelled second line to correct your explanation.</w:t>
       </w:r>
     </w:p>
     <w:p>
       <w:pPr>
+        <w:pStyle w:val="ListBullet"/>
+      </w:pPr>
+      <w:r>
+        <w:t>Without opening the old lesson, explain one key idea from AI or Not?. Give an example and a mistake that the idea helps you avoid.</w:t>
+      </w:r>
+    </w:p>
+    <w:p>
+      <w:pPr>
         <w:pStyle w:val="Heading3"/>
       </w:pPr>
       <w:r>
+        <w:t>My remembered idea, example and correction</w:t>
+      </w:r>
+    </w:p>
+    <w:p>
+      <w:r>
+        <w:t>________________________________________________________________</w:t>
+      </w:r>
+    </w:p>
+    <w:p>
+      <w:r>
+        <w:t>________________________________________________________________</w:t>
+      </w:r>
+    </w:p>
+    <w:p>
+      <w:r>
+        <w:t>________________________________________________________________</w:t>
+      </w:r>
+    </w:p>
+    <w:p>
+      <w:pPr>
+        <w:pStyle w:val="Heading2"/>
+      </w:pPr>
+      <w:r>
+        <w:t>Earlier wording, alternative practice and picture transcripts · reference / check after trying</w:t>
+      </w:r>
+    </w:p>
+    <w:p>
+      <w:pPr>
+        <w:pStyle w:val="Heading3"/>
+      </w:pPr>
+      <w:r>
         <w:t>AI or Not?</w:t>
       </w:r>
     </w:p>
     <w:p>
       <w:pPr>
-        <w:spacing w:line="336" w:lineRule="auto" w:after="180"/>
-      </w:pPr>
-      <w:r>
-        <w:rPr>
-          <w:b w:val="0"/>
-        </w:rPr>
-        <w:t>Without opening the old lesson, explain one key idea from AI or Not?. Give an example and a mistake that the idea helps you avoid.</w:t>
+        <w:pStyle w:val="Heading1"/>
+      </w:pPr>
+      <w:r>
+        <w:t>12. W1 · Trace the library request</w:t>
+      </w:r>
+    </w:p>
+    <w:p>
+      <w:r>
+        <w:t>Check both conditions and identify the surviving record.</w:t>
+      </w:r>
+    </w:p>
+    <w:p>
+      <w:pPr>
+        <w:pStyle w:val="Heading2"/>
+      </w:pPr>
+      <w:r>
+        <w:t>Read, trace and explain</w:t>
+      </w:r>
+    </w:p>
+    <w:p>
+      <w:pPr>
+        <w:pStyle w:val="ListBullet"/>
+      </w:pPr>
+      <w:r>
+        <w:t>The kiosk receives genre=science and maximum pages=120. The catalogue contains A science 80 pages, B science 150 pages and C mystery 90 pages. It keeps records with the requested genre and no more than 120 pages. Draw the input, process and output, naming the surviving record.</w:t>
       </w:r>
     </w:p>
     <w:p>
@@ -68,7 +148,7 @@
         <w:pStyle w:val="Heading3"/>
       </w:pPr>
       <w:r>
-        <w:t>My remembered idea, example and correction</w:t>
+        <w:t>My reasoning and evidence</w:t>
       </w:r>
     </w:p>
     <w:p>
@@ -87,139 +167,55 @@
       </w:r>
     </w:p>
     <w:p>
+      <w:r>
+        <w:t>________________________________________________________________</w:t>
+      </w:r>
+    </w:p>
+    <w:p>
+      <w:r>
+        <w:t>________________________________________________________________</w:t>
+      </w:r>
+    </w:p>
+    <w:p>
+      <w:r>
+        <w:t>________________________________________________________________</w:t>
+      </w:r>
+    </w:p>
+    <w:p>
       <w:pPr>
         <w:pStyle w:val="Heading1"/>
       </w:pPr>
       <w:r>
-        <w:t>02. Practise with fading help</w:t>
-      </w:r>
-    </w:p>
-    <w:p>
-      <w:r>
-        <w:t>Complete the supported Input, Process, Output trace and record the first step you can explain without help.</w:t>
-      </w:r>
-    </w:p>
-    <w:p>
-      <w:pPr>
-        <w:spacing w:line="336" w:lineRule="auto" w:after="180"/>
-      </w:pPr>
-      <w:r>
-        <w:rPr>
-          <w:b w:val="0"/>
-        </w:rPr>
-        <w:t xml:space="preserve">Use W2: Finish the visitor example for </w:t>
-      </w:r>
-      <w:r>
-        <w:rPr>
-          <w:b/>
-        </w:rPr>
-        <w:t>Representation</w:t>
-      </w:r>
-      <w:r>
-        <w:rPr>
-          <w:b w:val="0"/>
-        </w:rPr>
-        <w:t>s and information paths. Record the answer once; the lesson and workbook refer to the same attempt.</w:t>
-      </w:r>
-    </w:p>
-    <w:tbl>
-      <w:tblPr>
-        <w:tblStyle w:val="LightShading-Accent1"/>
-        <w:tblW w:type="auto" w:w="0"/>
-        <w:tblLook w:firstColumn="1" w:firstRow="1" w:lastColumn="0" w:lastRow="0" w:noHBand="0" w:noVBand="1" w:val="04A0"/>
-      </w:tblPr>
-      <w:tblGrid>
-        <w:gridCol w:w="2556"/>
-        <w:gridCol w:w="2556"/>
-        <w:gridCol w:w="2556"/>
-        <w:gridCol w:w="2556"/>
-      </w:tblGrid>
-      <w:tr>
-        <w:trPr>
-          <w:tblHeader/>
-        </w:trPr>
-        <w:tc>
-          <w:tcPr>
-            <w:tcW w:type="dxa" w:w="2556"/>
-          </w:tcPr>
-          <w:p>
-            <w:r>
-              <w:t>Given inputs</w:t>
-            </w:r>
-          </w:p>
-        </w:tc>
-        <w:tc>
-          <w:tcPr>
-            <w:tcW w:type="dxa" w:w="2556"/>
-          </w:tcPr>
-          <w:p>
-            <w:r>
-              <w:t>Procedure I chose</w:t>
-            </w:r>
-          </w:p>
-        </w:tc>
-        <w:tc>
-          <w:tcPr>
-            <w:tcW w:type="dxa" w:w="2556"/>
-          </w:tcPr>
-          <w:p>
-            <w:r>
-              <w:t>Middle steps</w:t>
-            </w:r>
-          </w:p>
-        </w:tc>
-        <w:tc>
-          <w:tcPr>
-            <w:tcW w:type="dxa" w:w="2556"/>
-          </w:tcPr>
-          <w:p>
-            <w:r>
-              <w:t>Result and check</w:t>
-            </w:r>
-          </w:p>
-        </w:tc>
-      </w:tr>
-      <w:tr>
-        <w:tc>
-          <w:tcPr>
-            <w:tcW w:type="dxa" w:w="2556"/>
-          </w:tcPr>
-          <w:p>
-            <w:r/>
-          </w:p>
-        </w:tc>
-        <w:tc>
-          <w:tcPr>
-            <w:tcW w:type="dxa" w:w="2556"/>
-          </w:tcPr>
-          <w:p>
-            <w:r/>
-          </w:p>
-        </w:tc>
-        <w:tc>
-          <w:tcPr>
-            <w:tcW w:type="dxa" w:w="2556"/>
-          </w:tcPr>
-          <w:p>
-            <w:r/>
-          </w:p>
-        </w:tc>
-        <w:tc>
-          <w:tcPr>
-            <w:tcW w:type="dxa" w:w="2556"/>
-          </w:tcPr>
-          <w:p>
-            <w:r/>
-          </w:p>
-        </w:tc>
-      </w:tr>
-    </w:tbl>
+        <w:t>13. W2 · Two schedules, one total</w:t>
+      </w:r>
+    </w:p>
+    <w:p>
+      <w:r>
+        <w:t>Show why the summary cannot determine the busiest hour.</w:t>
+      </w:r>
+    </w:p>
+    <w:p>
+      <w:pPr>
+        <w:pStyle w:val="Heading2"/>
+      </w:pPr>
+      <w:r>
+        <w:t>Try the visitor case</w:t>
+      </w:r>
+    </w:p>
+    <w:p>
+      <w:pPr>
+        <w:pStyle w:val="ListBullet"/>
+      </w:pPr>
+      <w:r>
+        <w:t>A record stores only total visitors=3. Give two different arrival schedules that produce this total. Can the total tell us the busiest hour? Explain.</w:t>
+      </w:r>
+    </w:p>
     <w:p>
       <w:pPr>
         <w:pStyle w:val="Heading3"/>
       </w:pPr>
       <w:r>
-        <w:t>The step I completed without help, and the hint I needed</w:t>
+        <w:t>My reasoning and evidence</w:t>
       </w:r>
     </w:p>
     <w:p>
@@ -238,62 +234,42 @@
       </w:r>
     </w:p>
     <w:p>
+      <w:r>
+        <w:t>________________________________________________________________</w:t>
+      </w:r>
+    </w:p>
+    <w:p>
+      <w:r>
+        <w:t>________________________________________________________________</w:t>
+      </w:r>
+    </w:p>
+    <w:p>
       <w:pPr>
         <w:pStyle w:val="Heading1"/>
       </w:pPr>
       <w:r>
-        <w:t>03. Individual reasoning check</w:t>
-      </w:r>
-    </w:p>
-    <w:p>
-      <w:r>
-        <w:t>Check the proposed Input, Process, Output explanation against the supplied facts before discussing it.</w:t>
-      </w:r>
-    </w:p>
-    <w:p>
-      <w:pPr>
-        <w:spacing w:line="336" w:lineRule="auto" w:after="180"/>
-      </w:pPr>
-      <w:r>
-        <w:rPr>
-          <w:b w:val="0"/>
-        </w:rPr>
-        <w:t xml:space="preserve">Use the worked case for </w:t>
-      </w:r>
-      <w:r>
-        <w:rPr>
-          <w:b/>
-        </w:rPr>
-        <w:t>Representation</w:t>
-      </w:r>
-      <w:r>
-        <w:rPr>
-          <w:b w:val="0"/>
-        </w:rPr>
-        <w:t xml:space="preserve">s and information paths. Proposed explanation: “Every </w:t>
-      </w:r>
-      <w:r>
-        <w:rPr>
-          <w:b/>
-        </w:rPr>
-        <w:t>output</w:t>
-      </w:r>
-      <w:r>
-        <w:rPr>
-          <w:b w:val="0"/>
-        </w:rPr>
-        <w:t xml:space="preserve"> is the final action”. Decide whether this explanation is supported.</w:t>
-      </w:r>
-    </w:p>
-    <w:p>
-      <w:pPr>
-        <w:spacing w:line="336" w:lineRule="auto" w:after="180"/>
-      </w:pPr>
-      <w:r>
-        <w:rPr>
-          <w:b w:val="0"/>
-        </w:rPr>
-        <w:t>Point to the step or supplied fact that decides; explain your repair if needed.</w:t>
+        <w:t>14. W3 · Choose enough information</w:t>
+      </w:r>
+    </w:p>
+    <w:p>
+      <w:r>
+        <w:t>Match each question to the information needed to answer it.</w:t>
+      </w:r>
+    </w:p>
+    <w:p>
+      <w:pPr>
+        <w:pStyle w:val="Heading2"/>
+      </w:pPr>
+      <w:r>
+        <w:t>Explain each choice</w:t>
+      </w:r>
+    </w:p>
+    <w:p>
+      <w:pPr>
+        <w:pStyle w:val="ListBullet"/>
+      </w:pPr>
+      <w:r>
+        <w:t>For each task, choose the information needed: decide whether a book is under 120 pages; quote its first sentence exactly; decide whether a copy is available now. Explain why a genre tag alone is insufficient for all three.</w:t>
       </w:r>
     </w:p>
     <w:p>
@@ -301,7 +277,7 @@
         <w:pStyle w:val="Heading3"/>
       </w:pPr>
       <w:r>
-        <w:t>My explanation before partner discussion</w:t>
+        <w:t>My reasoning and evidence</w:t>
       </w:r>
     </w:p>
     <w:p>
@@ -325,16 +301,42 @@
       </w:r>
     </w:p>
     <w:p>
+      <w:r>
+        <w:t>________________________________________________________________</w:t>
+      </w:r>
+    </w:p>
+    <w:p>
+      <w:r>
+        <w:t>________________________________________________________________</w:t>
+      </w:r>
+    </w:p>
+    <w:p>
       <w:pPr>
         <w:pStyle w:val="Heading1"/>
       </w:pPr>
       <w:r>
-        <w:t>04. Independent transfer case</w:t>
-      </w:r>
-    </w:p>
-    <w:p>
-      <w:r>
-        <w:t>Write one first attempt at the reserved independent case before feedback. Repeated copies of that case refer to the same recorded attempt.</w:t>
+        <w:t>16. W5 · Find the first incorrect stage</w:t>
+      </w:r>
+    </w:p>
+    <w:p>
+      <w:r>
+        <w:t>Trace the spoken request, transcript and arithmetic before choosing a repair.</w:t>
+      </w:r>
+    </w:p>
+    <w:p>
+      <w:pPr>
+        <w:pStyle w:val="Heading2"/>
+      </w:pPr>
+      <w:r>
+        <w:t>Diagnose the voice calculator</w:t>
+      </w:r>
+    </w:p>
+    <w:p>
+      <w:pPr>
+        <w:pStyle w:val="ListBullet"/>
+      </w:pPr>
+      <w:r>
+        <w:t>A voice calculator receives a spoken request for 16 divided by 4. Its transcript says 60 divided by 4 and its calculator returns 15. Identify the first incorrect stage, show the intended result and propose a check before calculation.</w:t>
       </w:r>
     </w:p>
     <w:p>
@@ -342,7 +344,58 @@
         <w:pStyle w:val="Heading3"/>
       </w:pPr>
       <w:r>
-        <w:t>Independent case: Investigate a new loss of information</w:t>
+        <w:t>My reasoning and evidence</w:t>
+      </w:r>
+    </w:p>
+    <w:p>
+      <w:r>
+        <w:t>________________________________________________________________</w:t>
+      </w:r>
+    </w:p>
+    <w:p>
+      <w:r>
+        <w:t>________________________________________________________________</w:t>
+      </w:r>
+    </w:p>
+    <w:p>
+      <w:r>
+        <w:t>________________________________________________________________</w:t>
+      </w:r>
+    </w:p>
+    <w:p>
+      <w:r>
+        <w:t>________________________________________________________________</w:t>
+      </w:r>
+    </w:p>
+    <w:p>
+      <w:r>
+        <w:t>________________________________________________________________</w:t>
+      </w:r>
+    </w:p>
+    <w:p>
+      <w:r>
+        <w:t>________________________________________________________________</w:t>
+      </w:r>
+    </w:p>
+    <w:p>
+      <w:pPr>
+        <w:pStyle w:val="Heading1"/>
+      </w:pPr>
+      <w:r>
+        <w:t>04. W4 · Explain a new information loss</w:t>
+      </w:r>
+    </w:p>
+    <w:p>
+      <w:r>
+        <w:t>Keep one first attempt on the four-score case before feedback.</w:t>
+      </w:r>
+    </w:p>
+    <w:p>
+      <w:pPr>
+        <w:pStyle w:val="Heading2"/>
+      </w:pPr>
+      <w:r>
+        <w:t>Read and explain independently</w:t>
       </w:r>
     </w:p>
     <w:p>
@@ -412,6 +465,14 @@
     </w:p>
     <w:p>
       <w:pPr>
+        <w:pStyle w:val="Heading2"/>
+      </w:pPr>
+      <w:r>
+        <w:t>Record any support</w:t>
+      </w:r>
+    </w:p>
+    <w:p>
+      <w:pPr>
         <w:spacing w:line="336" w:lineRule="auto" w:after="180"/>
       </w:pPr>
       <w:r>
@@ -423,27 +484,88 @@
     </w:p>
     <w:p>
       <w:pPr>
+        <w:pStyle w:val="Heading2"/>
+      </w:pPr>
+      <w:r>
+        <w:t>Earlier wording, alternative practice and picture transcripts · reference / check after trying</w:t>
+      </w:r>
+    </w:p>
+    <w:p>
+      <w:pPr>
+        <w:pStyle w:val="Heading3"/>
+      </w:pPr>
+      <w:r>
+        <w:t>Independent case: Investigate a new loss of information</w:t>
+      </w:r>
+    </w:p>
+    <w:p>
+      <w:pPr>
         <w:pStyle w:val="Heading1"/>
       </w:pPr>
       <w:r>
-        <w:t>05. Your learning target</w:t>
-      </w:r>
-    </w:p>
-    <w:p>
-      <w:r>
-        <w:t>Connect the Input, Process, Output target to a trace and a justified conclusion.</w:t>
-      </w:r>
-    </w:p>
-    <w:p>
-      <w:pPr>
-        <w:spacing w:line="336" w:lineRule="auto" w:after="180"/>
-        <w:shd w:fill="F5F1FB"/>
-      </w:pPr>
-      <w:r>
-        <w:rPr>
-          <w:b w:val="0"/>
-        </w:rPr>
-        <w:t>A library kiosk receives 'mystery', filters a catalogue by genre and displays three titles. No speaker is attached. Draw its information path. A visitor says it read three books aloud. Which stage contradicts that claim?</w:t>
+        <w:t>09. Project · Draw your sorter’s information path</w:t>
+      </w:r>
+    </w:p>
+    <w:p>
+      <w:r>
+        <w:t>Label the input, transformation, output and human review point.</w:t>
+      </w:r>
+    </w:p>
+    <w:p>
+      <w:pPr>
+        <w:pStyle w:val="Heading2"/>
+      </w:pPr>
+      <w:r>
+        <w:t>Your map and evidence</w:t>
+      </w:r>
+    </w:p>
+    <w:p>
+      <w:pPr>
+        <w:pStyle w:val="ListBullet"/>
+      </w:pPr>
+      <w:r>
+        <w:t>Draw the Classroom Sorter's first input-process-output map and show where a person may review the result.</w:t>
+      </w:r>
+    </w:p>
+    <w:p>
+      <w:pPr>
+        <w:pStyle w:val="ListBullet"/>
+      </w:pPr>
+      <w:r>
+        <w:t>The project change and evidence I will keep</w:t>
+      </w:r>
+    </w:p>
+    <w:p>
+      <w:pPr>
+        <w:pStyle w:val="Heading3"/>
+      </w:pPr>
+      <w:r>
+        <w:t>Write or draw your reasoning and evidence.</w:t>
+      </w:r>
+    </w:p>
+    <w:p>
+      <w:r>
+        <w:t>________________________________________________________________</w:t>
+      </w:r>
+    </w:p>
+    <w:p>
+      <w:r>
+        <w:t>________________________________________________________________</w:t>
+      </w:r>
+    </w:p>
+    <w:p>
+      <w:r>
+        <w:t>________________________________________________________________</w:t>
+      </w:r>
+    </w:p>
+    <w:p>
+      <w:r>
+        <w:t>________________________________________________________________</w:t>
+      </w:r>
+    </w:p>
+    <w:p>
+      <w:r>
+        <w:t>________________________________________________________________</w:t>
       </w:r>
     </w:p>
     <w:p>
@@ -451,1046 +573,20 @@
         <w:pStyle w:val="Heading1"/>
       </w:pPr>
       <w:r>
-        <w:t>06. Solve the given case</w:t>
-      </w:r>
-    </w:p>
-    <w:p>
-      <w:r>
-        <w:t>Solve the supplied Input, Process, Output case and show the deciding evidence.</w:t>
-      </w:r>
-    </w:p>
-    <w:p>
-      <w:pPr>
-        <w:spacing w:line="336" w:lineRule="auto" w:after="180"/>
-      </w:pPr>
-      <w:r>
-        <w:rPr>
-          <w:b w:val="0"/>
-        </w:rPr>
-        <w:t>A playlist helper receives a mood, matches song tags and displays three titles.</w:t>
-      </w:r>
-    </w:p>
-    <w:p>
-      <w:pPr>
-        <w:spacing w:line="336" w:lineRule="auto" w:after="180"/>
-        <w:shd w:fill="F5F1FB"/>
-      </w:pPr>
-      <w:r>
-        <w:rPr>
-          <w:b w:val="0"/>
-        </w:rPr>
-        <w:t xml:space="preserve">Name </w:t>
-      </w:r>
-      <w:r>
-        <w:rPr>
-          <w:b/>
-        </w:rPr>
-        <w:t>input</w:t>
-      </w:r>
-      <w:r>
-        <w:rPr>
-          <w:b w:val="0"/>
-        </w:rPr>
-        <w:t xml:space="preserve">, </w:t>
-      </w:r>
-      <w:r>
-        <w:rPr>
-          <w:b/>
-        </w:rPr>
-        <w:t>process</w:t>
-      </w:r>
-      <w:r>
-        <w:rPr>
-          <w:b w:val="0"/>
-        </w:rPr>
-        <w:t xml:space="preserve"> and </w:t>
-      </w:r>
-      <w:r>
-        <w:rPr>
-          <w:b/>
-        </w:rPr>
-        <w:t>output</w:t>
-      </w:r>
-      <w:r>
-        <w:rPr>
-          <w:b w:val="0"/>
-        </w:rPr>
-        <w:t>. Is displaying titles the same as playing audio?</w:t>
-      </w:r>
-    </w:p>
-    <w:p>
-      <w:pPr>
-        <w:spacing w:line="336" w:lineRule="auto" w:after="180"/>
-      </w:pPr>
-      <w:r>
-        <w:rPr>
-          <w:b w:val="0"/>
-        </w:rPr>
-        <w:t xml:space="preserve">Show your </w:t>
-      </w:r>
-      <w:r>
-        <w:rPr>
-          <w:b/>
-        </w:rPr>
-        <w:t>trace</w:t>
-      </w:r>
-      <w:r>
-        <w:rPr>
-          <w:b w:val="0"/>
-        </w:rPr>
-        <w:t xml:space="preserve">, calculation or </w:t>
-      </w:r>
-      <w:r>
-        <w:rPr>
-          <w:b/>
-        </w:rPr>
-        <w:t>evidence</w:t>
-      </w:r>
-    </w:p>
-    <w:p>
-      <w:pPr>
-        <w:pStyle w:val="Heading3"/>
-      </w:pPr>
-      <w:r>
-        <w:t>Write or draw your reasoning and evidence.</w:t>
-      </w:r>
-    </w:p>
-    <w:p>
-      <w:r>
-        <w:t>________________________________________________________________</w:t>
-      </w:r>
-    </w:p>
-    <w:p>
-      <w:r>
-        <w:t>________________________________________________________________</w:t>
-      </w:r>
-    </w:p>
-    <w:p>
-      <w:r>
-        <w:t>________________________________________________________________</w:t>
-      </w:r>
-    </w:p>
-    <w:p>
-      <w:r>
-        <w:t>________________________________________________________________</w:t>
-      </w:r>
-    </w:p>
-    <w:p>
-      <w:r>
-        <w:t>________________________________________________________________</w:t>
-      </w:r>
-    </w:p>
-    <w:p>
-      <w:pPr>
-        <w:pStyle w:val="Heading1"/>
-      </w:pPr>
-      <w:r>
-        <w:t>07. Check a changed case</w:t>
-      </w:r>
-    </w:p>
-    <w:p>
-      <w:r>
-        <w:t>Apply the procedure to the changed case and record why the conclusion follows.</w:t>
-      </w:r>
-    </w:p>
-    <w:p>
-      <w:pPr>
-        <w:spacing w:line="336" w:lineRule="auto" w:after="180"/>
-        <w:shd w:fill="F5F1FB"/>
-      </w:pPr>
-      <w:r>
-        <w:rPr>
-          <w:b w:val="0"/>
-        </w:rPr>
-        <w:t xml:space="preserve">A classroom fan receives a temperature reading, compares it with 25 degrees C, and turns on. Name the </w:t>
-      </w:r>
-      <w:r>
-        <w:rPr>
-          <w:b/>
-        </w:rPr>
-        <w:t>input</w:t>
-      </w:r>
-      <w:r>
-        <w:rPr>
-          <w:b w:val="0"/>
-        </w:rPr>
-        <w:t xml:space="preserve">, </w:t>
-      </w:r>
-      <w:r>
-        <w:rPr>
-          <w:b/>
-        </w:rPr>
-        <w:t>process</w:t>
-      </w:r>
-      <w:r>
-        <w:rPr>
-          <w:b w:val="0"/>
-        </w:rPr>
-        <w:t xml:space="preserve"> and </w:t>
-      </w:r>
-      <w:r>
-        <w:rPr>
-          <w:b/>
-        </w:rPr>
-        <w:t>output</w:t>
-      </w:r>
-      <w:r>
-        <w:rPr>
-          <w:b w:val="0"/>
-        </w:rPr>
-        <w:t>. What should happen if the reading is missing?</w:t>
-      </w:r>
-    </w:p>
-    <w:p>
-      <w:pPr>
-        <w:spacing w:line="336" w:lineRule="auto" w:after="180"/>
-      </w:pPr>
-      <w:r>
-        <w:rPr>
-          <w:b w:val="0"/>
-        </w:rPr>
-        <w:t>My independent answer and reason</w:t>
-      </w:r>
-    </w:p>
-    <w:p>
-      <w:pPr>
-        <w:pStyle w:val="Heading3"/>
-      </w:pPr>
-      <w:r>
-        <w:t>Write or draw your reasoning and evidence.</w:t>
-      </w:r>
-    </w:p>
-    <w:p>
-      <w:r>
-        <w:t>________________________________________________________________</w:t>
-      </w:r>
-    </w:p>
-    <w:p>
-      <w:r>
-        <w:t>________________________________________________________________</w:t>
-      </w:r>
-    </w:p>
-    <w:p>
-      <w:r>
-        <w:t>________________________________________________________________</w:t>
-      </w:r>
-    </w:p>
-    <w:p>
-      <w:r>
-        <w:t>________________________________________________________________</w:t>
-      </w:r>
-    </w:p>
-    <w:p>
-      <w:r>
-        <w:t>________________________________________________________________</w:t>
-      </w:r>
-    </w:p>
-    <w:p>
-      <w:pPr>
-        <w:pStyle w:val="Heading3"/>
-      </w:pPr>
-      <w:r>
-        <w:t>Week 2 Test and reflect</w:t>
-      </w:r>
-    </w:p>
-    <w:p>
-      <w:pPr>
-        <w:pStyle w:val="Heading1"/>
-      </w:pPr>
-      <w:r>
-        <w:t>08. Design a revealing test</w:t>
-      </w:r>
-    </w:p>
-    <w:p>
-      <w:r>
-        <w:t>Specify a changed input, expected result and observation separately.</w:t>
-      </w:r>
-    </w:p>
-    <w:p>
-      <w:pPr>
-        <w:spacing w:line="336" w:lineRule="auto" w:after="180"/>
-      </w:pPr>
-      <w:r>
-        <w:rPr>
-          <w:b w:val="0"/>
-        </w:rPr>
-        <w:t xml:space="preserve">Create a changed </w:t>
-      </w:r>
-      <w:r>
-        <w:rPr>
-          <w:b/>
-        </w:rPr>
-        <w:t>input</w:t>
-      </w:r>
-      <w:r>
-        <w:rPr>
-          <w:b w:val="0"/>
-        </w:rPr>
-        <w:t>, boundary case or missing-information case. Write the expected answer or safe response before testing.</w:t>
-      </w:r>
-    </w:p>
-    <w:tbl>
-      <w:tblPr>
-        <w:tblStyle w:val="LightShading-Accent1"/>
-        <w:tblW w:type="auto" w:w="0"/>
-        <w:tblLook w:firstColumn="1" w:firstRow="1" w:lastColumn="0" w:lastRow="0" w:noHBand="0" w:noVBand="1" w:val="04A0"/>
-      </w:tblPr>
-      <w:tblGrid>
-        <w:gridCol w:w="5112"/>
-        <w:gridCol w:w="5112"/>
-      </w:tblGrid>
-      <w:tr>
-        <w:trPr>
-          <w:tblHeader/>
-        </w:trPr>
-        <w:tc>
-          <w:tcPr>
-            <w:tcW w:type="dxa" w:w="5112"/>
-          </w:tcPr>
-          <w:p>
-            <w:r>
-              <w:t>Test record</w:t>
-            </w:r>
-          </w:p>
-        </w:tc>
-        <w:tc>
-          <w:tcPr>
-            <w:tcW w:type="dxa" w:w="5112"/>
-          </w:tcPr>
-          <w:p>
-            <w:r>
-              <w:t>My evidence</w:t>
-            </w:r>
-          </w:p>
-        </w:tc>
-      </w:tr>
-      <w:tr>
-        <w:tc>
-          <w:tcPr>
-            <w:tcW w:type="dxa" w:w="5112"/>
-          </w:tcPr>
-          <w:p>
-            <w:r>
-              <w:t>Changed input or condition</w:t>
-            </w:r>
-          </w:p>
-        </w:tc>
-        <w:tc>
-          <w:tcPr>
-            <w:tcW w:type="dxa" w:w="5112"/>
-          </w:tcPr>
-          <w:p>
-            <w:r/>
-          </w:p>
-        </w:tc>
-      </w:tr>
-      <w:tr>
-        <w:tc>
-          <w:tcPr>
-            <w:tcW w:type="dxa" w:w="5112"/>
-          </w:tcPr>
-          <w:p>
-            <w:r>
-              <w:t>Expected answer or fallback</w:t>
-            </w:r>
-          </w:p>
-        </w:tc>
-        <w:tc>
-          <w:tcPr>
-            <w:tcW w:type="dxa" w:w="5112"/>
-          </w:tcPr>
-          <w:p>
-            <w:r/>
-          </w:p>
-        </w:tc>
-      </w:tr>
-      <w:tr>
-        <w:tc>
-          <w:tcPr>
-            <w:tcW w:type="dxa" w:w="5112"/>
-          </w:tcPr>
-          <w:p>
-            <w:r>
-              <w:t>Observed result</w:t>
-            </w:r>
-          </w:p>
-        </w:tc>
-        <w:tc>
-          <w:tcPr>
-            <w:tcW w:type="dxa" w:w="5112"/>
-          </w:tcPr>
-          <w:p>
-            <w:r/>
-          </w:p>
-        </w:tc>
-      </w:tr>
-      <w:tr>
-        <w:tc>
-          <w:tcPr>
-            <w:tcW w:type="dxa" w:w="5112"/>
-          </w:tcPr>
-          <w:p>
-            <w:r>
-              <w:t>Why the result occurred</w:t>
-            </w:r>
-          </w:p>
-        </w:tc>
-        <w:tc>
-          <w:tcPr>
-            <w:tcW w:type="dxa" w:w="5112"/>
-          </w:tcPr>
-          <w:p>
-            <w:r/>
-          </w:p>
-        </w:tc>
-      </w:tr>
-    </w:tbl>
-    <w:p>
-      <w:pPr>
-        <w:pStyle w:val="Heading1"/>
-      </w:pPr>
-      <w:r>
-        <w:t>09. Project checkpoint</w:t>
-      </w:r>
-    </w:p>
-    <w:p>
-      <w:r>
-        <w:t>Justify what Input, Process, Output adds to Helpful Classroom Sorter and keep the evidence.</w:t>
-      </w:r>
-    </w:p>
-    <w:p>
-      <w:pPr>
-        <w:spacing w:line="336" w:lineRule="auto" w:after="180"/>
-      </w:pPr>
-      <w:r>
-        <w:rPr>
-          <w:b w:val="0"/>
-        </w:rPr>
-        <w:t xml:space="preserve">Draw the Classroom Sorter's first </w:t>
-      </w:r>
-      <w:r>
-        <w:rPr>
-          <w:b/>
-        </w:rPr>
-        <w:t>input</w:t>
-      </w:r>
-      <w:r>
-        <w:rPr>
-          <w:b w:val="0"/>
-        </w:rPr>
-        <w:t>-</w:t>
-      </w:r>
-      <w:r>
-        <w:rPr>
-          <w:b/>
-        </w:rPr>
-        <w:t>process</w:t>
-      </w:r>
-      <w:r>
-        <w:rPr>
-          <w:b w:val="0"/>
-        </w:rPr>
-        <w:t>-</w:t>
-      </w:r>
-      <w:r>
-        <w:rPr>
-          <w:b/>
-        </w:rPr>
-        <w:t>output</w:t>
-      </w:r>
-      <w:r>
-        <w:rPr>
-          <w:b w:val="0"/>
-        </w:rPr>
-        <w:t xml:space="preserve"> map and show where a person may review the result.</w:t>
-      </w:r>
-    </w:p>
-    <w:p>
-      <w:pPr>
-        <w:spacing w:line="336" w:lineRule="auto" w:after="180"/>
-      </w:pPr>
-      <w:r>
-        <w:rPr>
-          <w:b w:val="0"/>
-        </w:rPr>
-        <w:t xml:space="preserve">The project change and </w:t>
-      </w:r>
-      <w:r>
-        <w:rPr>
-          <w:b/>
-        </w:rPr>
-        <w:t>evidence</w:t>
-      </w:r>
-      <w:r>
-        <w:rPr>
-          <w:b w:val="0"/>
-        </w:rPr>
-        <w:t xml:space="preserve"> I will keep</w:t>
-      </w:r>
-    </w:p>
-    <w:p>
-      <w:pPr>
-        <w:pStyle w:val="Heading3"/>
-      </w:pPr>
-      <w:r>
-        <w:t>Write or draw your reasoning and evidence.</w:t>
-      </w:r>
-    </w:p>
-    <w:p>
-      <w:r>
-        <w:t>________________________________________________________________</w:t>
-      </w:r>
-    </w:p>
-    <w:p>
-      <w:r>
-        <w:t>________________________________________________________________</w:t>
-      </w:r>
-    </w:p>
-    <w:p>
-      <w:r>
-        <w:t>________________________________________________________________</w:t>
-      </w:r>
-    </w:p>
-    <w:p>
-      <w:r>
-        <w:t>________________________________________________________________</w:t>
-      </w:r>
-    </w:p>
-    <w:p>
-      <w:r>
-        <w:t>________________________________________________________________</w:t>
-      </w:r>
-    </w:p>
-    <w:p>
-      <w:pPr>
-        <w:pStyle w:val="Heading1"/>
-      </w:pPr>
-      <w:r>
-        <w:t>10. Self check</w:t>
-      </w:r>
-    </w:p>
-    <w:p>
-      <w:r>
-        <w:t>Judge explanation, evidence, transfer and limits separately; attach the work behind your judgement.</w:t>
-      </w:r>
-    </w:p>
-    <w:p>
-      <w:pPr>
-        <w:pStyle w:val="ListBullet"/>
-      </w:pPr>
-      <w:r>
-        <w:t>I can explain the mechanism.</w:t>
-      </w:r>
-    </w:p>
-    <w:p>
-      <w:pPr>
-        <w:pStyle w:val="ListBullet"/>
-      </w:pPr>
-      <w:r>
-        <w:t>I can show evidence.</w:t>
-      </w:r>
-    </w:p>
-    <w:p>
-      <w:pPr>
-        <w:pStyle w:val="ListBullet"/>
-      </w:pPr>
-      <w:r>
-        <w:t>I can handle a changed case.</w:t>
-      </w:r>
-    </w:p>
-    <w:p>
-      <w:pPr>
-        <w:pStyle w:val="ListBullet"/>
-      </w:pPr>
-      <w:r>
-        <w:t>I can name a limit.</w:t>
-      </w:r>
-    </w:p>
-    <w:p>
-      <w:r>
-        <w:t>Mark each as not yet, with help or independently, and attach supporting work.</w:t>
-      </w:r>
-    </w:p>
-    <w:p>
-      <w:pPr>
-        <w:spacing w:line="336" w:lineRule="auto" w:after="180"/>
-      </w:pPr>
-      <w:r>
-        <w:rPr>
-          <w:b w:val="0"/>
-        </w:rPr>
-        <w:t>Teacher review ____________________  Next step ____________________</w:t>
-      </w:r>
-    </w:p>
-    <w:p>
-      <w:pPr>
-        <w:pStyle w:val="Heading1"/>
-      </w:pPr>
-      <w:r>
-        <w:t>11. Transfer practice from the original programme</w:t>
-      </w:r>
-    </w:p>
-    <w:p>
-      <w:r>
-        <w:t>Use this earlier case as transfer practice. A case already discussed with feedback is not fresh assessment evidence.</w:t>
-      </w:r>
-    </w:p>
-    <w:p>
-      <w:pPr>
-        <w:spacing w:line="336" w:lineRule="auto" w:after="180"/>
-        <w:shd w:fill="F5F1FB"/>
-      </w:pPr>
-      <w:r>
-        <w:rPr>
-          <w:b w:val="0"/>
-        </w:rPr>
-        <w:t>A library kiosk receives 'mystery', filters a catalogue by genre and displays three titles. No speaker is attached. Draw its information path. A visitor says it read three books aloud. Which stage contradicts that claim?</w:t>
-      </w:r>
-    </w:p>
-    <w:p>
-      <w:pPr>
-        <w:pStyle w:val="Heading3"/>
-      </w:pPr>
-      <w:r>
-        <w:t>My independently reasoned answer</w:t>
-      </w:r>
-    </w:p>
-    <w:p>
-      <w:r>
-        <w:t>________________________________________________________________</w:t>
-      </w:r>
-    </w:p>
-    <w:p>
-      <w:r>
-        <w:t>________________________________________________________________</w:t>
-      </w:r>
-    </w:p>
-    <w:p>
-      <w:r>
-        <w:t>________________________________________________________________</w:t>
-      </w:r>
-    </w:p>
-    <w:p>
-      <w:r>
-        <w:t>________________________________________________________________</w:t>
-      </w:r>
-    </w:p>
-    <w:p>
-      <w:r>
-        <w:t>________________________________________________________________</w:t>
-      </w:r>
-    </w:p>
-    <w:p>
-      <w:r>
-        <w:t>________________________________________________________________</w:t>
-      </w:r>
-    </w:p>
-    <w:p>
-      <w:r>
-        <w:t>________________________________________________________________</w:t>
-      </w:r>
-    </w:p>
-    <w:p>
-      <w:pPr>
-        <w:spacing w:line="336" w:lineRule="auto" w:after="180"/>
-      </w:pPr>
-      <w:r>
-        <w:rPr>
-          <w:b w:val="0"/>
-        </w:rPr>
-        <w:t>Record support used: none, hint or teacher explanation.</w:t>
-      </w:r>
-    </w:p>
-    <w:p>
-      <w:pPr>
-        <w:pStyle w:val="Heading1"/>
-      </w:pPr>
-      <w:r>
-        <w:t>12. W1 Trace a request</w:t>
-      </w:r>
-    </w:p>
-    <w:p>
-      <w:r>
-        <w:t>Trace a request. Apply the supplied Input, Process, Output facts and keep your reasoning.</w:t>
-      </w:r>
-    </w:p>
-    <w:p>
-      <w:pPr>
-        <w:spacing w:line="336" w:lineRule="auto" w:after="180"/>
-      </w:pPr>
-      <w:r>
-        <w:rPr>
-          <w:b w:val="0"/>
-        </w:rPr>
-        <w:t>The kiosk receives genre=science and maximum pages=120. The catalogue contains A science 80 pages, B science 150 pages and C mystery 90 pages. It keeps records with the requested genre and no more than 120 pages.</w:t>
-      </w:r>
-    </w:p>
-    <w:p>
-      <w:pPr>
-        <w:spacing w:line="336" w:lineRule="auto" w:after="180"/>
-      </w:pPr>
-      <w:r>
-        <w:rPr>
-          <w:b w:val="0"/>
-        </w:rPr>
-        <w:t xml:space="preserve">Draw the </w:t>
-      </w:r>
-      <w:r>
-        <w:rPr>
-          <w:b/>
-        </w:rPr>
-        <w:t>input</w:t>
-      </w:r>
-      <w:r>
-        <w:rPr>
-          <w:b w:val="0"/>
-        </w:rPr>
-        <w:t xml:space="preserve">, </w:t>
-      </w:r>
-      <w:r>
-        <w:rPr>
-          <w:b/>
-        </w:rPr>
-        <w:t>process</w:t>
-      </w:r>
-      <w:r>
-        <w:rPr>
-          <w:b w:val="0"/>
-        </w:rPr>
-        <w:t xml:space="preserve"> and </w:t>
-      </w:r>
-      <w:r>
-        <w:rPr>
-          <w:b/>
-        </w:rPr>
-        <w:t>output</w:t>
-      </w:r>
-      <w:r>
-        <w:rPr>
-          <w:b w:val="0"/>
-        </w:rPr>
-        <w:t>, naming the surviving record.</w:t>
-      </w:r>
-    </w:p>
-    <w:p>
-      <w:pPr>
-        <w:pStyle w:val="Heading3"/>
-      </w:pPr>
-      <w:r>
-        <w:t>My reasoning and evidence</w:t>
-      </w:r>
-    </w:p>
-    <w:p>
-      <w:r>
-        <w:t>________________________________________________________________</w:t>
-      </w:r>
-    </w:p>
-    <w:p>
-      <w:r>
-        <w:t>________________________________________________________________</w:t>
-      </w:r>
-    </w:p>
-    <w:p>
-      <w:r>
-        <w:t>________________________________________________________________</w:t>
-      </w:r>
-    </w:p>
-    <w:p>
-      <w:r>
-        <w:t>________________________________________________________________</w:t>
-      </w:r>
-    </w:p>
-    <w:p>
-      <w:r>
-        <w:t>________________________________________________________________</w:t>
-      </w:r>
-    </w:p>
-    <w:p>
-      <w:r>
-        <w:t>________________________________________________________________</w:t>
-      </w:r>
-    </w:p>
-    <w:p>
-      <w:pPr>
-        <w:pStyle w:val="Heading1"/>
-      </w:pPr>
-      <w:r>
-        <w:t>13. W2 Finish the visitor example</w:t>
-      </w:r>
-    </w:p>
-    <w:p>
-      <w:r>
-        <w:t>Finish the visitor example. Apply the supplied Input, Process, Output facts and keep your reasoning.</w:t>
-      </w:r>
-    </w:p>
-    <w:p>
-      <w:pPr>
-        <w:spacing w:line="336" w:lineRule="auto" w:after="180"/>
-      </w:pPr>
-      <w:r>
-        <w:rPr>
-          <w:b w:val="0"/>
-        </w:rPr>
-        <w:t>A record stores only total visitors=3. Give two different arrival schedules that produce this total. Can the total tell us the busiest hour? Explain.</w:t>
-      </w:r>
-    </w:p>
-    <w:p>
-      <w:pPr>
-        <w:pStyle w:val="Heading3"/>
-      </w:pPr>
-      <w:r>
-        <w:t>My reasoning and evidence</w:t>
-      </w:r>
-    </w:p>
-    <w:p>
-      <w:r>
-        <w:t>________________________________________________________________</w:t>
-      </w:r>
-    </w:p>
-    <w:p>
-      <w:r>
-        <w:t>________________________________________________________________</w:t>
-      </w:r>
-    </w:p>
-    <w:p>
-      <w:r>
-        <w:t>________________________________________________________________</w:t>
-      </w:r>
-    </w:p>
-    <w:p>
-      <w:r>
-        <w:t>________________________________________________________________</w:t>
-      </w:r>
-    </w:p>
-    <w:p>
-      <w:r>
-        <w:t>________________________________________________________________</w:t>
-      </w:r>
-    </w:p>
-    <w:p>
-      <w:pPr>
-        <w:pStyle w:val="Heading1"/>
-      </w:pPr>
-      <w:r>
-        <w:t>14. W3 Choose a sufficient representation</w:t>
-      </w:r>
-    </w:p>
-    <w:p>
-      <w:r>
-        <w:t>Choose a sufficient representation. Apply the supplied Input, Process, Output facts and keep your reasoning.</w:t>
-      </w:r>
-    </w:p>
-    <w:p>
-      <w:pPr>
-        <w:spacing w:line="336" w:lineRule="auto" w:after="180"/>
-      </w:pPr>
-      <w:r>
-        <w:rPr>
-          <w:b w:val="0"/>
-        </w:rPr>
-        <w:t>For each task, choose the information needed: decide whether a book is under 120 pages; quote its first sentence exactly; decide whether a copy is available now. Explain why a genre tag alone is insufficient for all three.</w:t>
-      </w:r>
-    </w:p>
-    <w:p>
-      <w:pPr>
-        <w:pStyle w:val="Heading3"/>
-      </w:pPr>
-      <w:r>
-        <w:t>My reasoning and evidence</w:t>
-      </w:r>
-    </w:p>
-    <w:p>
-      <w:r>
-        <w:t>________________________________________________________________</w:t>
-      </w:r>
-    </w:p>
-    <w:p>
-      <w:r>
-        <w:t>________________________________________________________________</w:t>
-      </w:r>
-    </w:p>
-    <w:p>
-      <w:r>
-        <w:t>________________________________________________________________</w:t>
-      </w:r>
-    </w:p>
-    <w:p>
-      <w:r>
-        <w:t>________________________________________________________________</w:t>
-      </w:r>
-    </w:p>
-    <w:p>
-      <w:r>
-        <w:t>________________________________________________________________</w:t>
-      </w:r>
-    </w:p>
-    <w:p>
-      <w:r>
-        <w:t>________________________________________________________________</w:t>
-      </w:r>
-    </w:p>
-    <w:p>
-      <w:pPr>
-        <w:pStyle w:val="Heading1"/>
-      </w:pPr>
-      <w:r>
-        <w:t>15. W4 Investigate a new loss of information</w:t>
-      </w:r>
-    </w:p>
-    <w:p>
-      <w:r>
-        <w:t>Attempt before feedback. If this repeats the selected independent case, reuse that first attempt; otherwise keep a separate record. Investigate a new loss of information. Apply the supplied Input, Process, Output facts and keep your reasoning.</w:t>
-      </w:r>
-    </w:p>
-    <w:p>
-      <w:pPr>
-        <w:spacing w:line="336" w:lineRule="auto" w:after="180"/>
-      </w:pPr>
-      <w:r>
-        <w:rPr>
-          <w:b w:val="0"/>
-        </w:rPr>
-        <w:t>A classroom device receives four scores and stores only their total, 20. A student claims that every score must be 5. Give two different lists of four nonnegative whole-number scores with total 20.</w:t>
-      </w:r>
-    </w:p>
-    <w:p>
-      <w:pPr>
-        <w:spacing w:line="336" w:lineRule="auto" w:after="180"/>
-      </w:pPr>
-      <w:r>
-        <w:rPr>
-          <w:b w:val="0"/>
-        </w:rPr>
-        <w:t>Explain precisely what the stored total establishes and what it does not.</w:t>
-      </w:r>
-    </w:p>
-    <w:p>
-      <w:pPr>
-        <w:pStyle w:val="Heading3"/>
-      </w:pPr>
-      <w:r>
-        <w:t>My reasoning and evidence</w:t>
-      </w:r>
-    </w:p>
-    <w:p>
-      <w:r>
-        <w:t>________________________________________________________________</w:t>
-      </w:r>
-    </w:p>
-    <w:p>
-      <w:r>
-        <w:t>________________________________________________________________</w:t>
-      </w:r>
-    </w:p>
-    <w:p>
-      <w:r>
-        <w:t>________________________________________________________________</w:t>
-      </w:r>
-    </w:p>
-    <w:p>
-      <w:r>
-        <w:t>________________________________________________________________</w:t>
-      </w:r>
-    </w:p>
-    <w:p>
-      <w:r>
-        <w:t>________________________________________________________________</w:t>
-      </w:r>
-    </w:p>
-    <w:p>
-      <w:r>
-        <w:t>________________________________________________________________</w:t>
-      </w:r>
-    </w:p>
-    <w:p>
-      <w:r>
-        <w:t>________________________________________________________________</w:t>
-      </w:r>
-    </w:p>
-    <w:p>
-      <w:pPr>
-        <w:pStyle w:val="Heading1"/>
-      </w:pPr>
-      <w:r>
-        <w:t>16. W5 Diagnose before repairing</w:t>
-      </w:r>
-    </w:p>
-    <w:p>
-      <w:r>
-        <w:t>Diagnose before repairing. Apply the supplied Input, Process, Output facts and keep your reasoning.</w:t>
-      </w:r>
-    </w:p>
-    <w:p>
-      <w:pPr>
-        <w:spacing w:line="336" w:lineRule="auto" w:after="180"/>
-      </w:pPr>
-      <w:r>
-        <w:rPr>
-          <w:b w:val="0"/>
-        </w:rPr>
-        <w:t>A voice calculator receives a spoken request for 16 divided by 4. Its transcript says 60 divided by 4 and its calculator returns 15.</w:t>
-      </w:r>
-    </w:p>
-    <w:p>
-      <w:pPr>
-        <w:spacing w:line="336" w:lineRule="auto" w:after="180"/>
-      </w:pPr>
-      <w:r>
-        <w:rPr>
-          <w:b w:val="0"/>
-        </w:rPr>
-        <w:t>Identify the first incorrect stage, show the intended result and propose a check before calculation.</w:t>
-      </w:r>
-    </w:p>
-    <w:p>
-      <w:pPr>
-        <w:pStyle w:val="Heading3"/>
-      </w:pPr>
-      <w:r>
-        <w:t>My reasoning and evidence</w:t>
-      </w:r>
-    </w:p>
-    <w:p>
-      <w:r>
-        <w:t>________________________________________________________________</w:t>
-      </w:r>
-    </w:p>
-    <w:p>
-      <w:r>
-        <w:t>________________________________________________________________</w:t>
-      </w:r>
-    </w:p>
-    <w:p>
-      <w:r>
-        <w:t>________________________________________________________________</w:t>
-      </w:r>
-    </w:p>
-    <w:p>
-      <w:r>
-        <w:t>________________________________________________________________</w:t>
-      </w:r>
-    </w:p>
-    <w:p>
-      <w:r>
-        <w:t>________________________________________________________________</w:t>
-      </w:r>
-    </w:p>
-    <w:p>
-      <w:r>
-        <w:t>________________________________________________________________</w:t>
-      </w:r>
-    </w:p>
-    <w:p>
-      <w:pPr>
-        <w:pStyle w:val="Heading1"/>
-      </w:pPr>
-      <w:r>
-        <w:t>17. Feedback, return check and learning record</w:t>
-      </w:r>
-    </w:p>
-    <w:p>
-      <w:r>
-        <w:t>Record the first repaired step and a different case to revisit after a delay.</w:t>
+        <w:t>17. Feedback · Repair, then return</w:t>
+      </w:r>
+    </w:p>
+    <w:p>
+      <w:r>
+        <w:t>Keep the first attempt, the reason for a repair and a later changed-case check.</w:t>
+      </w:r>
+    </w:p>
+    <w:p>
+      <w:pPr>
+        <w:pStyle w:val="Heading2"/>
+      </w:pPr>
+      <w:r>
+        <w:t>Your evidence record</w:t>
       </w:r>
     </w:p>
     <w:tbl>
@@ -1645,12 +741,976 @@
         <w:pStyle w:val="Heading1"/>
       </w:pPr>
       <w:r>
-        <w:t>18. Pictorial case practice: Input, Process, Output</w:t>
-      </w:r>
-    </w:p>
-    <w:p>
-      <w:r>
-        <w:t>A fictional classroom cupboard records coloured pencils, then reports just a total. Explain the labelled step before checking the changed condition.</w:t>
+        <w:t>10. Finish · Check what your work shows</w:t>
+      </w:r>
+    </w:p>
+    <w:p>
+      <w:r>
+        <w:t>Point to a trace, an explanation and a limit before choosing a confidence level.</w:t>
+      </w:r>
+    </w:p>
+    <w:p>
+      <w:pPr>
+        <w:pStyle w:val="Heading2"/>
+      </w:pPr>
+      <w:r>
+        <w:t>Your self-check</w:t>
+      </w:r>
+    </w:p>
+    <w:p>
+      <w:pPr>
+        <w:pStyle w:val="ListBullet"/>
+      </w:pPr>
+      <w:r>
+        <w:t>I can explain the mechanism.</w:t>
+      </w:r>
+    </w:p>
+    <w:p>
+      <w:pPr>
+        <w:pStyle w:val="ListBullet"/>
+      </w:pPr>
+      <w:r>
+        <w:t>I can show evidence.</w:t>
+      </w:r>
+    </w:p>
+    <w:p>
+      <w:pPr>
+        <w:pStyle w:val="ListBullet"/>
+      </w:pPr>
+      <w:r>
+        <w:t>I can handle a changed case.</w:t>
+      </w:r>
+    </w:p>
+    <w:p>
+      <w:pPr>
+        <w:pStyle w:val="ListBullet"/>
+      </w:pPr>
+      <w:r>
+        <w:t>I can name a limit.</w:t>
+      </w:r>
+    </w:p>
+    <w:p>
+      <w:r>
+        <w:t>Mark each as not yet, with help or independently, and attach supporting work.</w:t>
+      </w:r>
+    </w:p>
+    <w:p>
+      <w:pPr>
+        <w:spacing w:line="336" w:lineRule="auto" w:after="180"/>
+      </w:pPr>
+      <w:r>
+        <w:rPr>
+          <w:b w:val="0"/>
+        </w:rPr>
+        <w:t>Teacher review ____________________  Next step ____________________</w:t>
+      </w:r>
+    </w:p>
+    <w:p>
+      <w:pPr>
+        <w:pStyle w:val="Heading1"/>
+      </w:pPr>
+      <w:r>
+        <w:t>Reference bank and extra practice</w:t>
+      </w:r>
+    </w:p>
+    <w:p>
+      <w:pPr>
+        <w:pStyle w:val="Heading1"/>
+      </w:pPr>
+      <w:r>
+        <w:t>02. Reference · Visitor practice record</w:t>
+      </w:r>
+    </w:p>
+    <w:p>
+      <w:r>
+        <w:t>This is the same W2 attempt. Use one response record.</w:t>
+      </w:r>
+    </w:p>
+    <w:p>
+      <w:pPr>
+        <w:pStyle w:val="Heading2"/>
+      </w:pPr>
+      <w:r>
+        <w:t>Use this when helpful</w:t>
+      </w:r>
+    </w:p>
+    <w:p>
+      <w:pPr>
+        <w:spacing w:line="336" w:lineRule="auto" w:after="180"/>
+      </w:pPr>
+      <w:r>
+        <w:rPr>
+          <w:b w:val="0"/>
+        </w:rPr>
+        <w:t xml:space="preserve">Use W2: Finish the visitor example for </w:t>
+      </w:r>
+      <w:r>
+        <w:rPr>
+          <w:b/>
+        </w:rPr>
+        <w:t>Representation</w:t>
+      </w:r>
+      <w:r>
+        <w:rPr>
+          <w:b w:val="0"/>
+        </w:rPr>
+        <w:t>s and information paths. Record the answer once; the lesson and workbook refer to the same attempt.</w:t>
+      </w:r>
+    </w:p>
+    <w:tbl>
+      <w:tblPr>
+        <w:tblStyle w:val="LightShading-Accent1"/>
+        <w:tblW w:type="auto" w:w="0"/>
+        <w:tblLook w:firstColumn="1" w:firstRow="1" w:lastColumn="0" w:lastRow="0" w:noHBand="0" w:noVBand="1" w:val="04A0"/>
+      </w:tblPr>
+      <w:tblGrid>
+        <w:gridCol w:w="2556"/>
+        <w:gridCol w:w="2556"/>
+        <w:gridCol w:w="2556"/>
+        <w:gridCol w:w="2556"/>
+      </w:tblGrid>
+      <w:tr>
+        <w:trPr>
+          <w:tblHeader/>
+        </w:trPr>
+        <w:tc>
+          <w:tcPr>
+            <w:tcW w:type="dxa" w:w="2556"/>
+          </w:tcPr>
+          <w:p>
+            <w:r>
+              <w:t>Given inputs</w:t>
+            </w:r>
+          </w:p>
+        </w:tc>
+        <w:tc>
+          <w:tcPr>
+            <w:tcW w:type="dxa" w:w="2556"/>
+          </w:tcPr>
+          <w:p>
+            <w:r>
+              <w:t>Procedure I chose</w:t>
+            </w:r>
+          </w:p>
+        </w:tc>
+        <w:tc>
+          <w:tcPr>
+            <w:tcW w:type="dxa" w:w="2556"/>
+          </w:tcPr>
+          <w:p>
+            <w:r>
+              <w:t>Middle steps</w:t>
+            </w:r>
+          </w:p>
+        </w:tc>
+        <w:tc>
+          <w:tcPr>
+            <w:tcW w:type="dxa" w:w="2556"/>
+          </w:tcPr>
+          <w:p>
+            <w:r>
+              <w:t>Result and check</w:t>
+            </w:r>
+          </w:p>
+        </w:tc>
+      </w:tr>
+      <w:tr>
+        <w:tc>
+          <w:tcPr>
+            <w:tcW w:type="dxa" w:w="2556"/>
+          </w:tcPr>
+          <w:p>
+            <w:r/>
+          </w:p>
+        </w:tc>
+        <w:tc>
+          <w:tcPr>
+            <w:tcW w:type="dxa" w:w="2556"/>
+          </w:tcPr>
+          <w:p>
+            <w:r/>
+          </w:p>
+        </w:tc>
+        <w:tc>
+          <w:tcPr>
+            <w:tcW w:type="dxa" w:w="2556"/>
+          </w:tcPr>
+          <w:p>
+            <w:r/>
+          </w:p>
+        </w:tc>
+        <w:tc>
+          <w:tcPr>
+            <w:tcW w:type="dxa" w:w="2556"/>
+          </w:tcPr>
+          <w:p>
+            <w:r/>
+          </w:p>
+        </w:tc>
+      </w:tr>
+    </w:tbl>
+    <w:p>
+      <w:pPr>
+        <w:pStyle w:val="Heading3"/>
+      </w:pPr>
+      <w:r>
+        <w:t>The step I completed without help, and the hint I needed</w:t>
+      </w:r>
+    </w:p>
+    <w:p>
+      <w:r>
+        <w:t>________________________________________________________________</w:t>
+      </w:r>
+    </w:p>
+    <w:p>
+      <w:r>
+        <w:t>________________________________________________________________</w:t>
+      </w:r>
+    </w:p>
+    <w:p>
+      <w:r>
+        <w:t>________________________________________________________________</w:t>
+      </w:r>
+    </w:p>
+    <w:p>
+      <w:pPr>
+        <w:pStyle w:val="Heading1"/>
+      </w:pPr>
+      <w:r>
+        <w:t>03. Extra practice · Is every output final?</w:t>
+      </w:r>
+    </w:p>
+    <w:p>
+      <w:r>
+        <w:t>Use a multi-stage example to repair the claim.</w:t>
+      </w:r>
+    </w:p>
+    <w:p>
+      <w:pPr>
+        <w:pStyle w:val="Heading2"/>
+      </w:pPr>
+      <w:r>
+        <w:t>Use this when helpful</w:t>
+      </w:r>
+    </w:p>
+    <w:p>
+      <w:pPr>
+        <w:spacing w:line="336" w:lineRule="auto" w:after="180"/>
+      </w:pPr>
+      <w:r>
+        <w:rPr>
+          <w:b w:val="0"/>
+        </w:rPr>
+        <w:t xml:space="preserve">Use the worked case for </w:t>
+      </w:r>
+      <w:r>
+        <w:rPr>
+          <w:b/>
+        </w:rPr>
+        <w:t>Representation</w:t>
+      </w:r>
+      <w:r>
+        <w:rPr>
+          <w:b w:val="0"/>
+        </w:rPr>
+        <w:t xml:space="preserve">s and information paths. Proposed explanation: “Every </w:t>
+      </w:r>
+      <w:r>
+        <w:rPr>
+          <w:b/>
+        </w:rPr>
+        <w:t>output</w:t>
+      </w:r>
+      <w:r>
+        <w:rPr>
+          <w:b w:val="0"/>
+        </w:rPr>
+        <w:t xml:space="preserve"> is the final action”. Decide whether this explanation is supported.</w:t>
+      </w:r>
+    </w:p>
+    <w:p>
+      <w:pPr>
+        <w:spacing w:line="336" w:lineRule="auto" w:after="180"/>
+      </w:pPr>
+      <w:r>
+        <w:rPr>
+          <w:b w:val="0"/>
+        </w:rPr>
+        <w:t>Point to the step or supplied fact that decides; explain your repair if needed.</w:t>
+      </w:r>
+    </w:p>
+    <w:p>
+      <w:pPr>
+        <w:pStyle w:val="Heading3"/>
+      </w:pPr>
+      <w:r>
+        <w:t>My explanation before partner discussion</w:t>
+      </w:r>
+    </w:p>
+    <w:p>
+      <w:r>
+        <w:t>________________________________________________________________</w:t>
+      </w:r>
+    </w:p>
+    <w:p>
+      <w:r>
+        <w:t>________________________________________________________________</w:t>
+      </w:r>
+    </w:p>
+    <w:p>
+      <w:r>
+        <w:t>________________________________________________________________</w:t>
+      </w:r>
+    </w:p>
+    <w:p>
+      <w:r>
+        <w:t>________________________________________________________________</w:t>
+      </w:r>
+    </w:p>
+    <w:p>
+      <w:pPr>
+        <w:pStyle w:val="Heading1"/>
+      </w:pPr>
+      <w:r>
+        <w:t>05. Reference · The kiosk target</w:t>
+      </w:r>
+    </w:p>
+    <w:p>
+      <w:r>
+        <w:t>Return to the target when checking your explanation.</w:t>
+      </w:r>
+    </w:p>
+    <w:p>
+      <w:pPr>
+        <w:pStyle w:val="Heading2"/>
+      </w:pPr>
+      <w:r>
+        <w:t>Use this when helpful</w:t>
+      </w:r>
+    </w:p>
+    <w:p>
+      <w:pPr>
+        <w:spacing w:line="336" w:lineRule="auto" w:after="180"/>
+      </w:pPr>
+      <w:r>
+        <w:rPr>
+          <w:b w:val="0"/>
+        </w:rPr>
+        <w:t>A library kiosk receives 'mystery', filters a catalogue by genre and displays three titles. No speaker is attached. Draw its information path. A visitor says it read three books aloud. Which stage contradicts that claim?</w:t>
+      </w:r>
+    </w:p>
+    <w:p>
+      <w:pPr>
+        <w:pStyle w:val="Heading1"/>
+      </w:pPr>
+      <w:r>
+        <w:t>06. Extra practice · Playlist helper</w:t>
+      </w:r>
+    </w:p>
+    <w:p>
+      <w:r>
+        <w:t>Try before checking the student worked explanation.</w:t>
+      </w:r>
+    </w:p>
+    <w:p>
+      <w:pPr>
+        <w:pStyle w:val="Heading2"/>
+      </w:pPr>
+      <w:r>
+        <w:t>Use this when helpful</w:t>
+      </w:r>
+    </w:p>
+    <w:p>
+      <w:pPr>
+        <w:spacing w:line="336" w:lineRule="auto" w:after="180"/>
+      </w:pPr>
+      <w:r>
+        <w:rPr>
+          <w:b w:val="0"/>
+        </w:rPr>
+        <w:t>A playlist helper receives a mood, matches song tags and displays three titles.</w:t>
+      </w:r>
+    </w:p>
+    <w:p>
+      <w:pPr>
+        <w:spacing w:line="336" w:lineRule="auto" w:after="180"/>
+      </w:pPr>
+      <w:r>
+        <w:rPr>
+          <w:b w:val="0"/>
+        </w:rPr>
+        <w:t xml:space="preserve">Name </w:t>
+      </w:r>
+      <w:r>
+        <w:rPr>
+          <w:b/>
+        </w:rPr>
+        <w:t>input</w:t>
+      </w:r>
+      <w:r>
+        <w:rPr>
+          <w:b w:val="0"/>
+        </w:rPr>
+        <w:t xml:space="preserve">, </w:t>
+      </w:r>
+      <w:r>
+        <w:rPr>
+          <w:b/>
+        </w:rPr>
+        <w:t>process</w:t>
+      </w:r>
+      <w:r>
+        <w:rPr>
+          <w:b w:val="0"/>
+        </w:rPr>
+        <w:t xml:space="preserve"> and </w:t>
+      </w:r>
+      <w:r>
+        <w:rPr>
+          <w:b/>
+        </w:rPr>
+        <w:t>output</w:t>
+      </w:r>
+      <w:r>
+        <w:rPr>
+          <w:b w:val="0"/>
+        </w:rPr>
+        <w:t>. Is displaying titles the same as playing audio?</w:t>
+      </w:r>
+    </w:p>
+    <w:p>
+      <w:pPr>
+        <w:spacing w:line="336" w:lineRule="auto" w:after="180"/>
+      </w:pPr>
+      <w:r>
+        <w:rPr>
+          <w:b w:val="0"/>
+        </w:rPr>
+        <w:t xml:space="preserve">Show your </w:t>
+      </w:r>
+      <w:r>
+        <w:rPr>
+          <w:b/>
+        </w:rPr>
+        <w:t>trace</w:t>
+      </w:r>
+      <w:r>
+        <w:rPr>
+          <w:b w:val="0"/>
+        </w:rPr>
+        <w:t xml:space="preserve">, calculation or </w:t>
+      </w:r>
+      <w:r>
+        <w:rPr>
+          <w:b/>
+        </w:rPr>
+        <w:t>evidence</w:t>
+      </w:r>
+    </w:p>
+    <w:p>
+      <w:pPr>
+        <w:pStyle w:val="Heading3"/>
+      </w:pPr>
+      <w:r>
+        <w:t>Write or draw your reasoning and evidence.</w:t>
+      </w:r>
+    </w:p>
+    <w:p>
+      <w:r>
+        <w:t>________________________________________________________________</w:t>
+      </w:r>
+    </w:p>
+    <w:p>
+      <w:r>
+        <w:t>________________________________________________________________</w:t>
+      </w:r>
+    </w:p>
+    <w:p>
+      <w:r>
+        <w:t>________________________________________________________________</w:t>
+      </w:r>
+    </w:p>
+    <w:p>
+      <w:r>
+        <w:t>________________________________________________________________</w:t>
+      </w:r>
+    </w:p>
+    <w:p>
+      <w:r>
+        <w:t>________________________________________________________________</w:t>
+      </w:r>
+    </w:p>
+    <w:p>
+      <w:pPr>
+        <w:pStyle w:val="Heading1"/>
+      </w:pPr>
+      <w:r>
+        <w:t>07. Extra practice · Fan and missing reading</w:t>
+      </w:r>
+    </w:p>
+    <w:p>
+      <w:r>
+        <w:t>This is additional practice; keep the four-score first attempt separate.</w:t>
+      </w:r>
+    </w:p>
+    <w:p>
+      <w:pPr>
+        <w:pStyle w:val="Heading2"/>
+      </w:pPr>
+      <w:r>
+        <w:t>Use this when helpful</w:t>
+      </w:r>
+    </w:p>
+    <w:p>
+      <w:pPr>
+        <w:spacing w:line="336" w:lineRule="auto" w:after="180"/>
+      </w:pPr>
+      <w:r>
+        <w:rPr>
+          <w:b w:val="0"/>
+        </w:rPr>
+        <w:t xml:space="preserve">A classroom fan receives a temperature reading, compares it with 25 degrees C, and turns on. Name the </w:t>
+      </w:r>
+      <w:r>
+        <w:rPr>
+          <w:b/>
+        </w:rPr>
+        <w:t>input</w:t>
+      </w:r>
+      <w:r>
+        <w:rPr>
+          <w:b w:val="0"/>
+        </w:rPr>
+        <w:t xml:space="preserve">, </w:t>
+      </w:r>
+      <w:r>
+        <w:rPr>
+          <w:b/>
+        </w:rPr>
+        <w:t>process</w:t>
+      </w:r>
+      <w:r>
+        <w:rPr>
+          <w:b w:val="0"/>
+        </w:rPr>
+        <w:t xml:space="preserve"> and </w:t>
+      </w:r>
+      <w:r>
+        <w:rPr>
+          <w:b/>
+        </w:rPr>
+        <w:t>output</w:t>
+      </w:r>
+      <w:r>
+        <w:rPr>
+          <w:b w:val="0"/>
+        </w:rPr>
+        <w:t>. What should happen if the reading is missing?</w:t>
+      </w:r>
+    </w:p>
+    <w:p>
+      <w:pPr>
+        <w:spacing w:line="336" w:lineRule="auto" w:after="180"/>
+      </w:pPr>
+      <w:r>
+        <w:rPr>
+          <w:b w:val="0"/>
+        </w:rPr>
+        <w:t>My practice answer and reason</w:t>
+      </w:r>
+    </w:p>
+    <w:p>
+      <w:pPr>
+        <w:pStyle w:val="Heading3"/>
+      </w:pPr>
+      <w:r>
+        <w:t>Write or draw your reasoning and evidence.</w:t>
+      </w:r>
+    </w:p>
+    <w:p>
+      <w:r>
+        <w:t>________________________________________________________________</w:t>
+      </w:r>
+    </w:p>
+    <w:p>
+      <w:r>
+        <w:t>________________________________________________________________</w:t>
+      </w:r>
+    </w:p>
+    <w:p>
+      <w:r>
+        <w:t>________________________________________________________________</w:t>
+      </w:r>
+    </w:p>
+    <w:p>
+      <w:r>
+        <w:t>________________________________________________________________</w:t>
+      </w:r>
+    </w:p>
+    <w:p>
+      <w:r>
+        <w:t>________________________________________________________________</w:t>
+      </w:r>
+    </w:p>
+    <w:p>
+      <w:pPr>
+        <w:pStyle w:val="Heading3"/>
+      </w:pPr>
+      <w:r>
+        <w:t>Week 2 Test and reflect</w:t>
+      </w:r>
+    </w:p>
+    <w:p>
+      <w:pPr>
+        <w:pStyle w:val="Heading1"/>
+      </w:pPr>
+      <w:r>
+        <w:t>08. Extra practice · Design a useful test</w:t>
+      </w:r>
+    </w:p>
+    <w:p>
+      <w:r>
+        <w:t>Write a prediction before tracing or testing.</w:t>
+      </w:r>
+    </w:p>
+    <w:p>
+      <w:pPr>
+        <w:pStyle w:val="Heading2"/>
+      </w:pPr>
+      <w:r>
+        <w:t>Use this when helpful</w:t>
+      </w:r>
+    </w:p>
+    <w:p>
+      <w:pPr>
+        <w:spacing w:line="336" w:lineRule="auto" w:after="180"/>
+      </w:pPr>
+      <w:r>
+        <w:rPr>
+          <w:b w:val="0"/>
+        </w:rPr>
+        <w:t xml:space="preserve">Create a changed </w:t>
+      </w:r>
+      <w:r>
+        <w:rPr>
+          <w:b/>
+        </w:rPr>
+        <w:t>input</w:t>
+      </w:r>
+      <w:r>
+        <w:rPr>
+          <w:b w:val="0"/>
+        </w:rPr>
+        <w:t>, boundary case or missing-information case. Write the expected answer or safe response before testing.</w:t>
+      </w:r>
+    </w:p>
+    <w:tbl>
+      <w:tblPr>
+        <w:tblStyle w:val="LightShading-Accent1"/>
+        <w:tblW w:type="auto" w:w="0"/>
+        <w:tblLook w:firstColumn="1" w:firstRow="1" w:lastColumn="0" w:lastRow="0" w:noHBand="0" w:noVBand="1" w:val="04A0"/>
+      </w:tblPr>
+      <w:tblGrid>
+        <w:gridCol w:w="5112"/>
+        <w:gridCol w:w="5112"/>
+      </w:tblGrid>
+      <w:tr>
+        <w:trPr>
+          <w:tblHeader/>
+        </w:trPr>
+        <w:tc>
+          <w:tcPr>
+            <w:tcW w:type="dxa" w:w="5112"/>
+          </w:tcPr>
+          <w:p>
+            <w:r>
+              <w:t>Test record</w:t>
+            </w:r>
+          </w:p>
+        </w:tc>
+        <w:tc>
+          <w:tcPr>
+            <w:tcW w:type="dxa" w:w="5112"/>
+          </w:tcPr>
+          <w:p>
+            <w:r>
+              <w:t>My evidence</w:t>
+            </w:r>
+          </w:p>
+        </w:tc>
+      </w:tr>
+      <w:tr>
+        <w:tc>
+          <w:tcPr>
+            <w:tcW w:type="dxa" w:w="5112"/>
+          </w:tcPr>
+          <w:p>
+            <w:r>
+              <w:t>Changed input or condition</w:t>
+            </w:r>
+          </w:p>
+        </w:tc>
+        <w:tc>
+          <w:tcPr>
+            <w:tcW w:type="dxa" w:w="5112"/>
+          </w:tcPr>
+          <w:p>
+            <w:r/>
+          </w:p>
+        </w:tc>
+      </w:tr>
+      <w:tr>
+        <w:tc>
+          <w:tcPr>
+            <w:tcW w:type="dxa" w:w="5112"/>
+          </w:tcPr>
+          <w:p>
+            <w:r>
+              <w:t>Expected answer or fallback</w:t>
+            </w:r>
+          </w:p>
+        </w:tc>
+        <w:tc>
+          <w:tcPr>
+            <w:tcW w:type="dxa" w:w="5112"/>
+          </w:tcPr>
+          <w:p>
+            <w:r/>
+          </w:p>
+        </w:tc>
+      </w:tr>
+      <w:tr>
+        <w:tc>
+          <w:tcPr>
+            <w:tcW w:type="dxa" w:w="5112"/>
+          </w:tcPr>
+          <w:p>
+            <w:r>
+              <w:t>Observed result</w:t>
+            </w:r>
+          </w:p>
+        </w:tc>
+        <w:tc>
+          <w:tcPr>
+            <w:tcW w:type="dxa" w:w="5112"/>
+          </w:tcPr>
+          <w:p>
+            <w:r/>
+          </w:p>
+        </w:tc>
+      </w:tr>
+      <w:tr>
+        <w:tc>
+          <w:tcPr>
+            <w:tcW w:type="dxa" w:w="5112"/>
+          </w:tcPr>
+          <w:p>
+            <w:r>
+              <w:t>Why the result occurred</w:t>
+            </w:r>
+          </w:p>
+        </w:tc>
+        <w:tc>
+          <w:tcPr>
+            <w:tcW w:type="dxa" w:w="5112"/>
+          </w:tcPr>
+          <w:p>
+            <w:r/>
+          </w:p>
+        </w:tc>
+      </w:tr>
+    </w:tbl>
+    <w:p>
+      <w:pPr>
+        <w:pStyle w:val="Heading1"/>
+      </w:pPr>
+      <w:r>
+        <w:t>11. Reference · Kiosk response space</w:t>
+      </w:r>
+    </w:p>
+    <w:p>
+      <w:r>
+        <w:t>The kiosk was used in teaching. This response is practice.</w:t>
+      </w:r>
+    </w:p>
+    <w:p>
+      <w:pPr>
+        <w:pStyle w:val="Heading2"/>
+      </w:pPr>
+      <w:r>
+        <w:t>Use this when helpful</w:t>
+      </w:r>
+    </w:p>
+    <w:p>
+      <w:pPr>
+        <w:spacing w:line="336" w:lineRule="auto" w:after="180"/>
+      </w:pPr>
+      <w:r>
+        <w:rPr>
+          <w:b w:val="0"/>
+        </w:rPr>
+        <w:t>A library kiosk receives 'mystery', filters a catalogue by genre and displays three titles. No speaker is attached. Draw its information path. A visitor says it read three books aloud. Which stage contradicts that claim?</w:t>
+      </w:r>
+    </w:p>
+    <w:p>
+      <w:pPr>
+        <w:pStyle w:val="Heading3"/>
+      </w:pPr>
+      <w:r>
+        <w:t>My independently reasoned answer</w:t>
+      </w:r>
+    </w:p>
+    <w:p>
+      <w:r>
+        <w:t>________________________________________________________________</w:t>
+      </w:r>
+    </w:p>
+    <w:p>
+      <w:r>
+        <w:t>________________________________________________________________</w:t>
+      </w:r>
+    </w:p>
+    <w:p>
+      <w:r>
+        <w:t>________________________________________________________________</w:t>
+      </w:r>
+    </w:p>
+    <w:p>
+      <w:r>
+        <w:t>________________________________________________________________</w:t>
+      </w:r>
+    </w:p>
+    <w:p>
+      <w:r>
+        <w:t>________________________________________________________________</w:t>
+      </w:r>
+    </w:p>
+    <w:p>
+      <w:r>
+        <w:t>________________________________________________________________</w:t>
+      </w:r>
+    </w:p>
+    <w:p>
+      <w:r>
+        <w:t>________________________________________________________________</w:t>
+      </w:r>
+    </w:p>
+    <w:p>
+      <w:pPr>
+        <w:spacing w:line="336" w:lineRule="auto" w:after="180"/>
+      </w:pPr>
+      <w:r>
+        <w:rPr>
+          <w:b w:val="0"/>
+        </w:rPr>
+        <w:t>Record support used: none, hint or teacher explanation.</w:t>
+      </w:r>
+    </w:p>
+    <w:p>
+      <w:pPr>
+        <w:pStyle w:val="Heading1"/>
+      </w:pPr>
+      <w:r>
+        <w:t>15. Reference · Four-score response copy</w:t>
+      </w:r>
+    </w:p>
+    <w:p>
+      <w:r>
+        <w:t>This duplicates W4. Reuse its first-attempt record.</w:t>
+      </w:r>
+    </w:p>
+    <w:p>
+      <w:pPr>
+        <w:pStyle w:val="Heading2"/>
+      </w:pPr>
+      <w:r>
+        <w:t>Use this when helpful</w:t>
+      </w:r>
+    </w:p>
+    <w:p>
+      <w:pPr>
+        <w:spacing w:line="336" w:lineRule="auto" w:after="180"/>
+      </w:pPr>
+      <w:r>
+        <w:rPr>
+          <w:b w:val="0"/>
+        </w:rPr>
+        <w:t>A classroom device receives four scores and stores only their total, 20. A student claims that every score must be 5. Give two different lists of four nonnegative whole-number scores with total 20.</w:t>
+      </w:r>
+    </w:p>
+    <w:p>
+      <w:pPr>
+        <w:spacing w:line="336" w:lineRule="auto" w:after="180"/>
+      </w:pPr>
+      <w:r>
+        <w:rPr>
+          <w:b w:val="0"/>
+        </w:rPr>
+        <w:t>Explain precisely what the stored total establishes and what it does not.</w:t>
+      </w:r>
+    </w:p>
+    <w:p>
+      <w:pPr>
+        <w:pStyle w:val="Heading3"/>
+      </w:pPr>
+      <w:r>
+        <w:t>My reasoning and evidence</w:t>
+      </w:r>
+    </w:p>
+    <w:p>
+      <w:r>
+        <w:t>________________________________________________________________</w:t>
+      </w:r>
+    </w:p>
+    <w:p>
+      <w:r>
+        <w:t>________________________________________________________________</w:t>
+      </w:r>
+    </w:p>
+    <w:p>
+      <w:r>
+        <w:t>________________________________________________________________</w:t>
+      </w:r>
+    </w:p>
+    <w:p>
+      <w:r>
+        <w:t>________________________________________________________________</w:t>
+      </w:r>
+    </w:p>
+    <w:p>
+      <w:r>
+        <w:t>________________________________________________________________</w:t>
+      </w:r>
+    </w:p>
+    <w:p>
+      <w:r>
+        <w:t>________________________________________________________________</w:t>
+      </w:r>
+    </w:p>
+    <w:p>
+      <w:r>
+        <w:t>________________________________________________________________</w:t>
+      </w:r>
+    </w:p>
+    <w:p>
+      <w:pPr>
+        <w:pStyle w:val="Heading1"/>
+      </w:pPr>
+      <w:r>
+        <w:t>18. Extra practice · The pencil record</w:t>
+      </w:r>
+    </w:p>
+    <w:p>
+      <w:r>
+        <w:t>Use the worked picture and record what support you needed.</w:t>
+      </w:r>
+    </w:p>
+    <w:p>
+      <w:pPr>
+        <w:pStyle w:val="Heading2"/>
+      </w:pPr>
+      <w:r>
+        <w:t>Use this when helpful</w:t>
       </w:r>
     </w:p>
     <w:p>
@@ -1821,16 +1881,7 @@
     </w:p>
     <w:p>
       <w:pPr>
-        <w:pStyle w:val="Heading3"/>
-      </w:pPr>
-      <w:r>
-        <w:t>Record the help used</w:t>
-      </w:r>
-    </w:p>
-    <w:p>
-      <w:pPr>
         <w:spacing w:line="336" w:lineRule="auto" w:after="180"/>
-        <w:shd w:fill="F1F6F8"/>
       </w:pPr>
       <w:r>
         <w:rPr>
@@ -1879,12 +1930,20 @@
         <w:pStyle w:val="Heading1"/>
       </w:pPr>
       <w:r>
-        <w:t>19. Project portfolio milestone</w:t>
-      </w:r>
-    </w:p>
-    <w:p>
-      <w:r>
-        <w:t>Keep this week’s input, deciding step, result and limit together in the Helpful Classroom Sorter record.</w:t>
+        <w:t>19. Reference · Sorter portfolio record</w:t>
+      </w:r>
+    </w:p>
+    <w:p>
+      <w:r>
+        <w:t>Extend your main project record if needed.</w:t>
+      </w:r>
+    </w:p>
+    <w:p>
+      <w:pPr>
+        <w:pStyle w:val="Heading2"/>
+      </w:pPr>
+      <w:r>
+        <w:t>Use this when helpful</w:t>
       </w:r>
     </w:p>
     <w:p>
@@ -2098,12 +2157,395 @@
         <w:pStyle w:val="Heading1"/>
       </w:pPr>
       <w:r>
-        <w:t>20. Supported practice and learning evidence</w:t>
-      </w:r>
-    </w:p>
-    <w:p>
-      <w:r>
-        <w:t>Try the supported questions before comparing with hints and feedback. Record what you repaired and the evidence you retained.</w:t>
+        <w:t>20. Extra practice: pictures, repair and feedback</w:t>
+      </w:r>
+    </w:p>
+    <w:p>
+      <w:r>
+        <w:t>Attempt each question before opening its explanation. Use one paper or browser copy.</w:t>
+      </w:r>
+    </w:p>
+    <w:p>
+      <w:pPr>
+        <w:pStyle w:val="Heading2"/>
+      </w:pPr>
+      <w:r>
+        <w:t>First supported question</w:t>
+      </w:r>
+    </w:p>
+    <w:p>
+      <w:pPr>
+        <w:pStyle w:val="ListBullet"/>
+      </w:pPr>
+      <w:r>
+        <w:t>A fictional classroom cupboard records coloured pencils, then reports just a total.</w:t>
+      </w:r>
+    </w:p>
+    <w:p>
+      <w:pPr>
+        <w:pStyle w:val="Heading3"/>
+      </w:pPr>
+      <w:r>
+        <w:t>Practice 1: explain the deciding evidence</w:t>
+      </w:r>
+    </w:p>
+    <w:p>
+      <w:pPr>
+        <w:pStyle w:val="ListBullet"/>
+      </w:pPr>
+      <w:r>
+        <w:t>Which labelled step matches this detail? The saved totals cannot tell which box has more red pencils.</w:t>
+      </w:r>
+    </w:p>
+    <w:p>
+      <w:pPr>
+        <w:pStyle w:val="ListBullet"/>
+      </w:pPr>
+      <w:r>
+        <w:t>1. Add counts</w:t>
+      </w:r>
+    </w:p>
+    <w:p>
+      <w:pPr>
+        <w:pStyle w:val="ListBullet"/>
+      </w:pPr>
+      <w:r>
+        <w:t>2. Read colours</w:t>
+      </w:r>
+    </w:p>
+    <w:p>
+      <w:pPr>
+        <w:pStyle w:val="ListBullet"/>
+      </w:pPr>
+      <w:r>
+        <w:t>3. Ask a new question</w:t>
+      </w:r>
+    </w:p>
+    <w:p>
+      <w:pPr>
+        <w:pStyle w:val="ListBullet"/>
+      </w:pPr>
+      <w:r>
+        <w:t>4. Store total</w:t>
+      </w:r>
+    </w:p>
+    <w:p>
+      <w:pPr>
+        <w:pStyle w:val="Heading3"/>
+      </w:pPr>
+      <w:r>
+        <w:t>My selected conclusion, deciding fact and explanation</w:t>
+      </w:r>
+    </w:p>
+    <w:p>
+      <w:r>
+        <w:t>________________________________________________________________</w:t>
+      </w:r>
+    </w:p>
+    <w:p>
+      <w:r>
+        <w:t>________________________________________________________________</w:t>
+      </w:r>
+    </w:p>
+    <w:p>
+      <w:r>
+        <w:t>________________________________________________________________</w:t>
+      </w:r>
+    </w:p>
+    <w:p>
+      <w:r>
+        <w:t>________________________________________________________________</w:t>
+      </w:r>
+    </w:p>
+    <w:p>
+      <w:r>
+        <w:t>________________________________________________________________</w:t>
+      </w:r>
+    </w:p>
+    <w:p>
+      <w:pPr>
+        <w:pStyle w:val="ListBullet"/>
+      </w:pPr>
+      <w:r>
+        <w:t>Hint if needed: Read the steps in the pictorial case. Match the supplied detail to the stage that performs or records it.</w:t>
+      </w:r>
+    </w:p>
+    <w:p>
+      <w:pPr>
+        <w:pStyle w:val="Heading2"/>
+      </w:pPr>
+      <w:r>
+        <w:t>Check the first explanation · reference / check after trying</w:t>
+      </w:r>
+    </w:p>
+    <w:p>
+      <w:pPr>
+        <w:spacing w:line="336" w:lineRule="auto" w:after="180"/>
+      </w:pPr>
+      <w:r>
+        <w:rPr>
+          <w:b w:val="0"/>
+        </w:rPr>
+        <w:t>After your attempt, compare with the supported explanation: Ask a new question The saved totals cannot tell which box has more red pencils.</w:t>
+      </w:r>
+    </w:p>
+    <w:p>
+      <w:pPr>
+        <w:spacing w:line="336" w:lineRule="auto" w:after="180"/>
+      </w:pPr>
+      <w:r>
+        <w:rPr>
+          <w:b w:val="0"/>
+        </w:rPr>
+        <w:t xml:space="preserve">Adding preserves the number of pencils but discards how that number was divided between colours. Both distinct </w:t>
+      </w:r>
+      <w:r>
+        <w:rPr>
+          <w:b/>
+        </w:rPr>
+        <w:t>input</w:t>
+      </w:r>
+      <w:r>
+        <w:rPr>
+          <w:b w:val="0"/>
+        </w:rPr>
+        <w:t xml:space="preserve">s lead to the same stored </w:t>
+      </w:r>
+      <w:r>
+        <w:rPr>
+          <w:b/>
+        </w:rPr>
+        <w:t>output</w:t>
+      </w:r>
+      <w:r>
+        <w:rPr>
+          <w:b w:val="0"/>
+        </w:rPr>
+        <w:t>.</w:t>
+      </w:r>
+    </w:p>
+    <w:p>
+      <w:pPr>
+        <w:spacing w:line="336" w:lineRule="auto" w:after="180"/>
+      </w:pPr>
+      <w:r>
+        <w:rPr>
+          <w:b w:val="0"/>
+        </w:rPr>
+        <w:t>Working backwards from 6 therefore has several possible answers; it is not an instruction to divide equally.</w:t>
+      </w:r>
+    </w:p>
+    <w:p>
+      <w:pPr>
+        <w:pStyle w:val="Heading2"/>
+      </w:pPr>
+      <w:r>
+        <w:t>Changed-record question</w:t>
+      </w:r>
+    </w:p>
+    <w:p>
+      <w:pPr>
+        <w:pStyle w:val="Heading3"/>
+      </w:pPr>
+      <w:r>
+        <w:t>Practice 2: explain the deciding evidence</w:t>
+      </w:r>
+    </w:p>
+    <w:p>
+      <w:pPr>
+        <w:pStyle w:val="ListBullet"/>
+      </w:pPr>
+      <w:r>
+        <w:t>Changed-case practice: Store red count alongside total. Which conclusion is supported by the supplied facts?</w:t>
+      </w:r>
+    </w:p>
+    <w:p>
+      <w:pPr>
+        <w:pStyle w:val="ListBullet"/>
+      </w:pPr>
+      <w:r>
+        <w:t>1. The records become (6,2) and (6,5).</w:t>
+      </w:r>
+    </w:p>
+    <w:p>
+      <w:pPr>
+        <w:pStyle w:val="ListBullet"/>
+      </w:pPr>
+      <w:r>
+        <w:t>2. This one example guarantees correct results for every future input.</w:t>
+      </w:r>
+    </w:p>
+    <w:p>
+      <w:pPr>
+        <w:pStyle w:val="ListBullet"/>
+      </w:pPr>
+      <w:r>
+        <w:t>3. We can decide the result without examining the changed input or the procedure.</w:t>
+      </w:r>
+    </w:p>
+    <w:p>
+      <w:pPr>
+        <w:pStyle w:val="Heading3"/>
+      </w:pPr>
+      <w:r>
+        <w:t>My selected conclusion, deciding fact and explanation</w:t>
+      </w:r>
+    </w:p>
+    <w:p>
+      <w:r>
+        <w:t>________________________________________________________________</w:t>
+      </w:r>
+    </w:p>
+    <w:p>
+      <w:r>
+        <w:t>________________________________________________________________</w:t>
+      </w:r>
+    </w:p>
+    <w:p>
+      <w:r>
+        <w:t>________________________________________________________________</w:t>
+      </w:r>
+    </w:p>
+    <w:p>
+      <w:r>
+        <w:t>________________________________________________________________</w:t>
+      </w:r>
+    </w:p>
+    <w:p>
+      <w:r>
+        <w:t>________________________________________________________________</w:t>
+      </w:r>
+    </w:p>
+    <w:p>
+      <w:pPr>
+        <w:pStyle w:val="ListBullet"/>
+      </w:pPr>
+      <w:r>
+        <w:t>Hint if needed: Use the changed condition and the deciding step in the pictorial trace. The answer must say what follows from those facts.</w:t>
+      </w:r>
+    </w:p>
+    <w:p>
+      <w:pPr>
+        <w:pStyle w:val="Heading2"/>
+      </w:pPr>
+      <w:r>
+        <w:t>Check the changed record · reference / check after trying</w:t>
+      </w:r>
+    </w:p>
+    <w:p>
+      <w:pPr>
+        <w:spacing w:line="336" w:lineRule="auto" w:after="180"/>
+      </w:pPr>
+      <w:r>
+        <w:rPr>
+          <w:b w:val="0"/>
+        </w:rPr>
+        <w:t>After your attempt, compare with the supported explanation: The records become (6,2) and (6,5). Blue count can now be recovered by total minus red, assuming these are the only colours.</w:t>
+      </w:r>
+    </w:p>
+    <w:p>
+      <w:pPr>
+        <w:pStyle w:val="Heading2"/>
+      </w:pPr>
+      <w:r>
+        <w:t>Repair and save your work</w:t>
+      </w:r>
+    </w:p>
+    <w:p>
+      <w:pPr>
+        <w:spacing w:line="336" w:lineRule="auto" w:after="180"/>
+      </w:pPr>
+      <w:r>
+        <w:rPr>
+          <w:b w:val="0"/>
+        </w:rPr>
+        <w:t>Review AI or Not? (ai-1/1). Goal: Distinguish an observed result from an explanation of how it was produced. Short practice: Point to the learned stage. Does the changed display prove the weather forecast changed?.</w:t>
+      </w:r>
+    </w:p>
+    <w:p>
+      <w:pPr>
+        <w:spacing w:line="336" w:lineRule="auto" w:after="180"/>
+      </w:pPr>
+      <w:r>
+        <w:rPr>
+          <w:b w:val="0"/>
+        </w:rPr>
+        <w:t>Return to this week and explain what you changed.</w:t>
+      </w:r>
+    </w:p>
+    <w:p>
+      <w:pPr>
+        <w:spacing w:line="336" w:lineRule="auto" w:after="180"/>
+      </w:pPr>
+      <w:r>
+        <w:rPr>
+          <w:b w:val="0"/>
+        </w:rPr>
+        <w:t xml:space="preserve">Use Download completed work in the hosted lesson to export your answers, reflections, practice feedback and code-run </w:t>
+      </w:r>
+      <w:r>
+        <w:rPr>
+          <w:b/>
+        </w:rPr>
+        <w:t>evidence</w:t>
+      </w:r>
+      <w:r>
+        <w:rPr>
+          <w:b w:val="0"/>
+        </w:rPr>
+        <w:t>. Open the HTML copy to read or print it.</w:t>
+      </w:r>
+    </w:p>
+    <w:p>
+      <w:pPr>
+        <w:spacing w:line="336" w:lineRule="auto" w:after="180"/>
+      </w:pPr>
+      <w:r>
+        <w:rPr>
+          <w:b w:val="0"/>
+        </w:rPr>
+        <w:t>Drafts stay in this browser when storage is available; clear drafts on a shared device.</w:t>
+      </w:r>
+    </w:p>
+    <w:p>
+      <w:pPr>
+        <w:pStyle w:val="Heading3"/>
+      </w:pPr>
+      <w:r>
+        <w:t>What I repaired, the evidence I kept and the next test</w:t>
+      </w:r>
+    </w:p>
+    <w:p>
+      <w:r>
+        <w:t>________________________________________________________________</w:t>
+      </w:r>
+    </w:p>
+    <w:p>
+      <w:r>
+        <w:t>________________________________________________________________</w:t>
+      </w:r>
+    </w:p>
+    <w:p>
+      <w:r>
+        <w:t>________________________________________________________________</w:t>
+      </w:r>
+    </w:p>
+    <w:p>
+      <w:r>
+        <w:t>________________________________________________________________</w:t>
+      </w:r>
+    </w:p>
+    <w:p>
+      <w:r>
+        <w:t>________________________________________________________________</w:t>
+      </w:r>
+    </w:p>
+    <w:p>
+      <w:pPr>
+        <w:pStyle w:val="Heading2"/>
+      </w:pPr>
+      <w:r>
+        <w:t>Earlier wording, alternative practice and picture transcripts · reference / check after trying</w:t>
       </w:r>
     </w:p>
     <w:p>
@@ -2119,80 +2561,10 @@
     </w:p>
     <w:p>
       <w:pPr>
-        <w:spacing w:line="336" w:lineRule="auto" w:after="180"/>
-      </w:pPr>
-      <w:r>
-        <w:rPr>
-          <w:b w:val="0"/>
-        </w:rPr>
-        <w:t>A fictional classroom cupboard records coloured pencils, then reports just a total.</w:t>
-      </w:r>
-    </w:p>
-    <w:p>
-      <w:pPr>
         <w:pStyle w:val="Heading3"/>
       </w:pPr>
       <w:r>
-        <w:t>Practice 1: explain the deciding evidence</w:t>
-      </w:r>
-    </w:p>
-    <w:p>
-      <w:pPr>
-        <w:spacing w:line="336" w:lineRule="auto" w:after="180"/>
-      </w:pPr>
-      <w:r>
-        <w:rPr>
-          <w:b w:val="0"/>
-        </w:rPr>
-        <w:t>Which labelled step matches this detail? The saved totals cannot tell which box has more red pencils.</w:t>
-      </w:r>
-    </w:p>
-    <w:p>
-      <w:pPr>
-        <w:spacing w:line="336" w:lineRule="auto" w:after="180"/>
-        <w:shd w:fill="F4F9FC"/>
-      </w:pPr>
-      <w:r>
-        <w:rPr>
-          <w:b w:val="0"/>
-        </w:rPr>
-        <w:t>1. Add counts</w:t>
-      </w:r>
-    </w:p>
-    <w:p>
-      <w:pPr>
-        <w:spacing w:line="336" w:lineRule="auto" w:after="180"/>
-        <w:shd w:fill="F4F9FC"/>
-      </w:pPr>
-      <w:r>
-        <w:rPr>
-          <w:b w:val="0"/>
-        </w:rPr>
-        <w:t>2. Read colours</w:t>
-      </w:r>
-    </w:p>
-    <w:p>
-      <w:pPr>
-        <w:spacing w:line="336" w:lineRule="auto" w:after="180"/>
-        <w:shd w:fill="F4F9FC"/>
-      </w:pPr>
-      <w:r>
-        <w:rPr>
-          <w:b w:val="0"/>
-        </w:rPr>
-        <w:t>3. Ask a new question</w:t>
-      </w:r>
-    </w:p>
-    <w:p>
-      <w:pPr>
-        <w:spacing w:line="336" w:lineRule="auto" w:after="180"/>
-        <w:shd w:fill="F4F9FC"/>
-      </w:pPr>
-      <w:r>
-        <w:rPr>
-          <w:b w:val="0"/>
-        </w:rPr>
-        <w:t>4. Store total</w:t>
+        <w:t>Repair a missing building block</w:t>
       </w:r>
     </w:p>
     <w:p>
@@ -2200,416 +2572,25 @@
         <w:pStyle w:val="Heading3"/>
       </w:pPr>
       <w:r>
-        <w:t>My selected conclusion, deciding fact and explanation</w:t>
-      </w:r>
-    </w:p>
-    <w:p>
-      <w:r>
-        <w:t>________________________________________________________________</w:t>
-      </w:r>
-    </w:p>
-    <w:p>
-      <w:r>
-        <w:t>________________________________________________________________</w:t>
-      </w:r>
-    </w:p>
-    <w:p>
-      <w:r>
-        <w:t>________________________________________________________________</w:t>
-      </w:r>
-    </w:p>
-    <w:p>
-      <w:r>
-        <w:t>________________________________________________________________</w:t>
-      </w:r>
-    </w:p>
-    <w:p>
-      <w:r>
-        <w:t>________________________________________________________________</w:t>
-      </w:r>
-    </w:p>
-    <w:p>
-      <w:pPr>
-        <w:pStyle w:val="Heading3"/>
-      </w:pPr>
-      <w:r>
-        <w:t>Hint · try first</w:t>
-      </w:r>
-    </w:p>
-    <w:p>
-      <w:pPr>
-        <w:spacing w:line="336" w:lineRule="auto" w:after="180"/>
-        <w:shd w:fill="F1F6F8"/>
-      </w:pPr>
-      <w:r>
-        <w:rPr>
-          <w:b w:val="0"/>
-        </w:rPr>
-        <w:t>Hint if needed: Read the steps in the pictorial case. Match the supplied detail to the stage that performs or records it.</w:t>
-      </w:r>
-    </w:p>
-    <w:p>
-      <w:pPr>
-        <w:pStyle w:val="Heading3"/>
-      </w:pPr>
-      <w:r>
-        <w:t>Feedback · compare after trying</w:t>
-      </w:r>
-    </w:p>
-    <w:p>
-      <w:pPr>
-        <w:spacing w:line="336" w:lineRule="auto" w:after="180"/>
-        <w:shd w:fill="F1F6FC"/>
-      </w:pPr>
-      <w:r>
-        <w:rPr>
-          <w:b w:val="0"/>
-        </w:rPr>
-        <w:t>After your attempt, compare with the supported explanation: Ask a new question The saved totals cannot tell which box has more red pencils.</w:t>
-      </w:r>
-    </w:p>
-    <w:p>
-      <w:pPr>
-        <w:spacing w:line="336" w:lineRule="auto" w:after="180"/>
-        <w:shd w:fill="F1F6FC"/>
-      </w:pPr>
-      <w:r>
-        <w:rPr>
-          <w:b w:val="0"/>
-        </w:rPr>
-        <w:t xml:space="preserve">Adding preserves the number of pencils but discards how that number was divided between colours. Both distinct </w:t>
-      </w:r>
-      <w:r>
-        <w:rPr>
-          <w:b/>
-        </w:rPr>
-        <w:t>input</w:t>
-      </w:r>
-      <w:r>
-        <w:rPr>
-          <w:b w:val="0"/>
-        </w:rPr>
-        <w:t xml:space="preserve">s lead to the same stored </w:t>
-      </w:r>
-      <w:r>
-        <w:rPr>
-          <w:b/>
-        </w:rPr>
-        <w:t>output</w:t>
-      </w:r>
-      <w:r>
-        <w:rPr>
-          <w:b w:val="0"/>
-        </w:rPr>
-        <w:t>.</w:t>
-      </w:r>
-    </w:p>
-    <w:p>
-      <w:pPr>
-        <w:spacing w:line="336" w:lineRule="auto" w:after="180"/>
-        <w:shd w:fill="F1F6FC"/>
-      </w:pPr>
-      <w:r>
-        <w:rPr>
-          <w:b w:val="0"/>
-        </w:rPr>
-        <w:t>Working backwards from 6 therefore has several possible answers; it is not an instruction to divide equally.</w:t>
-      </w:r>
-    </w:p>
-    <w:p>
-      <w:pPr>
-        <w:pStyle w:val="Heading3"/>
-      </w:pPr>
-      <w:r>
-        <w:t>Practice 2: explain the deciding evidence</w:t>
-      </w:r>
-    </w:p>
-    <w:p>
-      <w:pPr>
-        <w:pStyle w:val="Heading3"/>
-      </w:pPr>
-      <w:r>
-        <w:t>Changed case · predict first</w:t>
-      </w:r>
-    </w:p>
-    <w:p>
-      <w:pPr>
-        <w:spacing w:line="336" w:lineRule="auto" w:after="180"/>
-        <w:shd w:fill="F5F1FB"/>
-      </w:pPr>
-      <w:r>
-        <w:rPr>
-          <w:b w:val="0"/>
-        </w:rPr>
-        <w:t>Changed-case practice: Store red count alongside total. Which conclusion is supported by the supplied facts?</w:t>
-      </w:r>
-    </w:p>
-    <w:p>
-      <w:pPr>
-        <w:spacing w:line="336" w:lineRule="auto" w:after="180"/>
-        <w:shd w:fill="F4F9FC"/>
-      </w:pPr>
-      <w:r>
-        <w:rPr>
-          <w:b w:val="0"/>
-        </w:rPr>
-        <w:t>1. The records become (6,2) and (6,5).</w:t>
-      </w:r>
-    </w:p>
-    <w:p>
-      <w:pPr>
-        <w:spacing w:line="336" w:lineRule="auto" w:after="180"/>
-        <w:shd w:fill="F4F9FC"/>
-      </w:pPr>
-      <w:r>
-        <w:rPr>
-          <w:b w:val="0"/>
-        </w:rPr>
-        <w:t xml:space="preserve">2. This one example guarantees correct results for every future </w:t>
-      </w:r>
-      <w:r>
-        <w:rPr>
-          <w:b/>
-        </w:rPr>
-        <w:t>input</w:t>
-      </w:r>
-      <w:r>
-        <w:rPr>
-          <w:b w:val="0"/>
-        </w:rPr>
-        <w:t>.</w:t>
-      </w:r>
-    </w:p>
-    <w:p>
-      <w:pPr>
-        <w:spacing w:line="336" w:lineRule="auto" w:after="180"/>
-        <w:shd w:fill="F4F9FC"/>
-      </w:pPr>
-      <w:r>
-        <w:rPr>
-          <w:b w:val="0"/>
-        </w:rPr>
-        <w:t xml:space="preserve">3. We can decide the result without examining the changed </w:t>
-      </w:r>
-      <w:r>
-        <w:rPr>
-          <w:b/>
-        </w:rPr>
-        <w:t>input</w:t>
-      </w:r>
-      <w:r>
-        <w:rPr>
-          <w:b w:val="0"/>
-        </w:rPr>
-        <w:t xml:space="preserve"> or the procedure.</w:t>
-      </w:r>
-    </w:p>
-    <w:p>
-      <w:pPr>
-        <w:pStyle w:val="Heading3"/>
-      </w:pPr>
-      <w:r>
-        <w:t>My selected conclusion, deciding fact and explanation</w:t>
-      </w:r>
-    </w:p>
-    <w:p>
-      <w:r>
-        <w:t>________________________________________________________________</w:t>
-      </w:r>
-    </w:p>
-    <w:p>
-      <w:r>
-        <w:t>________________________________________________________________</w:t>
-      </w:r>
-    </w:p>
-    <w:p>
-      <w:r>
-        <w:t>________________________________________________________________</w:t>
-      </w:r>
-    </w:p>
-    <w:p>
-      <w:r>
-        <w:t>________________________________________________________________</w:t>
-      </w:r>
-    </w:p>
-    <w:p>
-      <w:r>
-        <w:t>________________________________________________________________</w:t>
-      </w:r>
-    </w:p>
-    <w:p>
-      <w:pPr>
-        <w:pStyle w:val="Heading3"/>
-      </w:pPr>
-      <w:r>
-        <w:t>Hint · try first</w:t>
-      </w:r>
-    </w:p>
-    <w:p>
-      <w:pPr>
-        <w:spacing w:line="336" w:lineRule="auto" w:after="180"/>
-        <w:shd w:fill="F1F6F8"/>
-      </w:pPr>
-      <w:r>
-        <w:rPr>
-          <w:b w:val="0"/>
-        </w:rPr>
-        <w:t xml:space="preserve">Hint if needed: Use the changed condition and the deciding step in the pictorial </w:t>
-      </w:r>
-      <w:r>
-        <w:rPr>
-          <w:b/>
-        </w:rPr>
-        <w:t>trace</w:t>
-      </w:r>
-      <w:r>
-        <w:rPr>
-          <w:b w:val="0"/>
-        </w:rPr>
-        <w:t>. The answer must say what follows from those facts.</w:t>
-      </w:r>
-    </w:p>
-    <w:p>
-      <w:pPr>
-        <w:pStyle w:val="Heading3"/>
-      </w:pPr>
-      <w:r>
-        <w:t>Feedback · compare after trying</w:t>
-      </w:r>
-    </w:p>
-    <w:p>
-      <w:pPr>
-        <w:spacing w:line="336" w:lineRule="auto" w:after="180"/>
-        <w:shd w:fill="F1F6FC"/>
-      </w:pPr>
-      <w:r>
-        <w:rPr>
-          <w:b w:val="0"/>
-        </w:rPr>
-        <w:t>After your attempt, compare with the supported explanation: The records become (6,2) and (6,5). Blue count can now be recovered by total minus red, assuming these are the only colours.</w:t>
-      </w:r>
-    </w:p>
-    <w:p>
-      <w:pPr>
-        <w:pStyle w:val="Heading3"/>
-      </w:pPr>
-      <w:r>
-        <w:t>Repair a missing building block</w:t>
-      </w:r>
-    </w:p>
-    <w:p>
-      <w:pPr>
-        <w:spacing w:line="336" w:lineRule="auto" w:after="180"/>
-      </w:pPr>
-      <w:r>
-        <w:rPr>
-          <w:b w:val="0"/>
-        </w:rPr>
-        <w:t>Review AI or Not? (ai-1/1). Goal: Distinguish an observed result from an explanation of how it was produced. Short practice: Point to the learned stage. Does the changed display prove the weather forecast changed?.</w:t>
-      </w:r>
-    </w:p>
-    <w:p>
-      <w:pPr>
-        <w:spacing w:line="336" w:lineRule="auto" w:after="180"/>
-      </w:pPr>
-      <w:r>
-        <w:rPr>
-          <w:b w:val="0"/>
-        </w:rPr>
-        <w:t>Return to this week and explain what you changed.</w:t>
-      </w:r>
-    </w:p>
-    <w:p>
-      <w:pPr>
-        <w:pStyle w:val="Heading3"/>
-      </w:pPr>
-      <w:r>
         <w:t>Keep your completed work</w:t>
       </w:r>
     </w:p>
     <w:p>
       <w:pPr>
-        <w:spacing w:line="336" w:lineRule="auto" w:after="180"/>
-      </w:pPr>
-      <w:r>
-        <w:rPr>
-          <w:b w:val="0"/>
-        </w:rPr>
-        <w:t xml:space="preserve">Use Download completed work in the hosted lesson to export your answers, reflections, practice feedback and code-run </w:t>
-      </w:r>
-      <w:r>
-        <w:rPr>
-          <w:b/>
-        </w:rPr>
-        <w:t>evidence</w:t>
-      </w:r>
-      <w:r>
-        <w:rPr>
-          <w:b w:val="0"/>
-        </w:rPr>
-        <w:t>. Open the HTML copy to read or print it.</w:t>
-      </w:r>
-    </w:p>
-    <w:p>
-      <w:pPr>
-        <w:spacing w:line="336" w:lineRule="auto" w:after="180"/>
-      </w:pPr>
-      <w:r>
-        <w:rPr>
-          <w:b w:val="0"/>
-        </w:rPr>
-        <w:t>Drafts stay in this browser when storage is available; clear drafts on a shared device.</w:t>
-      </w:r>
-    </w:p>
-    <w:p>
-      <w:pPr>
-        <w:pStyle w:val="Heading3"/>
-      </w:pPr>
-      <w:r>
-        <w:t>What I repaired, the evidence I kept and the next test</w:t>
-      </w:r>
-    </w:p>
-    <w:p>
-      <w:r>
-        <w:t>________________________________________________________________</w:t>
-      </w:r>
-    </w:p>
-    <w:p>
-      <w:r>
-        <w:t>________________________________________________________________</w:t>
-      </w:r>
-    </w:p>
-    <w:p>
-      <w:r>
-        <w:t>________________________________________________________________</w:t>
-      </w:r>
-    </w:p>
-    <w:p>
-      <w:r>
-        <w:t>________________________________________________________________</w:t>
-      </w:r>
-    </w:p>
-    <w:p>
-      <w:r>
-        <w:t>________________________________________________________________</w:t>
-      </w:r>
-    </w:p>
-    <w:p>
-      <w:pPr>
         <w:pStyle w:val="Heading1"/>
       </w:pPr>
       <w:r>
-        <w:t>21. Visual concept journey</w:t>
-      </w:r>
-    </w:p>
-    <w:p>
-      <w:r>
-        <w:t>Explain each Input, Process, Output picture from its labels, then record a relevant limit.</w:t>
-      </w:r>
-    </w:p>
-    <w:p>
-      <w:pPr>
-        <w:pStyle w:val="Heading3"/>
+        <w:t>21. Reference · Six-picture response sheets</w:t>
+      </w:r>
+    </w:p>
+    <w:p>
+      <w:r>
+        <w:t>Choose the relevant picture rather than completing all six again.</w:t>
+      </w:r>
+    </w:p>
+    <w:p>
+      <w:pPr>
+        <w:pStyle w:val="Heading2"/>
       </w:pPr>
       <w:r>
         <w:t>01. Input, Process, Output: the case</w:t>
@@ -2688,7 +2669,6 @@
     <w:p>
       <w:pPr>
         <w:spacing w:line="336" w:lineRule="auto" w:after="180"/>
-        <w:shd w:fill="F5F1FB"/>
       </w:pPr>
       <w:r>
         <w:rPr>
@@ -2727,7 +2707,7 @@
     </w:p>
     <w:p>
       <w:pPr>
-        <w:pStyle w:val="Heading3"/>
+        <w:pStyle w:val="Heading2"/>
       </w:pPr>
       <w:r>
         <w:t>02. Follow the deciding steps</w:t>
@@ -2783,7 +2763,6 @@
     <w:p>
       <w:pPr>
         <w:spacing w:line="336" w:lineRule="auto" w:after="180"/>
-        <w:shd w:fill="F5F1FB"/>
       </w:pPr>
       <w:r>
         <w:rPr>
@@ -2834,7 +2813,7 @@
     </w:p>
     <w:p>
       <w:pPr>
-        <w:pStyle w:val="Heading3"/>
+        <w:pStyle w:val="Heading2"/>
       </w:pPr>
       <w:r>
         <w:t>03. Different pencil colours. The same total.</w:t>
@@ -2890,7 +2869,6 @@
     <w:p>
       <w:pPr>
         <w:spacing w:line="336" w:lineRule="auto" w:after="180"/>
-        <w:shd w:fill="F5F1FB"/>
       </w:pPr>
       <w:r>
         <w:rPr>
@@ -2929,7 +2907,7 @@
     </w:p>
     <w:p>
       <w:pPr>
-        <w:pStyle w:val="Heading3"/>
+        <w:pStyle w:val="Heading2"/>
       </w:pPr>
       <w:r>
         <w:t>04. Change one thing. Trace what follows.</w:t>
@@ -2996,7 +2974,6 @@
     <w:p>
       <w:pPr>
         <w:spacing w:line="336" w:lineRule="auto" w:after="180"/>
-        <w:shd w:fill="F5F1FB"/>
       </w:pPr>
       <w:r>
         <w:rPr>
@@ -3035,7 +3012,7 @@
     </w:p>
     <w:p>
       <w:pPr>
-        <w:pStyle w:val="Heading3"/>
+        <w:pStyle w:val="Heading2"/>
       </w:pPr>
       <w:r>
         <w:t>05. Connect the explanation to its limit</w:t>
@@ -3126,7 +3103,6 @@
     <w:p>
       <w:pPr>
         <w:spacing w:line="336" w:lineRule="auto" w:after="180"/>
-        <w:shd w:fill="F5F1FB"/>
       </w:pPr>
       <w:r>
         <w:rPr>
@@ -3165,7 +3141,7 @@
     </w:p>
     <w:p>
       <w:pPr>
-        <w:pStyle w:val="Heading3"/>
+        <w:pStyle w:val="Heading2"/>
       </w:pPr>
       <w:r>
         <w:t>06. Make the idea visible in your project</w:t>
@@ -3256,7 +3232,6 @@
     <w:p>
       <w:pPr>
         <w:spacing w:line="336" w:lineRule="auto" w:after="180"/>
-        <w:shd w:fill="F5F1FB"/>
       </w:pPr>
       <w:r>
         <w:rPr>
@@ -3315,6 +3290,62 @@
     <w:p>
       <w:r>
         <w:t>________________________________________________________________</w:t>
+      </w:r>
+    </w:p>
+    <w:p>
+      <w:pPr>
+        <w:pStyle w:val="Heading2"/>
+      </w:pPr>
+      <w:r>
+        <w:t>Earlier wording, alternative practice and picture transcripts · reference / check after trying</w:t>
+      </w:r>
+    </w:p>
+    <w:p>
+      <w:pPr>
+        <w:pStyle w:val="Heading3"/>
+      </w:pPr>
+      <w:r>
+        <w:t>01. Input, Process, Output: the case</w:t>
+      </w:r>
+    </w:p>
+    <w:p>
+      <w:pPr>
+        <w:pStyle w:val="Heading3"/>
+      </w:pPr>
+      <w:r>
+        <w:t>02. Follow the deciding steps</w:t>
+      </w:r>
+    </w:p>
+    <w:p>
+      <w:pPr>
+        <w:pStyle w:val="Heading3"/>
+      </w:pPr>
+      <w:r>
+        <w:t>03. Different pencil colours. The same total.</w:t>
+      </w:r>
+    </w:p>
+    <w:p>
+      <w:pPr>
+        <w:pStyle w:val="Heading3"/>
+      </w:pPr>
+      <w:r>
+        <w:t>04. Change one thing. Trace what follows.</w:t>
+      </w:r>
+    </w:p>
+    <w:p>
+      <w:pPr>
+        <w:pStyle w:val="Heading3"/>
+      </w:pPr>
+      <w:r>
+        <w:t>05. Connect the explanation to its limit</w:t>
+      </w:r>
+    </w:p>
+    <w:p>
+      <w:pPr>
+        <w:pStyle w:val="Heading3"/>
+      </w:pPr>
+      <w:r>
+        <w:t>06. Make the idea visible in your project</w:t>
       </w:r>
     </w:p>
     <w:sectPr>
